--- a/guj/docx/030.content.docx
+++ b/guj/docx/030.content.docx
@@ -127,7 +127,7 @@
         <w:rPr>
           <w:lang w:val="gu_IN" w:bidi="gu_IN"/>
         </w:rPr>
-        <w:t>ફ</w:t>
+        <w:t>ભ</w:t>
       </w:r>
       <w:r>
         <w:rPr>
@@ -190,12 +190,26 @@
         <w:rPr>
           <w:lang w:val="gu_IN" w:bidi="gu_IN"/>
         </w:rPr>
-        <w:t>ફરમાન, ફરમાનો</w:t>
-      </w:r>
-      <w:r>
-        <w:rPr>
-          <w:lang w:val="gu_IN" w:bidi="gu_IN"/>
-        </w:rPr>
+        <w:t>ભઠ્ઠી</w:t>
+      </w:r>
+      <w:r>
+        <w:rPr>
+          <w:lang w:val="gu_IN" w:bidi="gu_IN"/>
+        </w:rPr>
+      </w:r>
+    </w:p>
+    <w:p>
+      <w:pPr/>
+      <w:r>
+        <w:rPr>
+          <w:lang w:val="gu_IN" w:bidi="gu_IN"/>
+        </w:rPr>
+      </w:r>
+      <w:r>
+        <w:rPr>
+          <w:lang w:val="gu_IN" w:bidi="gu_IN"/>
+        </w:rPr>
+        <w:t>#ભઠ્ઠી #</w:t>
       </w:r>
     </w:p>
     <w:p>
@@ -206,7 +220,7 @@
         <w:rPr>
           <w:lang w:val="gu_IN" w:bidi="gu_IN"/>
         </w:rPr>
-        <w:t>વ્યાખ્યા:</w:t>
+        <w:t>સત્યો:</w:t>
       </w:r>
     </w:p>
     <w:p>
@@ -220,75 +234,61 @@
         <w:rPr>
           <w:lang w:val="gu_IN" w:bidi="gu_IN"/>
         </w:rPr>
-        <w:t>ફરમાન એક જાહેર કાયદો કે નિયમ છે કે જે લોકોને અનુસરવા માટે ધોરણો કે સૂચનાઓ આપે છે.</w:t>
-        <w:br/>
-      </w:r>
-      <w:r>
-        <w:rPr>
-          <w:lang w:val="gu_IN" w:bidi="gu_IN"/>
-        </w:rPr>
-        <w:t>આ શબ્દ “ઠરાવવું” શબ્દ સાથે સંબંધિત છે.</w:t>
-      </w:r>
-    </w:p>
-    <w:p>
-      <w:pPr>
-        <w:pStyle w:val="ListBullet"/>
-        <w:spacing w:line="240" w:lineRule="auto"/>
-        <w:ind w:left="720"/>
-      </w:pPr>
-      <w:r>
-        <w:rPr>
-          <w:lang w:val="gu_IN" w:bidi="gu_IN"/>
-        </w:rPr>
-      </w:r>
-      <w:r>
-        <w:rPr>
-          <w:lang w:val="gu_IN" w:bidi="gu_IN"/>
-        </w:rPr>
-        <w:t>ઘણીવાર ફરમાન એક રિવાજ છે કે જે વર્ષોના મહાવરાને કારણે ઘણો સ્થાપિત કાયદો બની ગયો છે.</w:t>
-      </w:r>
-    </w:p>
-    <w:p>
-      <w:pPr>
-        <w:pStyle w:val="ListBullet"/>
-        <w:spacing w:line="240" w:lineRule="auto"/>
-        <w:ind w:left="720"/>
-      </w:pPr>
-      <w:r>
-        <w:rPr>
-          <w:lang w:val="gu_IN" w:bidi="gu_IN"/>
-        </w:rPr>
-      </w:r>
-      <w:r>
-        <w:rPr>
-          <w:lang w:val="gu_IN" w:bidi="gu_IN"/>
-        </w:rPr>
-        <w:t>બાઇબલમાં, ફરમાન એવી બાબત હતી કે જેને ઈશ્વરે ઇઝરાયલીઓને પાળવા આજ્ઞા કરી હતી.</w:t>
-        <w:br/>
-      </w:r>
-      <w:r>
-        <w:rPr>
-          <w:lang w:val="gu_IN" w:bidi="gu_IN"/>
-        </w:rPr>
-        <w:t>ઘણીવાર ઈશ્વરે તેઓને તે હંમેશાં પાળવા આજ્ઞા કરી હતી.</w:t>
-      </w:r>
-    </w:p>
-    <w:p>
-      <w:pPr>
-        <w:pStyle w:val="ListBullet"/>
-        <w:spacing w:line="240" w:lineRule="auto"/>
-        <w:ind w:left="720"/>
-      </w:pPr>
-      <w:r>
-        <w:rPr>
-          <w:lang w:val="gu_IN" w:bidi="gu_IN"/>
-        </w:rPr>
-      </w:r>
-      <w:r>
-        <w:rPr>
-          <w:lang w:val="gu_IN" w:bidi="gu_IN"/>
-        </w:rPr>
-        <w:t>“ફરમાન” શબ્દનો અનુવાદ સંદર્ભ પ્રમાણે “જાહેર વટહુકમ” અથવા તો “ધારાધોરણ” અથવા તો “નિયમ” તરીકે કરી શકાય.</w:t>
+        <w:t>ભઠ્ઠી એ ખૂબ જ મોટો ચૂલો હતો કે જેમાં વસ્તુઓને ઊંચા તાપમાને ગરમ કરવા માટે વાપરવામાં આવતો હતો.</w:t>
+      </w:r>
+    </w:p>
+    <w:p>
+      <w:pPr>
+        <w:pStyle w:val="ListBullet"/>
+        <w:spacing w:line="240" w:lineRule="auto"/>
+        <w:ind w:left="720"/>
+      </w:pPr>
+      <w:r>
+        <w:rPr>
+          <w:lang w:val="gu_IN" w:bidi="gu_IN"/>
+        </w:rPr>
+      </w:r>
+      <w:r>
+        <w:rPr>
+          <w:lang w:val="gu_IN" w:bidi="gu_IN"/>
+        </w:rPr>
+        <w:t>પ્રાચીન સમયમાં, મોટાભાગની ભઠ્ઠીઓ વસ્તુઓ બનાવવા માટેના ધાતુઓને ઓગાળવા વાપરવામાં આવતી હતી, જેવી કે રાંધવાના વાસણો, આભૂષણો, શસ્ત્રો, અને મૂર્તિઓ.</w:t>
+      </w:r>
+    </w:p>
+    <w:p>
+      <w:pPr>
+        <w:pStyle w:val="ListBullet"/>
+        <w:spacing w:line="240" w:lineRule="auto"/>
+        <w:ind w:left="720"/>
+      </w:pPr>
+      <w:r>
+        <w:rPr>
+          <w:lang w:val="gu_IN" w:bidi="gu_IN"/>
+        </w:rPr>
+      </w:r>
+      <w:r>
+        <w:rPr>
+          <w:lang w:val="gu_IN" w:bidi="gu_IN"/>
+        </w:rPr>
+        <w:t>ભઠ્ઠીઓમાં માટીની કુલડીઓ પણ બનાવવા આવતી હતી.</w:t>
+      </w:r>
+    </w:p>
+    <w:p>
+      <w:pPr>
+        <w:pStyle w:val="ListBullet"/>
+        <w:spacing w:line="240" w:lineRule="auto"/>
+        <w:ind w:left="720"/>
+      </w:pPr>
+      <w:r>
+        <w:rPr>
+          <w:lang w:val="gu_IN" w:bidi="gu_IN"/>
+        </w:rPr>
+      </w:r>
+      <w:r>
+        <w:rPr>
+          <w:lang w:val="gu_IN" w:bidi="gu_IN"/>
+        </w:rPr>
+        <w:t>રૂપકાત્મક રીતે ક્યારેક ભઠ્ઠીને કંઈક કે જે ખૂબ જ ગરમ છે, તેને દર્શાવવા માટે તેનો ઉપયોગ કરવામાં આવે છે.</w:t>
       </w:r>
     </w:p>
     <w:p>
@@ -302,13 +302,13 @@
         <w:rPr>
           <w:lang w:val="gu_IN" w:bidi="gu_IN"/>
         </w:rPr>
-        <w:t xml:space="preserve">(આ પણ જૂઓ: </w:t>
-      </w:r>
-      <w:r>
-        <w:rPr>
-          <w:lang w:val="gu_IN" w:bidi="gu_IN"/>
-        </w:rPr>
-        <w:t>આજ્ઞા</w:t>
+        <w:t xml:space="preserve">(આ પણ જુઓ: </w:t>
+      </w:r>
+      <w:r>
+        <w:rPr>
+          <w:lang w:val="gu_IN" w:bidi="gu_IN"/>
+        </w:rPr>
+        <w:t>જૂઠો દેવ</w:t>
       </w:r>
       <w:r>
         <w:rPr>
@@ -320,43 +320,7 @@
         <w:rPr>
           <w:lang w:val="gu_IN" w:bidi="gu_IN"/>
         </w:rPr>
-        <w:t>વટહુકમ</w:t>
-      </w:r>
-      <w:r>
-        <w:rPr>
-          <w:lang w:val="gu_IN" w:bidi="gu_IN"/>
-        </w:rPr>
-        <w:t xml:space="preserve">, </w:t>
-      </w:r>
-      <w:r>
-        <w:rPr>
-          <w:lang w:val="gu_IN" w:bidi="gu_IN"/>
-        </w:rPr>
-        <w:t>નિયમ</w:t>
-      </w:r>
-      <w:r>
-        <w:rPr>
-          <w:lang w:val="gu_IN" w:bidi="gu_IN"/>
-        </w:rPr>
-        <w:t xml:space="preserve">, </w:t>
-      </w:r>
-      <w:r>
-        <w:rPr>
-          <w:lang w:val="gu_IN" w:bidi="gu_IN"/>
-        </w:rPr>
-        <w:t>ઠરાવવું</w:t>
-      </w:r>
-      <w:r>
-        <w:rPr>
-          <w:lang w:val="gu_IN" w:bidi="gu_IN"/>
-        </w:rPr>
-        <w:t xml:space="preserve">, </w:t>
-      </w:r>
-      <w:r>
-        <w:rPr>
-          <w:lang w:val="gu_IN" w:bidi="gu_IN"/>
-        </w:rPr>
-        <w:t>કાયદો</w:t>
+        <w:t>છબી</w:t>
       </w:r>
       <w:r>
         <w:rPr>
@@ -373,7 +337,7 @@
         <w:rPr>
           <w:lang w:val="gu_IN" w:bidi="gu_IN"/>
         </w:rPr>
-        <w:t>બાઇબલના સંદર્ભો:</w:t>
+        <w:t>બાઈબલની કલમો:</w:t>
       </w:r>
     </w:p>
     <w:p>
@@ -396,7 +360,7 @@
             <w:color w:val="0000EE"/>
             <w:u w:val="single"/>
           </w:rPr>
-          <w:t>પુનર્નિયમ 4:13–14</w:t>
+          <w:t>1 રાજા 8:51–53</w:t>
         </w:r>
       </w:hyperlink>
     </w:p>
@@ -420,7 +384,7 @@
             <w:color w:val="0000EE"/>
             <w:u w:val="single"/>
           </w:rPr>
-          <w:t>નિર્ગમન 27:20–21</w:t>
+          <w:t>ઉત્પત્તિ 19:26–28</w:t>
         </w:r>
       </w:hyperlink>
     </w:p>
@@ -444,7 +408,7 @@
             <w:color w:val="0000EE"/>
             <w:u w:val="single"/>
           </w:rPr>
-          <w:t>લેવીય 8:31–32</w:t>
+          <w:t>નીતિવચન 17:3–4</w:t>
         </w:r>
       </w:hyperlink>
     </w:p>
@@ -468,307 +432,12 @@
             <w:color w:val="0000EE"/>
             <w:u w:val="single"/>
           </w:rPr>
-          <w:t>માલાખી 3:6–7</w:t>
+          <w:t>ગીતશાસ્ત્ર 21:9–10</w:t>
         </w:r>
       </w:hyperlink>
     </w:p>
     <w:p>
       <w:pPr>
-        <w:pStyle w:val="Heading3"/>
-      </w:pPr>
-      <w:r>
-        <w:rPr>
-          <w:lang w:val="gu_IN" w:bidi="gu_IN"/>
-        </w:rPr>
-        <w:t>શબ્દ માહિતી:</w:t>
-      </w:r>
-    </w:p>
-    <w:p>
-      <w:pPr>
-        <w:pStyle w:val="ListBullet"/>
-        <w:spacing w:line="240" w:lineRule="auto"/>
-        <w:ind w:left="720"/>
-      </w:pPr>
-      <w:r>
-        <w:rPr>
-          <w:lang w:val="gu_IN" w:bidi="gu_IN"/>
-        </w:rPr>
-      </w:r>
-      <w:r>
-        <w:rPr>
-          <w:lang w:val="gu_IN" w:bidi="gu_IN"/>
-        </w:rPr>
-        <w:t>Strong's: H2706, H2708, H4687, H4931, H4941, G1296, G1345, G1378, G1379, G2937, G3862</w:t>
-      </w:r>
-      <w:r>
-        <w:rPr>
-          <w:lang w:val="gu_IN" w:bidi="gu_IN"/>
-        </w:rPr>
-      </w:r>
-      <w:r>
-        <w:rPr>
-          <w:lang w:val="gu_IN" w:bidi="gu_IN"/>
-        </w:rPr>
-      </w:r>
-    </w:p>
-    <w:p>
-      <w:pPr/>
-      <w:r>
-        <w:rPr>
-          <w:lang w:val="gu_IN" w:bidi="gu_IN"/>
-        </w:rPr>
-      </w:r>
-    </w:p>
-    <w:p>
-      <w:pPr>
-        <w:pStyle w:val="Heading2"/>
-      </w:pPr>
-      <w:r>
-        <w:rPr>
-          <w:lang w:val="gu_IN" w:bidi="gu_IN"/>
-        </w:rPr>
-        <w:t>ફરીથી જન્મ પામવો, ઈશ્વર દ્વારા જન્મેલો, નવો જન્મ</w:t>
-      </w:r>
-      <w:r>
-        <w:rPr>
-          <w:lang w:val="gu_IN" w:bidi="gu_IN"/>
-        </w:rPr>
-      </w:r>
-    </w:p>
-    <w:p>
-      <w:pPr>
-        <w:pStyle w:val="Heading3"/>
-      </w:pPr>
-      <w:r>
-        <w:rPr>
-          <w:lang w:val="gu_IN" w:bidi="gu_IN"/>
-        </w:rPr>
-        <w:t>વ્યાખ્યા:</w:t>
-      </w:r>
-    </w:p>
-    <w:p>
-      <w:pPr/>
-      <w:r>
-        <w:rPr>
-          <w:lang w:val="gu_IN" w:bidi="gu_IN"/>
-        </w:rPr>
-      </w:r>
-      <w:r>
-        <w:rPr>
-          <w:lang w:val="gu_IN" w:bidi="gu_IN"/>
-        </w:rPr>
-        <w:t>“નવો જન્મ” શબ્દ, પ્રથમ ઈસુ દ્વારા વપરાયો હતો, તેનો અર્થ એમ થાય છે કે જયારે ઈશ્વર વ્યક્તિને આત્મિક મૃત્યુમાંથી બદલીને નવું આધ્યાત્મિક જીવન આપે છે. “ઈશ્વર દ્વારા જન્મેલો” અને “આત્માથી જન્મેલો” શબ્દો દર્શાવે છે કે જયારે વ્યક્તિને નવું આત્મિક જીવન અપાયેલું હોય છે.</w:t>
-      </w:r>
-    </w:p>
-    <w:p>
-      <w:pPr>
-        <w:pStyle w:val="ListBullet"/>
-        <w:spacing w:line="240" w:lineRule="auto"/>
-        <w:ind w:left="720"/>
-      </w:pPr>
-      <w:r>
-        <w:rPr>
-          <w:lang w:val="gu_IN" w:bidi="gu_IN"/>
-        </w:rPr>
-      </w:r>
-      <w:r>
-        <w:rPr>
-          <w:lang w:val="gu_IN" w:bidi="gu_IN"/>
-        </w:rPr>
-        <w:t>બધા મનુષ્યો આધ્યાત્મિક રીતે મૃત સ્થિતિમાં જન્મેલા છે અને જયારે તેઓ ઈસુ ખ્રિસ્તને પોતાના તારનાર તરીકે સ્વીકારે છે ત્યારે તેઓ “નવો જન્મ” પામે છે.</w:t>
-      </w:r>
-    </w:p>
-    <w:p>
-      <w:pPr>
-        <w:pStyle w:val="ListBullet"/>
-        <w:spacing w:line="240" w:lineRule="auto"/>
-        <w:ind w:left="720"/>
-      </w:pPr>
-      <w:r>
-        <w:rPr>
-          <w:lang w:val="gu_IN" w:bidi="gu_IN"/>
-        </w:rPr>
-      </w:r>
-      <w:r>
-        <w:rPr>
-          <w:lang w:val="gu_IN" w:bidi="gu_IN"/>
-        </w:rPr>
-        <w:t>આત્મિક રીતે નવો જન્મ પામવાની ક્ષણથી જ ઈશ્વરના પવિત્ર આત્મા નવા વિશ્વાસીમાં રહેવા આવે છે અને તેના જીવનમાં તેને સારા આધ્યાત્મિક ફળ ઉપજાવવા સમર્થ કરે છે.</w:t>
-      </w:r>
-    </w:p>
-    <w:p>
-      <w:pPr>
-        <w:pStyle w:val="ListBullet"/>
-        <w:spacing w:line="240" w:lineRule="auto"/>
-        <w:ind w:left="720"/>
-      </w:pPr>
-      <w:r>
-        <w:rPr>
-          <w:lang w:val="gu_IN" w:bidi="gu_IN"/>
-        </w:rPr>
-      </w:r>
-      <w:r>
-        <w:rPr>
-          <w:lang w:val="gu_IN" w:bidi="gu_IN"/>
-        </w:rPr>
-        <w:t>વ્યક્તિ નવો જન્મ પામે તે ઈશ્વરનું કામ છે અને તે દ્વારા વ્યક્તિ ઈશ્વરનું બાળક બને છે.</w:t>
-      </w:r>
-    </w:p>
-    <w:p>
-      <w:pPr/>
-      <w:r>
-        <w:rPr>
-          <w:lang w:val="gu_IN" w:bidi="gu_IN"/>
-        </w:rPr>
-      </w:r>
-      <w:r>
-        <w:rPr>
-          <w:lang w:val="gu_IN" w:bidi="gu_IN"/>
-        </w:rPr>
-        <w:t>##ભાષાંતરના સુચનો: ##</w:t>
-      </w:r>
-    </w:p>
-    <w:p>
-      <w:pPr>
-        <w:pStyle w:val="ListBullet"/>
-        <w:spacing w:line="240" w:lineRule="auto"/>
-        <w:ind w:left="720"/>
-      </w:pPr>
-      <w:r>
-        <w:rPr>
-          <w:lang w:val="gu_IN" w:bidi="gu_IN"/>
-        </w:rPr>
-      </w:r>
-      <w:r>
-        <w:rPr>
-          <w:lang w:val="gu_IN" w:bidi="gu_IN"/>
-        </w:rPr>
-        <w:t>“નવો જન્મ પામવો” તેનું બીજી રીતે ભાષાંતર, “નવો જન્મેલું” અથવા “આધ્યાત્મિક જન્મ” થઇ શકે છે.</w:t>
-      </w:r>
-    </w:p>
-    <w:p>
-      <w:pPr>
-        <w:pStyle w:val="ListBullet"/>
-        <w:spacing w:line="240" w:lineRule="auto"/>
-        <w:ind w:left="720"/>
-      </w:pPr>
-      <w:r>
-        <w:rPr>
-          <w:lang w:val="gu_IN" w:bidi="gu_IN"/>
-        </w:rPr>
-      </w:r>
-      <w:r>
-        <w:rPr>
-          <w:lang w:val="gu_IN" w:bidi="gu_IN"/>
-        </w:rPr>
-        <w:t>શાબ્દિક અર્થ અનુસાર આ શબ્દનું શ્રેષ્ઠ ભાષાંતર કરવું હોય તો જે શબ્દ નવા જન્મેલા માટે વપરાય છે તેવો જ સામાન્ય ભાષાનો શબ્દ વાપરવો.</w:t>
-      </w:r>
-    </w:p>
-    <w:p>
-      <w:pPr>
-        <w:pStyle w:val="ListBullet"/>
-        <w:spacing w:line="240" w:lineRule="auto"/>
-        <w:ind w:left="720"/>
-      </w:pPr>
-      <w:r>
-        <w:rPr>
-          <w:lang w:val="gu_IN" w:bidi="gu_IN"/>
-        </w:rPr>
-      </w:r>
-      <w:r>
-        <w:rPr>
-          <w:lang w:val="gu_IN" w:bidi="gu_IN"/>
-        </w:rPr>
-        <w:t>“નવો જન્મ” શબ્દનું ભાષાંતર, “આધ્યાત્મિક જન્મ” થઇ શકે છે.</w:t>
-      </w:r>
-    </w:p>
-    <w:p>
-      <w:pPr>
-        <w:pStyle w:val="ListBullet"/>
-        <w:spacing w:line="240" w:lineRule="auto"/>
-        <w:ind w:left="720"/>
-      </w:pPr>
-      <w:r>
-        <w:rPr>
-          <w:lang w:val="gu_IN" w:bidi="gu_IN"/>
-        </w:rPr>
-      </w:r>
-      <w:r>
-        <w:rPr>
-          <w:lang w:val="gu_IN" w:bidi="gu_IN"/>
-        </w:rPr>
-        <w:t>“ઈશ્વર દ્વારા જન્મેલો” શબ્દનું ભાષાંતર, “ઈશ્વરના દ્વારા નવા જન્મેલા શિશુ જેવું જીવન હોવું” અથવા “ઈશ્વર દ્વારા અપાયેલું નવું જીવન” તરીકે કરી શકાય છે.</w:t>
-      </w:r>
-    </w:p>
-    <w:p>
-      <w:pPr>
-        <w:pStyle w:val="ListBullet"/>
-        <w:spacing w:line="240" w:lineRule="auto"/>
-        <w:ind w:left="720"/>
-      </w:pPr>
-      <w:r>
-        <w:rPr>
-          <w:lang w:val="gu_IN" w:bidi="gu_IN"/>
-        </w:rPr>
-      </w:r>
-      <w:r>
-        <w:rPr>
-          <w:lang w:val="gu_IN" w:bidi="gu_IN"/>
-        </w:rPr>
-        <w:t>એજ રીતે, “આત્માથી જન્મેલો” શબ્દનું ભાષાંતર, “પવિત્ર આત્મા દ્વારા અપાયેલું નવું જીવન” અથવા “ઈશ્વરનું બાળક બનવા માટે પવિત્ર આત્મા દ્વારા અપાયેલું સામર્થ્ય” અથવા “આત્માથી નવા જન્મેલા શિશુ જેવું નવું જીવન હોવું” એમ કરી શકાય છે.</w:t>
-      </w:r>
-    </w:p>
-    <w:p>
-      <w:pPr/>
-      <w:r>
-        <w:rPr>
-          <w:lang w:val="gu_IN" w:bidi="gu_IN"/>
-        </w:rPr>
-      </w:r>
-      <w:r>
-        <w:rPr>
-          <w:lang w:val="gu_IN" w:bidi="gu_IN"/>
-        </w:rPr>
-        <w:t xml:space="preserve">(આ પણ જુઓ : </w:t>
-      </w:r>
-      <w:r>
-        <w:rPr>
-          <w:lang w:val="gu_IN" w:bidi="gu_IN"/>
-        </w:rPr>
-        <w:t>પવિત્ર આત્મા</w:t>
-      </w:r>
-      <w:r>
-        <w:rPr>
-          <w:lang w:val="gu_IN" w:bidi="gu_IN"/>
-        </w:rPr>
-        <w:t xml:space="preserve">, </w:t>
-      </w:r>
-      <w:r>
-        <w:rPr>
-          <w:lang w:val="gu_IN" w:bidi="gu_IN"/>
-        </w:rPr>
-        <w:t>બચાવવું</w:t>
-      </w:r>
-      <w:r>
-        <w:rPr>
-          <w:lang w:val="gu_IN" w:bidi="gu_IN"/>
-        </w:rPr>
-        <w:t>)</w:t>
-      </w:r>
-    </w:p>
-    <w:p>
-      <w:pPr>
-        <w:pStyle w:val="Heading3"/>
-      </w:pPr>
-      <w:r>
-        <w:rPr>
-          <w:lang w:val="gu_IN" w:bidi="gu_IN"/>
-        </w:rPr>
-        <w:t>બાઈબલની કલમો :</w:t>
-      </w:r>
-    </w:p>
-    <w:p>
-      <w:pPr>
         <w:pStyle w:val="ListBullet"/>
         <w:spacing w:line="240" w:lineRule="auto"/>
         <w:ind w:left="720"/>
@@ -787,12 +456,322 @@
             <w:color w:val="0000EE"/>
             <w:u w:val="single"/>
           </w:rPr>
-          <w:t>1 યોહાન 3:9–10</w:t>
+          <w:t>પ્રકટીકરણ 9:1–2</w:t>
         </w:r>
       </w:hyperlink>
     </w:p>
     <w:p>
       <w:pPr>
+        <w:pStyle w:val="Heading3"/>
+      </w:pPr>
+      <w:r>
+        <w:rPr>
+          <w:lang w:val="gu_IN" w:bidi="gu_IN"/>
+        </w:rPr>
+        <w:t>શબ્દ માહિતી:</w:t>
+      </w:r>
+    </w:p>
+    <w:p>
+      <w:pPr>
+        <w:pStyle w:val="ListBullet"/>
+        <w:spacing w:line="240" w:lineRule="auto"/>
+        <w:ind w:left="720"/>
+      </w:pPr>
+      <w:r>
+        <w:rPr>
+          <w:lang w:val="gu_IN" w:bidi="gu_IN"/>
+        </w:rPr>
+      </w:r>
+      <w:r>
+        <w:rPr>
+          <w:lang w:val="gu_IN" w:bidi="gu_IN"/>
+        </w:rPr>
+        <w:t>Strong's: H861, H3536, H3564, H5948, H8574, G2575</w:t>
+      </w:r>
+      <w:r>
+        <w:rPr>
+          <w:lang w:val="gu_IN" w:bidi="gu_IN"/>
+        </w:rPr>
+      </w:r>
+      <w:r>
+        <w:rPr>
+          <w:lang w:val="gu_IN" w:bidi="gu_IN"/>
+        </w:rPr>
+      </w:r>
+    </w:p>
+    <w:p>
+      <w:pPr/>
+      <w:r>
+        <w:rPr>
+          <w:lang w:val="gu_IN" w:bidi="gu_IN"/>
+        </w:rPr>
+      </w:r>
+    </w:p>
+    <w:p>
+      <w:pPr>
+        <w:pStyle w:val="Heading2"/>
+      </w:pPr>
+      <w:r>
+        <w:rPr>
+          <w:lang w:val="gu_IN" w:bidi="gu_IN"/>
+        </w:rPr>
+        <w:t>ભરોસો/વિશ્વાસ, વિશ્વાસ કર્યો, વિશ્વસનીય, વિશ્વસનીયતા</w:t>
+      </w:r>
+      <w:r>
+        <w:rPr>
+          <w:lang w:val="gu_IN" w:bidi="gu_IN"/>
+        </w:rPr>
+      </w:r>
+    </w:p>
+    <w:p>
+      <w:pPr>
+        <w:pStyle w:val="Heading3"/>
+      </w:pPr>
+      <w:r>
+        <w:rPr>
+          <w:lang w:val="gu_IN" w:bidi="gu_IN"/>
+        </w:rPr>
+        <w:t>વ્યાખ્યા:</w:t>
+      </w:r>
+    </w:p>
+    <w:p>
+      <w:pPr/>
+      <w:r>
+        <w:rPr>
+          <w:lang w:val="gu_IN" w:bidi="gu_IN"/>
+        </w:rPr>
+      </w:r>
+      <w:r>
+        <w:rPr>
+          <w:lang w:val="gu_IN" w:bidi="gu_IN"/>
+        </w:rPr>
+        <w:t>કંઈક અથવા કોઈ વ્યક્તિ પર "વિશ્વાસ" કરવો એ એવું માને છે કે આ વસ્તુ અથવા વ્યક્તિ સાચી છે અથવા ભરોસાપાત્ર છે. એવી માન્યતાને "વિશ્વાસ" પણ કહેવામાં આવે છે. "વિશ્વસનીય" વ્યક્તિ તે છે જેના પર તમે વિશ્વાસ કરી શકો છો અને ખરું અને સાચું શું છે તે કહી શકો છો, અને તેથી તે વ્યક્તિ પાસે "વિશ્વસનીયતા"નો ગુણ હોય છે.</w:t>
+      </w:r>
+    </w:p>
+    <w:p>
+      <w:pPr>
+        <w:pStyle w:val="ListBullet"/>
+        <w:spacing w:line="240" w:lineRule="auto"/>
+        <w:ind w:left="720"/>
+      </w:pPr>
+      <w:r>
+        <w:rPr>
+          <w:lang w:val="gu_IN" w:bidi="gu_IN"/>
+        </w:rPr>
+      </w:r>
+      <w:r>
+        <w:rPr>
+          <w:lang w:val="gu_IN" w:bidi="gu_IN"/>
+        </w:rPr>
+        <w:t>ભરોસો વિશ્વાસ સાથે ગાઢ સંબંધ ધરાવે છે. જો આપણે કોઈ વ્યક્તિ પર ભરોસો કરીએ છીએ, તો તેણે જે કરવાનું વચન આપ્યું છે તે તે કરશે તેવો વિશ્વાસ આપણે કરીએ છીએ.</w:t>
+      </w:r>
+    </w:p>
+    <w:p>
+      <w:pPr>
+        <w:pStyle w:val="ListBullet"/>
+        <w:spacing w:line="240" w:lineRule="auto"/>
+        <w:ind w:left="720"/>
+      </w:pPr>
+      <w:r>
+        <w:rPr>
+          <w:lang w:val="gu_IN" w:bidi="gu_IN"/>
+        </w:rPr>
+      </w:r>
+      <w:r>
+        <w:rPr>
+          <w:lang w:val="gu_IN" w:bidi="gu_IN"/>
+        </w:rPr>
+        <w:t>કોઈની પર ભરોસો રાખવો એ તેનો અર્થ તે વ્યક્તિ પર આધાર રાખવો, થાય છે.</w:t>
+      </w:r>
+    </w:p>
+    <w:p>
+      <w:pPr>
+        <w:pStyle w:val="ListBullet"/>
+        <w:spacing w:line="240" w:lineRule="auto"/>
+        <w:ind w:left="720"/>
+      </w:pPr>
+      <w:r>
+        <w:rPr>
+          <w:lang w:val="gu_IN" w:bidi="gu_IN"/>
+        </w:rPr>
+      </w:r>
+      <w:r>
+        <w:rPr>
+          <w:lang w:val="gu_IN" w:bidi="gu_IN"/>
+        </w:rPr>
+        <w:t>ઈસુમાં "વિશ્વાસ" કરવો તેનો અર્થ, તે ઈશ્વર છે તેવો વિશ્વાસ કરવો, તે આપણા પાપોની કિમત ચૂકવવા માટે વધસ્તંભ પર મૃત્યુ પામ્યા હતા તેવો વિશ્વાસ કરવો અને આપણા ઉદ્ધાર માટે તેમના પર આધાર રાખવો, થાય છે.</w:t>
+      </w:r>
+    </w:p>
+    <w:p>
+      <w:pPr>
+        <w:pStyle w:val="ListBullet"/>
+        <w:spacing w:line="240" w:lineRule="auto"/>
+        <w:ind w:left="720"/>
+      </w:pPr>
+      <w:r>
+        <w:rPr>
+          <w:lang w:val="gu_IN" w:bidi="gu_IN"/>
+        </w:rPr>
+      </w:r>
+      <w:r>
+        <w:rPr>
+          <w:lang w:val="gu_IN" w:bidi="gu_IN"/>
+        </w:rPr>
+        <w:t>એ "વિશ્વસનીય ઉચ્ચારણ" નો અર્થ એ થાય છે કે, કાંઇક જે કહેવાયું છે તેને સાચું ગણી શકાય છે.</w:t>
+      </w:r>
+    </w:p>
+    <w:p>
+      <w:pPr>
+        <w:pStyle w:val="Heading3"/>
+      </w:pPr>
+      <w:r>
+        <w:rPr>
+          <w:lang w:val="gu_IN" w:bidi="gu_IN"/>
+        </w:rPr>
+        <w:t>અનુવાદ માટેનાં સૂચનો:</w:t>
+      </w:r>
+    </w:p>
+    <w:p>
+      <w:pPr>
+        <w:pStyle w:val="ListBullet"/>
+        <w:spacing w:line="240" w:lineRule="auto"/>
+        <w:ind w:left="720"/>
+      </w:pPr>
+      <w:r>
+        <w:rPr>
+          <w:lang w:val="gu_IN" w:bidi="gu_IN"/>
+        </w:rPr>
+      </w:r>
+      <w:r>
+        <w:rPr>
+          <w:lang w:val="gu_IN" w:bidi="gu_IN"/>
+        </w:rPr>
+        <w:t>"વિશ્વાસ/ભરોસા" નું અનુવાદ કરવાની રીતોમાં "માનવું" અથવા "વિશ્વાસ હોવો" અથવા "આત્મવિશ્વાસ" અથવા "પર આધાર રાખવો"નો સમાવેશ કરી શકાય છે.</w:t>
+      </w:r>
+    </w:p>
+    <w:p>
+      <w:pPr>
+        <w:pStyle w:val="ListBullet"/>
+        <w:spacing w:line="240" w:lineRule="auto"/>
+        <w:ind w:left="720"/>
+      </w:pPr>
+      <w:r>
+        <w:rPr>
+          <w:lang w:val="gu_IN" w:bidi="gu_IN"/>
+        </w:rPr>
+      </w:r>
+      <w:r>
+        <w:rPr>
+          <w:lang w:val="gu_IN" w:bidi="gu_IN"/>
+        </w:rPr>
+        <w:t>"માં તમારો ભરોસો મૂકો" શબ્દસમૂહ "માં વિશ્વાસ છે" ના અર્થમાં ખૂબ જ સમાન છે.</w:t>
+      </w:r>
+    </w:p>
+    <w:p>
+      <w:pPr>
+        <w:pStyle w:val="ListBullet"/>
+        <w:spacing w:line="240" w:lineRule="auto"/>
+        <w:ind w:left="720"/>
+      </w:pPr>
+      <w:r>
+        <w:rPr>
+          <w:lang w:val="gu_IN" w:bidi="gu_IN"/>
+        </w:rPr>
+      </w:r>
+      <w:r>
+        <w:rPr>
+          <w:lang w:val="gu_IN" w:bidi="gu_IN"/>
+        </w:rPr>
+        <w:t>"વિશ્વસનીય" * શબ્દનું ભાષાંતર "આધારભૂત" અથવા "વિશ્વસનીય" અથવા "હંમેશા વિશ્વસનીય કરી શકાય છે."</w:t>
+      </w:r>
+    </w:p>
+    <w:p>
+      <w:pPr/>
+      <w:r>
+        <w:rPr>
+          <w:lang w:val="gu_IN" w:bidi="gu_IN"/>
+        </w:rPr>
+      </w:r>
+      <w:r>
+        <w:rPr>
+          <w:lang w:val="gu_IN" w:bidi="gu_IN"/>
+        </w:rPr>
+        <w:t xml:space="preserve">(આ પણ જુઓ: </w:t>
+      </w:r>
+      <w:r>
+        <w:rPr>
+          <w:lang w:val="gu_IN" w:bidi="gu_IN"/>
+        </w:rPr>
+        <w:t>વિશ્વાસ</w:t>
+      </w:r>
+      <w:r>
+        <w:rPr>
+          <w:lang w:val="gu_IN" w:bidi="gu_IN"/>
+        </w:rPr>
+        <w:t xml:space="preserve">, </w:t>
+      </w:r>
+      <w:r>
+        <w:rPr>
+          <w:lang w:val="gu_IN" w:bidi="gu_IN"/>
+        </w:rPr>
+        <w:t>આત્મવિશ્વાસ</w:t>
+      </w:r>
+      <w:r>
+        <w:rPr>
+          <w:lang w:val="gu_IN" w:bidi="gu_IN"/>
+        </w:rPr>
+        <w:t xml:space="preserve">, </w:t>
+      </w:r>
+      <w:r>
+        <w:rPr>
+          <w:lang w:val="gu_IN" w:bidi="gu_IN"/>
+        </w:rPr>
+        <w:t>વિશ્વાસ</w:t>
+      </w:r>
+      <w:r>
+        <w:rPr>
+          <w:lang w:val="gu_IN" w:bidi="gu_IN"/>
+        </w:rPr>
+        <w:t xml:space="preserve">, </w:t>
+      </w:r>
+      <w:r>
+        <w:rPr>
+          <w:lang w:val="gu_IN" w:bidi="gu_IN"/>
+        </w:rPr>
+        <w:t>વફાદાર</w:t>
+      </w:r>
+      <w:r>
+        <w:rPr>
+          <w:lang w:val="gu_IN" w:bidi="gu_IN"/>
+        </w:rPr>
+        <w:t xml:space="preserve">, </w:t>
+      </w:r>
+      <w:r>
+        <w:rPr>
+          <w:lang w:val="gu_IN" w:bidi="gu_IN"/>
+        </w:rPr>
+        <w:t>સાચું</w:t>
+      </w:r>
+      <w:r>
+        <w:rPr>
+          <w:lang w:val="gu_IN" w:bidi="gu_IN"/>
+        </w:rPr>
+        <w:t>)</w:t>
+      </w:r>
+    </w:p>
+    <w:p>
+      <w:pPr>
+        <w:pStyle w:val="Heading3"/>
+      </w:pPr>
+      <w:r>
+        <w:rPr>
+          <w:lang w:val="gu_IN" w:bidi="gu_IN"/>
+        </w:rPr>
+        <w:t>બાઈબલના સંદર્ભો:</w:t>
+      </w:r>
+    </w:p>
+    <w:p>
+      <w:pPr>
         <w:pStyle w:val="ListBullet"/>
         <w:spacing w:line="240" w:lineRule="auto"/>
         <w:ind w:left="720"/>
@@ -811,7 +790,7 @@
             <w:color w:val="0000EE"/>
             <w:u w:val="single"/>
           </w:rPr>
-          <w:t>1 પિતર 1:3–5</w:t>
+          <w:t>1 કાળવૃતાંત 9:22–24</w:t>
         </w:r>
       </w:hyperlink>
     </w:p>
@@ -835,7 +814,7 @@
             <w:color w:val="0000EE"/>
             <w:u w:val="single"/>
           </w:rPr>
-          <w:t>1 પિતર 1:22–23</w:t>
+          <w:t>1 તિમોથી 4:9–10</w:t>
         </w:r>
       </w:hyperlink>
     </w:p>
@@ -859,7 +838,7 @@
             <w:color w:val="0000EE"/>
             <w:u w:val="single"/>
           </w:rPr>
-          <w:t>યોહાન 3:3–4</w:t>
+          <w:t>હોશિયા 10:12–13</w:t>
         </w:r>
       </w:hyperlink>
     </w:p>
@@ -883,7 +862,7 @@
             <w:color w:val="0000EE"/>
             <w:u w:val="single"/>
           </w:rPr>
-          <w:t>યોહાન 3:7–8</w:t>
+          <w:t>યશાયાહ 31:1–2</w:t>
         </w:r>
       </w:hyperlink>
     </w:p>
@@ -907,270 +886,12 @@
             <w:color w:val="0000EE"/>
             <w:u w:val="single"/>
           </w:rPr>
-          <w:t>તિતસ 3:4–5</w:t>
+          <w:t>નહેમ્યા 13:12–14</w:t>
         </w:r>
       </w:hyperlink>
     </w:p>
     <w:p>
       <w:pPr>
-        <w:pStyle w:val="Heading3"/>
-      </w:pPr>
-      <w:r>
-        <w:rPr>
-          <w:lang w:val="gu_IN" w:bidi="gu_IN"/>
-        </w:rPr>
-        <w:t>શબ્દ માહિતી:</w:t>
-      </w:r>
-    </w:p>
-    <w:p>
-      <w:pPr>
-        <w:pStyle w:val="ListBullet"/>
-        <w:spacing w:line="240" w:lineRule="auto"/>
-        <w:ind w:left="720"/>
-      </w:pPr>
-      <w:r>
-        <w:rPr>
-          <w:lang w:val="gu_IN" w:bidi="gu_IN"/>
-        </w:rPr>
-      </w:r>
-      <w:r>
-        <w:rPr>
-          <w:lang w:val="gu_IN" w:bidi="gu_IN"/>
-        </w:rPr>
-        <w:t>Strong's: G313, G509, G1080, G3824</w:t>
-      </w:r>
-      <w:r>
-        <w:rPr>
-          <w:lang w:val="gu_IN" w:bidi="gu_IN"/>
-        </w:rPr>
-      </w:r>
-      <w:r>
-        <w:rPr>
-          <w:lang w:val="gu_IN" w:bidi="gu_IN"/>
-        </w:rPr>
-      </w:r>
-    </w:p>
-    <w:p>
-      <w:pPr/>
-      <w:r>
-        <w:rPr>
-          <w:lang w:val="gu_IN" w:bidi="gu_IN"/>
-        </w:rPr>
-      </w:r>
-    </w:p>
-    <w:p>
-      <w:pPr>
-        <w:pStyle w:val="Heading2"/>
-      </w:pPr>
-      <w:r>
-        <w:rPr>
-          <w:lang w:val="gu_IN" w:bidi="gu_IN"/>
-        </w:rPr>
-        <w:t>ફરોશી, ફરોશીઓ</w:t>
-      </w:r>
-      <w:r>
-        <w:rPr>
-          <w:lang w:val="gu_IN" w:bidi="gu_IN"/>
-        </w:rPr>
-      </w:r>
-    </w:p>
-    <w:p>
-      <w:pPr>
-        <w:pStyle w:val="Heading3"/>
-      </w:pPr>
-      <w:r>
-        <w:rPr>
-          <w:lang w:val="gu_IN" w:bidi="gu_IN"/>
-        </w:rPr>
-        <w:t>તથ્યો:</w:t>
-      </w:r>
-    </w:p>
-    <w:p>
-      <w:pPr/>
-      <w:r>
-        <w:rPr>
-          <w:lang w:val="gu_IN" w:bidi="gu_IN"/>
-        </w:rPr>
-      </w:r>
-      <w:r>
-        <w:rPr>
-          <w:lang w:val="gu_IN" w:bidi="gu_IN"/>
-        </w:rPr>
-        <w:t>ફરોશીઓ ઈસુના સમયમાં યહૂદી ધાર્મિક આગેવાનોનું એક મહત્ત્વનું શક્તિશાળી જૂથ હતું.</w:t>
-      </w:r>
-    </w:p>
-    <w:p>
-      <w:pPr>
-        <w:pStyle w:val="ListBullet"/>
-        <w:spacing w:line="240" w:lineRule="auto"/>
-        <w:ind w:left="720"/>
-      </w:pPr>
-      <w:r>
-        <w:rPr>
-          <w:lang w:val="gu_IN" w:bidi="gu_IN"/>
-        </w:rPr>
-      </w:r>
-      <w:r>
-        <w:rPr>
-          <w:lang w:val="gu_IN" w:bidi="gu_IN"/>
-        </w:rPr>
-        <w:t>તેઓમાંના ઘણા મધ્યમ વર્ગીય વેપારીઓ હતા અને કેટલાક યાજકો પણ હતા.</w:t>
-      </w:r>
-    </w:p>
-    <w:p>
-      <w:pPr>
-        <w:pStyle w:val="ListBullet"/>
-        <w:spacing w:line="240" w:lineRule="auto"/>
-        <w:ind w:left="720"/>
-      </w:pPr>
-      <w:r>
-        <w:rPr>
-          <w:lang w:val="gu_IN" w:bidi="gu_IN"/>
-        </w:rPr>
-      </w:r>
-      <w:r>
-        <w:rPr>
-          <w:lang w:val="gu_IN" w:bidi="gu_IN"/>
-        </w:rPr>
-        <w:t>બધા જ યહૂદી આગેવાનોમાં, ફરોશીઓ મૂસાના નિયમો અને બીજા યહૂદી નિયમો તથા પરંપરાઓ પાળવામાં સૌથી ચૂસ્ત હતા.</w:t>
-      </w:r>
-    </w:p>
-    <w:p>
-      <w:pPr>
-        <w:pStyle w:val="ListBullet"/>
-        <w:spacing w:line="240" w:lineRule="auto"/>
-        <w:ind w:left="720"/>
-      </w:pPr>
-      <w:r>
-        <w:rPr>
-          <w:lang w:val="gu_IN" w:bidi="gu_IN"/>
-        </w:rPr>
-      </w:r>
-      <w:r>
-        <w:rPr>
-          <w:lang w:val="gu_IN" w:bidi="gu_IN"/>
-        </w:rPr>
-        <w:t>યહૂદી લોકોને તેઓની આસપાસના બિનયહૂદીઓના પ્રભાવથી દૂર રાખવા વિષે તેઓ ખૂબ જ કાળજી ધરાવતા હતા.</w:t>
-        <w:br/>
-      </w:r>
-      <w:r>
-        <w:rPr>
-          <w:lang w:val="gu_IN" w:bidi="gu_IN"/>
-        </w:rPr>
-        <w:t>“ફરોશી” નામ “અલગ કરવું” શબ્દ પરથી આવે છે.</w:t>
-      </w:r>
-    </w:p>
-    <w:p>
-      <w:pPr>
-        <w:pStyle w:val="ListBullet"/>
-        <w:spacing w:line="240" w:lineRule="auto"/>
-        <w:ind w:left="720"/>
-      </w:pPr>
-      <w:r>
-        <w:rPr>
-          <w:lang w:val="gu_IN" w:bidi="gu_IN"/>
-        </w:rPr>
-      </w:r>
-      <w:r>
-        <w:rPr>
-          <w:lang w:val="gu_IN" w:bidi="gu_IN"/>
-        </w:rPr>
-        <w:t>ફરોશીઓ મૃત્યુ પછીના જીવન વિષે માનતા હતા અને તેઓ દૂતોના તથા બીજા આત્મિક જીવોના અસ્તિત્વ વિષે પણ માનતા હતા.</w:t>
-      </w:r>
-    </w:p>
-    <w:p>
-      <w:pPr>
-        <w:pStyle w:val="ListBullet"/>
-        <w:spacing w:line="240" w:lineRule="auto"/>
-        <w:ind w:left="720"/>
-      </w:pPr>
-      <w:r>
-        <w:rPr>
-          <w:lang w:val="gu_IN" w:bidi="gu_IN"/>
-        </w:rPr>
-      </w:r>
-      <w:r>
-        <w:rPr>
-          <w:lang w:val="gu_IN" w:bidi="gu_IN"/>
-        </w:rPr>
-        <w:t>ફરોશીઓ તથા સાદૂકીઓએ સક્રિય રીતે ઈસુનો અને શરૂઆતના ખ્રિસ્તીઓનો વિરોધ કર્યો હતો.</w:t>
-      </w:r>
-    </w:p>
-    <w:p>
-      <w:pPr/>
-      <w:r>
-        <w:rPr>
-          <w:lang w:val="gu_IN" w:bidi="gu_IN"/>
-        </w:rPr>
-      </w:r>
-      <w:r>
-        <w:rPr>
-          <w:lang w:val="gu_IN" w:bidi="gu_IN"/>
-        </w:rPr>
-        <w:t xml:space="preserve">(આ પણ જૂઓ: </w:t>
-      </w:r>
-      <w:r>
-        <w:rPr>
-          <w:lang w:val="gu_IN" w:bidi="gu_IN"/>
-        </w:rPr>
-        <w:t>ન્યાયસભા</w:t>
-      </w:r>
-      <w:r>
-        <w:rPr>
-          <w:lang w:val="gu_IN" w:bidi="gu_IN"/>
-        </w:rPr>
-        <w:t xml:space="preserve">, </w:t>
-      </w:r>
-      <w:r>
-        <w:rPr>
-          <w:lang w:val="gu_IN" w:bidi="gu_IN"/>
-        </w:rPr>
-        <w:t>યહૂદી આગેવાનો</w:t>
-      </w:r>
-      <w:r>
-        <w:rPr>
-          <w:lang w:val="gu_IN" w:bidi="gu_IN"/>
-        </w:rPr>
-        <w:t xml:space="preserve">, </w:t>
-      </w:r>
-      <w:r>
-        <w:rPr>
-          <w:lang w:val="gu_IN" w:bidi="gu_IN"/>
-        </w:rPr>
-        <w:t>નિયમ</w:t>
-      </w:r>
-      <w:r>
-        <w:rPr>
-          <w:lang w:val="gu_IN" w:bidi="gu_IN"/>
-        </w:rPr>
-        <w:t xml:space="preserve">, </w:t>
-      </w:r>
-      <w:r>
-        <w:rPr>
-          <w:lang w:val="gu_IN" w:bidi="gu_IN"/>
-        </w:rPr>
-        <w:t>સાદૂકીઓ</w:t>
-      </w:r>
-      <w:r>
-        <w:rPr>
-          <w:lang w:val="gu_IN" w:bidi="gu_IN"/>
-        </w:rPr>
-        <w:t>)</w:t>
-      </w:r>
-    </w:p>
-    <w:p>
-      <w:pPr>
-        <w:pStyle w:val="Heading3"/>
-      </w:pPr>
-      <w:r>
-        <w:rPr>
-          <w:lang w:val="gu_IN" w:bidi="gu_IN"/>
-        </w:rPr>
-        <w:t>બાઇબલના સંદર્ભો:</w:t>
-      </w:r>
-    </w:p>
-    <w:p>
-      <w:pPr>
         <w:pStyle w:val="ListBullet"/>
         <w:spacing w:line="240" w:lineRule="auto"/>
         <w:ind w:left="720"/>
@@ -1189,7 +910,7 @@
             <w:color w:val="0000EE"/>
             <w:u w:val="single"/>
           </w:rPr>
-          <w:t>પ્રેરીતોનાં કૃત્યો 26:4–5</w:t>
+          <w:t>ગીતશાસ્ત્ર 31:5–7</w:t>
         </w:r>
       </w:hyperlink>
     </w:p>
@@ -1213,12 +934,415 @@
             <w:color w:val="0000EE"/>
             <w:u w:val="single"/>
           </w:rPr>
-          <w:t>યોહાન 3:1–2</w:t>
+          <w:t>તિતસ 3:8</w:t>
         </w:r>
       </w:hyperlink>
     </w:p>
     <w:p>
       <w:pPr>
+        <w:pStyle w:val="Heading3"/>
+      </w:pPr>
+      <w:r>
+        <w:rPr>
+          <w:lang w:val="gu_IN" w:bidi="gu_IN"/>
+        </w:rPr>
+        <w:t>બાઈબલ વાર્તાઓમાંથી ઉદાહરણો:</w:t>
+      </w:r>
+    </w:p>
+    <w:p>
+      <w:pPr>
+        <w:pStyle w:val="ListBullet"/>
+        <w:spacing w:line="240" w:lineRule="auto"/>
+        <w:ind w:left="720"/>
+      </w:pPr>
+      <w:r>
+        <w:rPr>
+          <w:lang w:val="gu_IN" w:bidi="gu_IN"/>
+        </w:rPr>
+      </w:r>
+      <w:r>
+        <w:rPr>
+          <w:b/>
+          <w:lang w:val="gu_IN" w:bidi="gu_IN"/>
+        </w:rPr>
+        <w:t>12:12</w:t>
+      </w:r>
+      <w:r>
+        <w:rPr>
+          <w:lang w:val="gu_IN" w:bidi="gu_IN"/>
+        </w:rPr>
+        <w:t xml:space="preserve"> જ્યારે ઈસ્રાએલીઓએ જોયું કે ઇજિપ્તવાસીઓ મૃત્યુ પામ્યા હતા,ત્યારે તેઓએ ઈશ્વરમાં </w:t>
+      </w:r>
+      <w:r>
+        <w:rPr>
+          <w:b/>
+          <w:lang w:val="gu_IN" w:bidi="gu_IN"/>
+        </w:rPr>
+        <w:t>વિશ્વાસ કર્યો</w:t>
+      </w:r>
+      <w:r>
+        <w:rPr>
+          <w:lang w:val="gu_IN" w:bidi="gu_IN"/>
+        </w:rPr>
+        <w:t xml:space="preserve"> અને માનતા થયા કે મુસા ઈશ્વરનો પ્રબોધક હતો.</w:t>
+      </w:r>
+    </w:p>
+    <w:p>
+      <w:pPr>
+        <w:pStyle w:val="ListBullet"/>
+        <w:spacing w:line="240" w:lineRule="auto"/>
+        <w:ind w:left="720"/>
+      </w:pPr>
+      <w:r>
+        <w:rPr>
+          <w:lang w:val="gu_IN" w:bidi="gu_IN"/>
+        </w:rPr>
+      </w:r>
+      <w:r>
+        <w:rPr>
+          <w:b/>
+          <w:lang w:val="gu_IN" w:bidi="gu_IN"/>
+        </w:rPr>
+        <w:t>14:15</w:t>
+      </w:r>
+      <w:r>
+        <w:rPr>
+          <w:lang w:val="gu_IN" w:bidi="gu_IN"/>
+        </w:rPr>
+        <w:t xml:space="preserve"> યહોશુઆ એક સારો નેતા હતો કારણ કે તેણે </w:t>
+      </w:r>
+      <w:r>
+        <w:rPr>
+          <w:b/>
+          <w:lang w:val="gu_IN" w:bidi="gu_IN"/>
+        </w:rPr>
+        <w:t>વિશ્વાસ કર્યો</w:t>
+      </w:r>
+      <w:r>
+        <w:rPr>
+          <w:lang w:val="gu_IN" w:bidi="gu_IN"/>
+        </w:rPr>
+        <w:t xml:space="preserve"> અને તે ઈશ્વરને આધીન થયો હતો.</w:t>
+      </w:r>
+    </w:p>
+    <w:p>
+      <w:pPr>
+        <w:pStyle w:val="ListBullet"/>
+        <w:spacing w:line="240" w:lineRule="auto"/>
+        <w:ind w:left="720"/>
+      </w:pPr>
+      <w:r>
+        <w:rPr>
+          <w:lang w:val="gu_IN" w:bidi="gu_IN"/>
+        </w:rPr>
+      </w:r>
+      <w:r>
+        <w:rPr>
+          <w:b/>
+          <w:lang w:val="gu_IN" w:bidi="gu_IN"/>
+        </w:rPr>
+        <w:t>17:2</w:t>
+      </w:r>
+      <w:r>
+        <w:rPr>
+          <w:lang w:val="gu_IN" w:bidi="gu_IN"/>
+        </w:rPr>
+        <w:t xml:space="preserve"> દાઉદ એક નમ્ર અને પ્રામાણિક માણસ હતો જેણે </w:t>
+      </w:r>
+      <w:r>
+        <w:rPr>
+          <w:b/>
+          <w:lang w:val="gu_IN" w:bidi="gu_IN"/>
+        </w:rPr>
+        <w:t>વિશ્વાસ કર્યો</w:t>
+      </w:r>
+      <w:r>
+        <w:rPr>
+          <w:lang w:val="gu_IN" w:bidi="gu_IN"/>
+        </w:rPr>
+        <w:t xml:space="preserve"> અને ઈશ્વરને આધીન થયો હતો.</w:t>
+      </w:r>
+    </w:p>
+    <w:p>
+      <w:pPr>
+        <w:pStyle w:val="ListBullet"/>
+        <w:spacing w:line="240" w:lineRule="auto"/>
+        <w:ind w:left="720"/>
+      </w:pPr>
+      <w:r>
+        <w:rPr>
+          <w:lang w:val="gu_IN" w:bidi="gu_IN"/>
+        </w:rPr>
+      </w:r>
+      <w:r>
+        <w:rPr>
+          <w:b/>
+          <w:lang w:val="gu_IN" w:bidi="gu_IN"/>
+        </w:rPr>
+        <w:t>34:6</w:t>
+      </w:r>
+      <w:r>
+        <w:rPr>
+          <w:lang w:val="gu_IN" w:bidi="gu_IN"/>
+        </w:rPr>
+        <w:t xml:space="preserve"> પછી ઈસુએ એવા લોકો વિશેની એક વાર્તા કહી કે જેઓ તેમના સારા કાર્યોમાં </w:t>
+      </w:r>
+      <w:r>
+        <w:rPr>
+          <w:b/>
+          <w:lang w:val="gu_IN" w:bidi="gu_IN"/>
+        </w:rPr>
+        <w:t>વિશ્વાસ કરતા હતા</w:t>
+      </w:r>
+      <w:r>
+        <w:rPr>
+          <w:lang w:val="gu_IN" w:bidi="gu_IN"/>
+        </w:rPr>
+        <w:t xml:space="preserve"> અને અન્ય લોકોનો તિરસ્કાર કરતા હતા.</w:t>
+      </w:r>
+    </w:p>
+    <w:p>
+      <w:pPr>
+        <w:pStyle w:val="Heading3"/>
+      </w:pPr>
+      <w:r>
+        <w:rPr>
+          <w:lang w:val="gu_IN" w:bidi="gu_IN"/>
+        </w:rPr>
+        <w:t>શબ્દ માહિતી:</w:t>
+      </w:r>
+    </w:p>
+    <w:p>
+      <w:pPr>
+        <w:pStyle w:val="ListBullet"/>
+        <w:spacing w:line="240" w:lineRule="auto"/>
+        <w:ind w:left="720"/>
+      </w:pPr>
+      <w:r>
+        <w:rPr>
+          <w:lang w:val="gu_IN" w:bidi="gu_IN"/>
+        </w:rPr>
+      </w:r>
+      <w:r>
+        <w:rPr>
+          <w:lang w:val="gu_IN" w:bidi="gu_IN"/>
+        </w:rPr>
+        <w:t>Strong's: H539, H982, H1556, H2620, H2622, H3176, H4009, H4268, H7365, G1679, G3872, G3982, G4006, G4100, G4276</w:t>
+      </w:r>
+      <w:r>
+        <w:rPr>
+          <w:lang w:val="gu_IN" w:bidi="gu_IN"/>
+        </w:rPr>
+      </w:r>
+      <w:r>
+        <w:rPr>
+          <w:lang w:val="gu_IN" w:bidi="gu_IN"/>
+        </w:rPr>
+      </w:r>
+    </w:p>
+    <w:p>
+      <w:pPr/>
+      <w:r>
+        <w:rPr>
+          <w:lang w:val="gu_IN" w:bidi="gu_IN"/>
+        </w:rPr>
+      </w:r>
+    </w:p>
+    <w:p>
+      <w:pPr>
+        <w:pStyle w:val="Heading2"/>
+      </w:pPr>
+      <w:r>
+        <w:rPr>
+          <w:lang w:val="gu_IN" w:bidi="gu_IN"/>
+        </w:rPr>
+        <w:t>ભવિષ્યકથન, ભવિષ્ય ભાખનાર, ભવિષ્ય ભાખવું, ભવિષ્ય કહેનાર</w:t>
+      </w:r>
+      <w:r>
+        <w:rPr>
+          <w:lang w:val="gu_IN" w:bidi="gu_IN"/>
+        </w:rPr>
+      </w:r>
+    </w:p>
+    <w:p>
+      <w:pPr>
+        <w:pStyle w:val="Heading3"/>
+      </w:pPr>
+      <w:r>
+        <w:rPr>
+          <w:lang w:val="gu_IN" w:bidi="gu_IN"/>
+        </w:rPr>
+        <w:t>વ્યાખ્યા:</w:t>
+      </w:r>
+    </w:p>
+    <w:p>
+      <w:pPr/>
+      <w:r>
+        <w:rPr>
+          <w:lang w:val="gu_IN" w:bidi="gu_IN"/>
+        </w:rPr>
+      </w:r>
+      <w:r>
+        <w:rPr>
+          <w:lang w:val="gu_IN" w:bidi="gu_IN"/>
+        </w:rPr>
+        <w:t>“ભવિષ્યકથન” અને “ભવિષ્ય કહેનાર” શબ્દો, અલૌકિક વિશ્વમાંથી આત્માઓ દ્વારા માહિતી મેળવવા પ્રયાસ કરવાની પ્રથાને દર્શાવે છે. જે આ કરે છે તેને ક્યારેક “ભવિષ્ય ભાખનાર” અથવા “ભવિષ્ય કહેનાર” વ્યક્તિ કહેવાય છે.</w:t>
+      </w:r>
+    </w:p>
+    <w:p>
+      <w:pPr>
+        <w:pStyle w:val="ListBullet"/>
+        <w:spacing w:line="240" w:lineRule="auto"/>
+        <w:ind w:left="720"/>
+      </w:pPr>
+      <w:r>
+        <w:rPr>
+          <w:lang w:val="gu_IN" w:bidi="gu_IN"/>
+        </w:rPr>
+      </w:r>
+      <w:r>
+        <w:rPr>
+          <w:lang w:val="gu_IN" w:bidi="gu_IN"/>
+        </w:rPr>
+        <w:t>જૂના કરારના સમયમાં, ઈઝરાએલીઓને દેવે ભવિષ્યકથન અથવા ભવિષ્ય ભાખવાની બાબત પર મનાઈની આજ્ઞા ફરમાવી હતી.</w:t>
+      </w:r>
+    </w:p>
+    <w:p>
+      <w:pPr>
+        <w:pStyle w:val="ListBullet"/>
+        <w:spacing w:line="240" w:lineRule="auto"/>
+        <w:ind w:left="720"/>
+      </w:pPr>
+      <w:r>
+        <w:rPr>
+          <w:lang w:val="gu_IN" w:bidi="gu_IN"/>
+        </w:rPr>
+      </w:r>
+      <w:r>
+        <w:rPr>
+          <w:lang w:val="gu_IN" w:bidi="gu_IN"/>
+        </w:rPr>
+        <w:t>દેવે તેના લોકોને ઉરીમ અને તુમ્મીમ કે જે પત્થરો હતા, તેનો ઉપયોગ કરી તેનાથી માહિતી લેવા પરવાનગી આપી હતી, દેવે તે હેતુ માટે મુખ્ય યાજકોને તે કાર્ય કરવા નિયુક્ત કર્યા હતા. પણ તેણે તેના લોકોને દુષ્ટ આત્માઓની મદદથી માહિતી લેવાની પરવાનગી આપી ન હતી.</w:t>
+      </w:r>
+    </w:p>
+    <w:p>
+      <w:pPr>
+        <w:pStyle w:val="ListBullet"/>
+        <w:spacing w:line="240" w:lineRule="auto"/>
+        <w:ind w:left="720"/>
+      </w:pPr>
+      <w:r>
+        <w:rPr>
+          <w:lang w:val="gu_IN" w:bidi="gu_IN"/>
+        </w:rPr>
+      </w:r>
+      <w:r>
+        <w:rPr>
+          <w:lang w:val="gu_IN" w:bidi="gu_IN"/>
+        </w:rPr>
+        <w:t>વિદેશી (મૂર્તિપૂજક) ભવિષ્ય ભાખનારાઓએ આત્મા જગતમાંથી માહિતી શોધી કાઢવા અન્ય પદ્ધતિઓનો ઉપયોગ કર્યો. ક્યારેક તેઓ મૃત પ્રાણીના અંદરના ભાગો અથવા જમીન પર નાંખી દીધેલા પ્રાણીના હાડકાંની રચના જોવા માટે પરીક્ષણ કરતા જેથી તેઓ તેઓના જૂઠા દેવોથી સંદેશાઓના અર્થઘટન કરી શકે.</w:t>
+      </w:r>
+    </w:p>
+    <w:p>
+      <w:pPr>
+        <w:pStyle w:val="ListBullet"/>
+        <w:spacing w:line="240" w:lineRule="auto"/>
+        <w:ind w:left="720"/>
+      </w:pPr>
+      <w:r>
+        <w:rPr>
+          <w:lang w:val="gu_IN" w:bidi="gu_IN"/>
+        </w:rPr>
+      </w:r>
+      <w:r>
+        <w:rPr>
+          <w:lang w:val="gu_IN" w:bidi="gu_IN"/>
+        </w:rPr>
+        <w:t>નવા કરારમાં, ઈસુ અને પ્રેરિતોએ પણ ભવિષ્યકથન, મેલીવિદ્યા, જાદુવિદ્યા, અને જાદુ ને ફગાવી દીધા હતા.</w:t>
+        <w:br/>
+      </w:r>
+      <w:r>
+        <w:rPr>
+          <w:lang w:val="gu_IN" w:bidi="gu_IN"/>
+        </w:rPr>
+        <w:t>આ સઘળી પ્રથાઓમાં દુષ્ટ આત્માઓની શક્તિનો ઉપયોગનો સમાવેશ થાય છે અને તેઓ દેવ દ્વારા તિરસ્કાર પામેલ છે.</w:t>
+      </w:r>
+    </w:p>
+    <w:p>
+      <w:pPr/>
+      <w:r>
+        <w:rPr>
+          <w:lang w:val="gu_IN" w:bidi="gu_IN"/>
+        </w:rPr>
+      </w:r>
+      <w:r>
+        <w:rPr>
+          <w:lang w:val="gu_IN" w:bidi="gu_IN"/>
+        </w:rPr>
+        <w:t xml:space="preserve">(આ પણ જુઓ: </w:t>
+      </w:r>
+      <w:r>
+        <w:rPr>
+          <w:lang w:val="gu_IN" w:bidi="gu_IN"/>
+        </w:rPr>
+        <w:t>પ્રેરિત</w:t>
+      </w:r>
+      <w:r>
+        <w:rPr>
+          <w:lang w:val="gu_IN" w:bidi="gu_IN"/>
+        </w:rPr>
+        <w:t xml:space="preserve">, </w:t>
+      </w:r>
+      <w:r>
+        <w:rPr>
+          <w:lang w:val="gu_IN" w:bidi="gu_IN"/>
+        </w:rPr>
+        <w:t>જુઠો દેવ</w:t>
+      </w:r>
+      <w:r>
+        <w:rPr>
+          <w:lang w:val="gu_IN" w:bidi="gu_IN"/>
+        </w:rPr>
+        <w:t xml:space="preserve">, </w:t>
+      </w:r>
+      <w:r>
+        <w:rPr>
+          <w:lang w:val="gu_IN" w:bidi="gu_IN"/>
+        </w:rPr>
+        <w:t>જાદુ</w:t>
+      </w:r>
+      <w:r>
+        <w:rPr>
+          <w:lang w:val="gu_IN" w:bidi="gu_IN"/>
+        </w:rPr>
+        <w:t xml:space="preserve">, </w:t>
+      </w:r>
+      <w:r>
+        <w:rPr>
+          <w:lang w:val="gu_IN" w:bidi="gu_IN"/>
+        </w:rPr>
+        <w:t>મેલીવિદ્યા</w:t>
+      </w:r>
+      <w:r>
+        <w:rPr>
+          <w:lang w:val="gu_IN" w:bidi="gu_IN"/>
+        </w:rPr>
+        <w:t>)</w:t>
+      </w:r>
+    </w:p>
+    <w:p>
+      <w:pPr>
+        <w:pStyle w:val="Heading3"/>
+      </w:pPr>
+      <w:r>
+        <w:rPr>
+          <w:lang w:val="gu_IN" w:bidi="gu_IN"/>
+        </w:rPr>
+        <w:t>બાઈબલની કલમો:</w:t>
+      </w:r>
+    </w:p>
+    <w:p>
+      <w:pPr>
         <w:pStyle w:val="ListBullet"/>
         <w:spacing w:line="240" w:lineRule="auto"/>
         <w:ind w:left="720"/>
@@ -1237,7 +1361,7 @@
             <w:color w:val="0000EE"/>
             <w:u w:val="single"/>
           </w:rPr>
-          <w:t>લૂક 11:43–44</w:t>
+          <w:t>1 શમુએલ 6:1–2</w:t>
         </w:r>
       </w:hyperlink>
     </w:p>
@@ -1261,7 +1385,7 @@
             <w:color w:val="0000EE"/>
             <w:u w:val="single"/>
           </w:rPr>
-          <w:t>માથ્થી 3:7–9</w:t>
+          <w:t>પ્રેરિતો 16:16–18</w:t>
         </w:r>
       </w:hyperlink>
     </w:p>
@@ -1285,7 +1409,7 @@
             <w:color w:val="0000EE"/>
             <w:u w:val="single"/>
           </w:rPr>
-          <w:t>માથ્થી 5:19–20</w:t>
+          <w:t>હઝકિયેલ 12:24–25</w:t>
         </w:r>
       </w:hyperlink>
     </w:p>
@@ -1309,7 +1433,7 @@
             <w:color w:val="0000EE"/>
             <w:u w:val="single"/>
           </w:rPr>
-          <w:t>માથ્થી 9:10–11</w:t>
+          <w:t>ઉત્પત્તિ 44:3–5</w:t>
         </w:r>
       </w:hyperlink>
     </w:p>
@@ -1333,12 +1457,366 @@
             <w:color w:val="0000EE"/>
             <w:u w:val="single"/>
           </w:rPr>
-          <w:t>માથ્થી 12:1–2</w:t>
+          <w:t>યર્મિયા 27:9–11</w:t>
         </w:r>
       </w:hyperlink>
     </w:p>
     <w:p>
       <w:pPr>
+        <w:pStyle w:val="Heading3"/>
+      </w:pPr>
+      <w:r>
+        <w:rPr>
+          <w:lang w:val="gu_IN" w:bidi="gu_IN"/>
+        </w:rPr>
+        <w:t>શબ્દ માહિતી:</w:t>
+      </w:r>
+    </w:p>
+    <w:p>
+      <w:pPr>
+        <w:pStyle w:val="ListBullet"/>
+        <w:spacing w:line="240" w:lineRule="auto"/>
+        <w:ind w:left="720"/>
+      </w:pPr>
+      <w:r>
+        <w:rPr>
+          <w:lang w:val="gu_IN" w:bidi="gu_IN"/>
+        </w:rPr>
+      </w:r>
+      <w:r>
+        <w:rPr>
+          <w:lang w:val="gu_IN" w:bidi="gu_IN"/>
+        </w:rPr>
+        <w:t>Strong's: H1870, H4738, H5172, H6049, H7080, H7081, G4436</w:t>
+      </w:r>
+      <w:r>
+        <w:rPr>
+          <w:lang w:val="gu_IN" w:bidi="gu_IN"/>
+        </w:rPr>
+      </w:r>
+      <w:r>
+        <w:rPr>
+          <w:lang w:val="gu_IN" w:bidi="gu_IN"/>
+        </w:rPr>
+      </w:r>
+    </w:p>
+    <w:p>
+      <w:pPr/>
+      <w:r>
+        <w:rPr>
+          <w:lang w:val="gu_IN" w:bidi="gu_IN"/>
+        </w:rPr>
+      </w:r>
+    </w:p>
+    <w:p>
+      <w:pPr>
+        <w:pStyle w:val="Heading2"/>
+      </w:pPr>
+      <w:r>
+        <w:rPr>
+          <w:lang w:val="gu_IN" w:bidi="gu_IN"/>
+        </w:rPr>
+        <w:t>ભાઈ, ભાઈઓ</w:t>
+      </w:r>
+      <w:r>
+        <w:rPr>
+          <w:lang w:val="gu_IN" w:bidi="gu_IN"/>
+        </w:rPr>
+      </w:r>
+    </w:p>
+    <w:p>
+      <w:pPr>
+        <w:pStyle w:val="Heading3"/>
+      </w:pPr>
+      <w:r>
+        <w:rPr>
+          <w:lang w:val="gu_IN" w:bidi="gu_IN"/>
+        </w:rPr>
+        <w:t>વ્યાખ્યા:</w:t>
+      </w:r>
+    </w:p>
+    <w:p>
+      <w:pPr/>
+      <w:r>
+        <w:rPr>
+          <w:lang w:val="gu_IN" w:bidi="gu_IN"/>
+        </w:rPr>
+      </w:r>
+      <w:r>
+        <w:rPr>
+          <w:lang w:val="gu_IN" w:bidi="gu_IN"/>
+        </w:rPr>
+        <w:t>“ભાઈ” શબ્દ, સામાન્ય રીતે પુરુષ વ્યક્તિ માટે દર્શાવામાં આવ્યો છે કે, જે (બીજી વ્યક્તિની સાથે) ઓછામાં ઓછા એક જૈવિક માતા પિતાનો ભાગ હોય છે.</w:t>
+      </w:r>
+    </w:p>
+    <w:p>
+      <w:pPr>
+        <w:pStyle w:val="ListBullet"/>
+        <w:spacing w:line="240" w:lineRule="auto"/>
+        <w:ind w:left="720"/>
+      </w:pPr>
+      <w:r>
+        <w:rPr>
+          <w:lang w:val="gu_IN" w:bidi="gu_IN"/>
+        </w:rPr>
+      </w:r>
+      <w:r>
+        <w:rPr>
+          <w:lang w:val="gu_IN" w:bidi="gu_IN"/>
+        </w:rPr>
+        <w:t>જૂના કરારમાં, “ભાઈઓ” શબ્દ, સામાન્ય સંદર્ભમાં સબંધીઓ અથવા સાથીઓ જેમકે સમાન કુળના સભ્યો, ગોત્ર, વ્યવસાય અથવા લોકોનું જૂથ માટે પણ વપરાયો છે. જ્યારે આ રીતે "ભાઈઓ" શબ્દનો ઉપયોગ કરાય ત્યારે આ શબ્દ પુરુષો અને સ્ત્રીઓ,બંનેનો સમાવેશ કરે છે.</w:t>
+      </w:r>
+    </w:p>
+    <w:p>
+      <w:pPr>
+        <w:pStyle w:val="ListBullet"/>
+        <w:spacing w:line="240" w:lineRule="auto"/>
+        <w:ind w:left="720"/>
+      </w:pPr>
+      <w:r>
+        <w:rPr>
+          <w:lang w:val="gu_IN" w:bidi="gu_IN"/>
+        </w:rPr>
+      </w:r>
+      <w:r>
+        <w:rPr>
+          <w:lang w:val="gu_IN" w:bidi="gu_IN"/>
+        </w:rPr>
+        <w:t>નવા કરારમાં, પ્રેરિતો મોટે ભાગે “ભાઈઓ” શબ્દ, ખ્રિસ્તી સાથીઓ, પુરુષો અને સ્ત્રીઓ (બન્ને સહિત), કારણકે બધા વિશ્વાસીઓ ખ્રિસ્તમાં એક આત્મિક કુટુંબના સભ્યો હોઈ, ઈશ્વર તેઓના સ્વર્ગીય પિતા છે.</w:t>
+      </w:r>
+    </w:p>
+    <w:p>
+      <w:pPr>
+        <w:pStyle w:val="ListBullet"/>
+        <w:spacing w:line="240" w:lineRule="auto"/>
+        <w:ind w:left="720"/>
+      </w:pPr>
+      <w:r>
+        <w:rPr>
+          <w:lang w:val="gu_IN" w:bidi="gu_IN"/>
+        </w:rPr>
+      </w:r>
+      <w:r>
+        <w:rPr>
+          <w:lang w:val="gu_IN" w:bidi="gu_IN"/>
+        </w:rPr>
+        <w:t>નવા કરારમાં કોઈક વાર, પ્રેરિતોએ “બહેન” શબ્દ પણ વાપર્યો છે, ખાસ કરીને કે જયારે ખ્રિસ્તી સાથી તે સ્ત્રી હતી, અથવા તે દર્શાવે છે કે પુરુષો અને સ્ત્રીઓ બન્નેનો સમાવેશ કરવામાં આવ્યો છે. ઉદાહરણ તરીકે, યાકુબ (ના પત્રમાં) કે જે બધા વિશ્વાસીઓ વિશે વાત કરી રહ્યો છે ત્યારે તે “ભાઈ અથવા બહેન કે જેઓને ખોરાક અથવા કપડાંની જરૂરિયાત છે”, તે દર્શાવવા પર ભાર મૂકે છે.</w:t>
+      </w:r>
+    </w:p>
+    <w:p>
+      <w:pPr>
+        <w:pStyle w:val="ListBullet"/>
+        <w:spacing w:line="240" w:lineRule="auto"/>
+        <w:ind w:left="720"/>
+      </w:pPr>
+      <w:r>
+        <w:rPr>
+          <w:lang w:val="gu_IN" w:bidi="gu_IN"/>
+        </w:rPr>
+      </w:r>
+    </w:p>
+    <w:p>
+      <w:pPr>
+        <w:pStyle w:val="ListBullet"/>
+        <w:spacing w:line="240" w:lineRule="auto"/>
+        <w:ind w:left="720"/>
+      </w:pPr>
+      <w:r>
+        <w:rPr>
+          <w:lang w:val="gu_IN" w:bidi="gu_IN"/>
+        </w:rPr>
+      </w:r>
+    </w:p>
+    <w:p>
+      <w:pPr>
+        <w:pStyle w:val="Heading3"/>
+      </w:pPr>
+      <w:r>
+        <w:rPr>
+          <w:lang w:val="gu_IN" w:bidi="gu_IN"/>
+        </w:rPr>
+        <w:t>ભાષાંતરના સુચનો:</w:t>
+      </w:r>
+    </w:p>
+    <w:p>
+      <w:pPr/>
+      <w:r>
+        <w:rPr>
+          <w:lang w:val="gu_IN" w:bidi="gu_IN"/>
+        </w:rPr>
+      </w:r>
+      <w:r>
+        <w:rPr>
+          <w:lang w:val="gu_IN" w:bidi="gu_IN"/>
+        </w:rPr>
+        <w:t>લક્ષ્ય ભાષામાં આ શબ્દનું સૌથી સારું ભાષાંતર કરીએ તો તે ભાષામાં વપરાતો શાબ્દિક શબ્દ જે કુદરતી રીતે અથવા જૈવિક ભાઈને દર્શાવતો હોય તેનો ઉપયોગ કરવો, અને જ્યાં સુધી તે શબ્દનો અર્થ ખોટો અર્થ ના થાય ત્યાં સુધી તેનો ઉપયોગ કરવો.</w:t>
+      </w:r>
+    </w:p>
+    <w:p>
+      <w:pPr>
+        <w:pStyle w:val="ListBullet"/>
+        <w:spacing w:line="240" w:lineRule="auto"/>
+        <w:ind w:left="720"/>
+      </w:pPr>
+      <w:r>
+        <w:rPr>
+          <w:lang w:val="gu_IN" w:bidi="gu_IN"/>
+        </w:rPr>
+      </w:r>
+      <w:r>
+        <w:rPr>
+          <w:lang w:val="gu_IN" w:bidi="gu_IN"/>
+        </w:rPr>
+        <w:t>જૂના કરારમાં જયારે “ભાઈઓને” સામાન્ય રીતે દર્શાવવા માટે, જેમાં વિશેષ કરીને, એક જ કુટુંબના સભ્યો, ગોત્ર, અથવા જન જૂથ માટે આ શબ્દ વપરાયો હોય ત્યારે તેનું સંભવિત ભાષાંતર “સબંધીઓ” અથવા “કુળના સભ્યો” અથવા “સાથી ઈઝરાએલી” થઇ શકે છે.</w:t>
+      </w:r>
+    </w:p>
+    <w:p>
+      <w:pPr>
+        <w:pStyle w:val="ListBullet"/>
+        <w:spacing w:line="240" w:lineRule="auto"/>
+        <w:ind w:left="720"/>
+      </w:pPr>
+      <w:r>
+        <w:rPr>
+          <w:lang w:val="gu_IN" w:bidi="gu_IN"/>
+        </w:rPr>
+      </w:r>
+      <w:r>
+        <w:rPr>
+          <w:lang w:val="gu_IN" w:bidi="gu_IN"/>
+        </w:rPr>
+        <w:t>ખ્રિસ્તમાં સાથી વિશ્વાસીના સંદર્ભના જયારે આ શબ્દનો ઉલ્લેખ કરવામાં આવે છે ત્યારે આ શબ્દનું ભાષાંતર “ખ્રિસ્તમાં ભાઈ” અથવા “આત્મિક ભાઈ” એમ કરી શકાય છે.</w:t>
+      </w:r>
+    </w:p>
+    <w:p>
+      <w:pPr>
+        <w:pStyle w:val="ListBullet"/>
+        <w:spacing w:line="240" w:lineRule="auto"/>
+        <w:ind w:left="720"/>
+      </w:pPr>
+      <w:r>
+        <w:rPr>
+          <w:lang w:val="gu_IN" w:bidi="gu_IN"/>
+        </w:rPr>
+      </w:r>
+      <w:r>
+        <w:rPr>
+          <w:lang w:val="gu_IN" w:bidi="gu_IN"/>
+        </w:rPr>
+        <w:t>જો પુરુષો અને સ્ત્રીઓ બન્નેને “ભાઈ” તરીકે ઉલ્લેખવામાં આવે અને તે જો ખોટો અર્થ આપે તો તે સંદર્ભમાં સગપણને લગતો કોઈ સામાન્ય શબ્દનો ઉપયોગ કરવો કે જેમાં પુરુષો અને સ્ત્રીઓનો બંનેનો સમાવેશ કરી શકાય.</w:t>
+      </w:r>
+    </w:p>
+    <w:p>
+      <w:pPr>
+        <w:pStyle w:val="ListBullet"/>
+        <w:spacing w:line="240" w:lineRule="auto"/>
+        <w:ind w:left="720"/>
+      </w:pPr>
+      <w:r>
+        <w:rPr>
+          <w:lang w:val="gu_IN" w:bidi="gu_IN"/>
+        </w:rPr>
+      </w:r>
+      <w:r>
+        <w:rPr>
+          <w:lang w:val="gu_IN" w:bidi="gu_IN"/>
+        </w:rPr>
+        <w:t>બીજી રીતે આ શબ્દનું ભાષાંતર કરીએ તો પુરુષ અને સ્ત્રી વિશ્વાસીઓ માટે “વિશ્વાસુ સાથી” અથવા “ખ્રિસ્તી ભાઈઓ અને બહેનો” શબ્દ વાપરી શકાય.</w:t>
+      </w:r>
+    </w:p>
+    <w:p>
+      <w:pPr>
+        <w:pStyle w:val="ListBullet"/>
+        <w:spacing w:line="240" w:lineRule="auto"/>
+        <w:ind w:left="720"/>
+      </w:pPr>
+      <w:r>
+        <w:rPr>
+          <w:lang w:val="gu_IN" w:bidi="gu_IN"/>
+        </w:rPr>
+      </w:r>
+      <w:r>
+        <w:rPr>
+          <w:lang w:val="gu_IN" w:bidi="gu_IN"/>
+        </w:rPr>
+        <w:t>સંદર્ભ પ્રમાણે ધ્યાનથી તપાસ કરીને નિર્ણય કરવો કે, શું તેમાં ફક્ત પુરુષને દર્શાવવામાં આવ્યો છે, અથવા શું તેમાં પુરુષો અને સ્ત્રીઓ બંનેનો સમાવેશ કરવામાં આવ્યો છે.</w:t>
+      </w:r>
+    </w:p>
+    <w:p>
+      <w:pPr/>
+      <w:r>
+        <w:rPr>
+          <w:lang w:val="gu_IN" w:bidi="gu_IN"/>
+        </w:rPr>
+      </w:r>
+      <w:r>
+        <w:rPr>
+          <w:lang w:val="gu_IN" w:bidi="gu_IN"/>
+        </w:rPr>
+        <w:t xml:space="preserve">(આ પણ જુઓ: </w:t>
+      </w:r>
+      <w:r>
+        <w:rPr>
+          <w:lang w:val="gu_IN" w:bidi="gu_IN"/>
+        </w:rPr>
+        <w:t>પ્રેરિત</w:t>
+      </w:r>
+      <w:r>
+        <w:rPr>
+          <w:lang w:val="gu_IN" w:bidi="gu_IN"/>
+        </w:rPr>
+        <w:t xml:space="preserve">, </w:t>
+      </w:r>
+      <w:r>
+        <w:rPr>
+          <w:lang w:val="gu_IN" w:bidi="gu_IN"/>
+        </w:rPr>
+        <w:t>ઈશ્વર પિતા</w:t>
+      </w:r>
+      <w:r>
+        <w:rPr>
+          <w:lang w:val="gu_IN" w:bidi="gu_IN"/>
+        </w:rPr>
+        <w:t xml:space="preserve">, </w:t>
+      </w:r>
+      <w:r>
+        <w:rPr>
+          <w:lang w:val="gu_IN" w:bidi="gu_IN"/>
+        </w:rPr>
+        <w:t>બહેન</w:t>
+      </w:r>
+      <w:r>
+        <w:rPr>
+          <w:lang w:val="gu_IN" w:bidi="gu_IN"/>
+        </w:rPr>
+        <w:t xml:space="preserve">, </w:t>
+      </w:r>
+      <w:r>
+        <w:rPr>
+          <w:lang w:val="gu_IN" w:bidi="gu_IN"/>
+        </w:rPr>
+        <w:t>આત્મા</w:t>
+      </w:r>
+      <w:r>
+        <w:rPr>
+          <w:lang w:val="gu_IN" w:bidi="gu_IN"/>
+        </w:rPr>
+        <w:t>)</w:t>
+      </w:r>
+    </w:p>
+    <w:p>
+      <w:pPr>
+        <w:pStyle w:val="Heading3"/>
+      </w:pPr>
+      <w:r>
+        <w:rPr>
+          <w:lang w:val="gu_IN" w:bidi="gu_IN"/>
+        </w:rPr>
+        <w:t>બાઈબલની કલમો:</w:t>
+      </w:r>
+    </w:p>
+    <w:p>
+      <w:pPr>
         <w:pStyle w:val="ListBullet"/>
         <w:spacing w:line="240" w:lineRule="auto"/>
         <w:ind w:left="720"/>
@@ -1357,7 +1835,7 @@
             <w:color w:val="0000EE"/>
             <w:u w:val="single"/>
           </w:rPr>
-          <w:t>માથ્થી 12:38–40</w:t>
+          <w:t>પ્રેરિતો 7:26–28</w:t>
         </w:r>
       </w:hyperlink>
     </w:p>
@@ -1381,307 +1859,12 @@
             <w:color w:val="0000EE"/>
             <w:u w:val="single"/>
           </w:rPr>
-          <w:t>ફિલિપ્પી 3:4–5</w:t>
+          <w:t>ઉત્પત્તિ 29:9–10</w:t>
         </w:r>
       </w:hyperlink>
     </w:p>
     <w:p>
       <w:pPr>
-        <w:pStyle w:val="Heading3"/>
-      </w:pPr>
-      <w:r>
-        <w:rPr>
-          <w:lang w:val="gu_IN" w:bidi="gu_IN"/>
-        </w:rPr>
-        <w:t>શબ્દ માહિતી:</w:t>
-      </w:r>
-    </w:p>
-    <w:p>
-      <w:pPr>
-        <w:pStyle w:val="ListBullet"/>
-        <w:spacing w:line="240" w:lineRule="auto"/>
-        <w:ind w:left="720"/>
-      </w:pPr>
-      <w:r>
-        <w:rPr>
-          <w:lang w:val="gu_IN" w:bidi="gu_IN"/>
-        </w:rPr>
-      </w:r>
-      <w:r>
-        <w:rPr>
-          <w:lang w:val="gu_IN" w:bidi="gu_IN"/>
-        </w:rPr>
-        <w:t>Strong's: G5330</w:t>
-      </w:r>
-      <w:r>
-        <w:rPr>
-          <w:lang w:val="gu_IN" w:bidi="gu_IN"/>
-        </w:rPr>
-      </w:r>
-      <w:r>
-        <w:rPr>
-          <w:lang w:val="gu_IN" w:bidi="gu_IN"/>
-        </w:rPr>
-      </w:r>
-    </w:p>
-    <w:p>
-      <w:pPr/>
-      <w:r>
-        <w:rPr>
-          <w:lang w:val="gu_IN" w:bidi="gu_IN"/>
-        </w:rPr>
-      </w:r>
-    </w:p>
-    <w:p>
-      <w:pPr>
-        <w:pStyle w:val="Heading2"/>
-      </w:pPr>
-      <w:r>
-        <w:rPr>
-          <w:lang w:val="gu_IN" w:bidi="gu_IN"/>
-        </w:rPr>
-        <w:t>ફસલ, ફસલો, કાપણી, લણણી કરવી, કાપણી કરનાર, કાપણી કરનારાઓ</w:t>
-      </w:r>
-      <w:r>
-        <w:rPr>
-          <w:lang w:val="gu_IN" w:bidi="gu_IN"/>
-        </w:rPr>
-      </w:r>
-    </w:p>
-    <w:p>
-      <w:pPr/>
-      <w:r>
-        <w:rPr>
-          <w:lang w:val="gu_IN" w:bidi="gu_IN"/>
-        </w:rPr>
-      </w:r>
-      <w:r>
-        <w:rPr>
-          <w:lang w:val="gu_IN" w:bidi="gu_IN"/>
-        </w:rPr>
-        <w:t>#ફસલ, ફસલો, કાપણી, લણણી કરવી, કાપણી કરનાર, કાપણી કરનારાઓ #</w:t>
-      </w:r>
-    </w:p>
-    <w:p>
-      <w:pPr>
-        <w:pStyle w:val="Heading3"/>
-      </w:pPr>
-      <w:r>
-        <w:rPr>
-          <w:lang w:val="gu_IN" w:bidi="gu_IN"/>
-        </w:rPr>
-        <w:t>વ્યાખ્યા:</w:t>
-      </w:r>
-    </w:p>
-    <w:p>
-      <w:pPr/>
-      <w:r>
-        <w:rPr>
-          <w:lang w:val="gu_IN" w:bidi="gu_IN"/>
-        </w:rPr>
-      </w:r>
-      <w:r>
-        <w:rPr>
-          <w:lang w:val="gu_IN" w:bidi="gu_IN"/>
-        </w:rPr>
-        <w:t>“ફસલ” શબ્દ દર્શાવે છે કે છોડવાઓથી પાકેલાં ફળો અથવા શાકભાજી કે જે તેઓ ઉગાડી રહ્યા હતા, તેને ભેગા કરવામાં આવે છે.</w:t>
-      </w:r>
-    </w:p>
-    <w:p>
-      <w:pPr>
-        <w:pStyle w:val="ListBullet"/>
-        <w:spacing w:line="240" w:lineRule="auto"/>
-        <w:ind w:left="720"/>
-      </w:pPr>
-      <w:r>
-        <w:rPr>
-          <w:lang w:val="gu_IN" w:bidi="gu_IN"/>
-        </w:rPr>
-      </w:r>
-      <w:r>
-        <w:rPr>
-          <w:lang w:val="gu_IN" w:bidi="gu_IN"/>
-        </w:rPr>
-        <w:t>સામાન્ય રીતે કાપણીનો સમય એ વૃદ્ધિની ઋતુના અંત પર થાય છે.</w:t>
-      </w:r>
-    </w:p>
-    <w:p>
-      <w:pPr>
-        <w:pStyle w:val="ListBullet"/>
-        <w:spacing w:line="240" w:lineRule="auto"/>
-        <w:ind w:left="720"/>
-      </w:pPr>
-      <w:r>
-        <w:rPr>
-          <w:lang w:val="gu_IN" w:bidi="gu_IN"/>
-        </w:rPr>
-      </w:r>
-      <w:r>
-        <w:rPr>
-          <w:lang w:val="gu_IN" w:bidi="gu_IN"/>
-        </w:rPr>
-        <w:t>ઈઝરાએલીઓ ખોરાકના પાકોની લણણીની ઉજવણી માટે “કાપણીનું પર્વ” અથવા “ફસલનું પર્વનું” આયોજન કરતા.</w:t>
-        <w:br/>
-      </w:r>
-      <w:r>
-        <w:rPr>
-          <w:lang w:val="gu_IN" w:bidi="gu_IN"/>
-        </w:rPr>
-        <w:t>દેવે તેઓને આજ્ઞા આપી આ પાકોના પ્રથમ ફળોનું તેને બલિદાન તરીકે અર્પણ કરવા.</w:t>
-      </w:r>
-    </w:p>
-    <w:p>
-      <w:pPr>
-        <w:pStyle w:val="ListBullet"/>
-        <w:spacing w:line="240" w:lineRule="auto"/>
-        <w:ind w:left="720"/>
-      </w:pPr>
-      <w:r>
-        <w:rPr>
-          <w:lang w:val="gu_IN" w:bidi="gu_IN"/>
-        </w:rPr>
-      </w:r>
-      <w:r>
-        <w:rPr>
-          <w:lang w:val="gu_IN" w:bidi="gu_IN"/>
-        </w:rPr>
-        <w:t>રૂપકાત્મક અર્થમાં, “ફસલ” શબ્દ લોકો ઈસુ પાસે આવે છે તે દર્શાવી શકે છે અથવા વ્યક્તિની આત્મિક વૃદ્ધિને દર્શાવી શકે છે.</w:t>
-      </w:r>
-    </w:p>
-    <w:p>
-      <w:pPr>
-        <w:pStyle w:val="ListBullet"/>
-        <w:spacing w:line="240" w:lineRule="auto"/>
-        <w:ind w:left="720"/>
-      </w:pPr>
-      <w:r>
-        <w:rPr>
-          <w:lang w:val="gu_IN" w:bidi="gu_IN"/>
-        </w:rPr>
-      </w:r>
-      <w:r>
-        <w:rPr>
-          <w:lang w:val="gu_IN" w:bidi="gu_IN"/>
-        </w:rPr>
-        <w:t>આત્મિક પાકોના ફસલનો વિચાર તેના ફળોની રૂપકાત્મક છબી જે દૈવી ચરિત્રનું ચિત્ર રજૂ કરે છે તે સાથે સુસંગત થાય છે.</w:t>
-      </w:r>
-    </w:p>
-    <w:p>
-      <w:pPr>
-        <w:pStyle w:val="Heading3"/>
-      </w:pPr>
-      <w:r>
-        <w:rPr>
-          <w:lang w:val="gu_IN" w:bidi="gu_IN"/>
-        </w:rPr>
-        <w:t>ભાષાંતર સૂચનો:</w:t>
-      </w:r>
-    </w:p>
-    <w:p>
-      <w:pPr>
-        <w:pStyle w:val="ListBullet"/>
-        <w:spacing w:line="240" w:lineRule="auto"/>
-        <w:ind w:left="720"/>
-      </w:pPr>
-      <w:r>
-        <w:rPr>
-          <w:lang w:val="gu_IN" w:bidi="gu_IN"/>
-        </w:rPr>
-      </w:r>
-      <w:r>
-        <w:rPr>
-          <w:lang w:val="gu_IN" w:bidi="gu_IN"/>
-        </w:rPr>
-        <w:t>આ શબ્દનું ભાષાંતર કરવા માટે લક્ષ ભાષામાં જે સામાન્ય શબ્દ ફસલ ભેગી કરવા વાપરવામાં આવે છે તેનો ઉપયોગ કરવો.</w:t>
-      </w:r>
-    </w:p>
-    <w:p>
-      <w:pPr>
-        <w:pStyle w:val="ListBullet"/>
-        <w:spacing w:line="240" w:lineRule="auto"/>
-        <w:ind w:left="720"/>
-      </w:pPr>
-      <w:r>
-        <w:rPr>
-          <w:lang w:val="gu_IN" w:bidi="gu_IN"/>
-        </w:rPr>
-      </w:r>
-      <w:r>
-        <w:rPr>
-          <w:lang w:val="gu_IN" w:bidi="gu_IN"/>
-        </w:rPr>
-        <w:t>લણણીના પ્રસંગનું ભાષાંતર, “ભેગું કરવાનો સમય” અથવા “પાક ભેગો કરવાનો સમય” અથવા “ફળ તોડવાનો સમય” તરીકે કરી શકાય છે.</w:t>
-      </w:r>
-    </w:p>
-    <w:p>
-      <w:pPr>
-        <w:pStyle w:val="ListBullet"/>
-        <w:spacing w:line="240" w:lineRule="auto"/>
-        <w:ind w:left="720"/>
-      </w:pPr>
-      <w:r>
-        <w:rPr>
-          <w:lang w:val="gu_IN" w:bidi="gu_IN"/>
-        </w:rPr>
-      </w:r>
-      <w:r>
-        <w:rPr>
-          <w:lang w:val="gu_IN" w:bidi="gu_IN"/>
-        </w:rPr>
-        <w:t>“લણણી” ક્રિયાપદનું ભાષાંતર, “તેમાં ભેગું કરવાનો સમય” અથવા “એકઠું કરી લેવું” અથવા “ભેગું કરવું” તરીકે કરી શકાય છે.</w:t>
-      </w:r>
-    </w:p>
-    <w:p>
-      <w:pPr/>
-      <w:r>
-        <w:rPr>
-          <w:lang w:val="gu_IN" w:bidi="gu_IN"/>
-        </w:rPr>
-      </w:r>
-      <w:r>
-        <w:rPr>
-          <w:lang w:val="gu_IN" w:bidi="gu_IN"/>
-        </w:rPr>
-        <w:t xml:space="preserve">(આ પણ જુઓ: </w:t>
-      </w:r>
-      <w:r>
-        <w:rPr>
-          <w:lang w:val="gu_IN" w:bidi="gu_IN"/>
-        </w:rPr>
-        <w:t>પ્રથમફળો</w:t>
-      </w:r>
-      <w:r>
-        <w:rPr>
-          <w:lang w:val="gu_IN" w:bidi="gu_IN"/>
-        </w:rPr>
-        <w:t xml:space="preserve">, </w:t>
-      </w:r>
-      <w:r>
-        <w:rPr>
-          <w:lang w:val="gu_IN" w:bidi="gu_IN"/>
-        </w:rPr>
-        <w:t>પર્વ</w:t>
-      </w:r>
-      <w:r>
-        <w:rPr>
-          <w:lang w:val="gu_IN" w:bidi="gu_IN"/>
-        </w:rPr>
-        <w:t>)</w:t>
-      </w:r>
-    </w:p>
-    <w:p>
-      <w:pPr>
-        <w:pStyle w:val="Heading3"/>
-      </w:pPr>
-      <w:r>
-        <w:rPr>
-          <w:lang w:val="gu_IN" w:bidi="gu_IN"/>
-        </w:rPr>
-        <w:t>બાઈબલની કલમો:</w:t>
-      </w:r>
-    </w:p>
-    <w:p>
-      <w:pPr>
         <w:pStyle w:val="ListBullet"/>
         <w:spacing w:line="240" w:lineRule="auto"/>
         <w:ind w:left="720"/>
@@ -1700,7 +1883,7 @@
             <w:color w:val="0000EE"/>
             <w:u w:val="single"/>
           </w:rPr>
-          <w:t>1 કરંથી 9:9–11</w:t>
+          <w:t>લેવીય 19:17–18</w:t>
         </w:r>
       </w:hyperlink>
     </w:p>
@@ -1724,7 +1907,7 @@
             <w:color w:val="0000EE"/>
             <w:u w:val="single"/>
           </w:rPr>
-          <w:t>2 શમુએલ21:7–9</w:t>
+          <w:t>નહેમ્યા 3:1–2</w:t>
         </w:r>
       </w:hyperlink>
     </w:p>
@@ -1748,7 +1931,7 @@
             <w:color w:val="0000EE"/>
             <w:u w:val="single"/>
           </w:rPr>
-          <w:t>ગલાતી 6:9–10</w:t>
+          <w:t>ફિલિપ્પી 4:21–23</w:t>
         </w:r>
       </w:hyperlink>
     </w:p>
@@ -1772,12 +1955,546 @@
             <w:color w:val="0000EE"/>
             <w:u w:val="single"/>
           </w:rPr>
-          <w:t>યશાયા 17:10–11</w:t>
+          <w:t>પ્રકટીકરણ 1:9–11</w:t>
         </w:r>
       </w:hyperlink>
     </w:p>
     <w:p>
       <w:pPr>
+        <w:pStyle w:val="Heading3"/>
+      </w:pPr>
+      <w:r>
+        <w:rPr>
+          <w:lang w:val="gu_IN" w:bidi="gu_IN"/>
+        </w:rPr>
+        <w:t>શબ્દ માહિતી:</w:t>
+      </w:r>
+    </w:p>
+    <w:p>
+      <w:pPr>
+        <w:pStyle w:val="ListBullet"/>
+        <w:spacing w:line="240" w:lineRule="auto"/>
+        <w:ind w:left="720"/>
+      </w:pPr>
+      <w:r>
+        <w:rPr>
+          <w:lang w:val="gu_IN" w:bidi="gu_IN"/>
+        </w:rPr>
+      </w:r>
+      <w:r>
+        <w:rPr>
+          <w:lang w:val="gu_IN" w:bidi="gu_IN"/>
+        </w:rPr>
+        <w:t>Strong's: H251, H252, H264, H1730, H2992, H2993, H2994, H7453, G80, G81, G2385, G2455, G2500, G4613, G5360, G5569</w:t>
+      </w:r>
+      <w:r>
+        <w:rPr>
+          <w:lang w:val="gu_IN" w:bidi="gu_IN"/>
+        </w:rPr>
+      </w:r>
+      <w:r>
+        <w:rPr>
+          <w:lang w:val="gu_IN" w:bidi="gu_IN"/>
+        </w:rPr>
+      </w:r>
+    </w:p>
+    <w:p>
+      <w:pPr/>
+      <w:r>
+        <w:rPr>
+          <w:lang w:val="gu_IN" w:bidi="gu_IN"/>
+        </w:rPr>
+      </w:r>
+    </w:p>
+    <w:p>
+      <w:pPr>
+        <w:pStyle w:val="Heading2"/>
+      </w:pPr>
+      <w:r>
+        <w:rPr>
+          <w:lang w:val="gu_IN" w:bidi="gu_IN"/>
+        </w:rPr>
+        <w:t>ભાલા, ભાલાવાળા માણસો</w:t>
+      </w:r>
+      <w:r>
+        <w:rPr>
+          <w:lang w:val="gu_IN" w:bidi="gu_IN"/>
+        </w:rPr>
+      </w:r>
+    </w:p>
+    <w:p>
+      <w:pPr>
+        <w:pStyle w:val="Heading3"/>
+      </w:pPr>
+      <w:r>
+        <w:rPr>
+          <w:lang w:val="gu_IN" w:bidi="gu_IN"/>
+        </w:rPr>
+        <w:t>વ્યાખ્યા:</w:t>
+      </w:r>
+    </w:p>
+    <w:p>
+      <w:pPr/>
+      <w:r>
+        <w:rPr>
+          <w:lang w:val="gu_IN" w:bidi="gu_IN"/>
+        </w:rPr>
+      </w:r>
+      <w:r>
+        <w:rPr>
+          <w:lang w:val="gu_IN" w:bidi="gu_IN"/>
+        </w:rPr>
+        <w:t>ભાલા એ લાંબુ લાકડાનું હાથો અને એક છેડે તીક્ષ્ણ ધાતુની ધાર ધરાવતું હથિયાર છે જે લાંબા અંતરે ફેંકવામાં આવે છે.</w:t>
+      </w:r>
+    </w:p>
+    <w:p>
+      <w:pPr>
+        <w:pStyle w:val="ListBullet"/>
+        <w:spacing w:line="240" w:lineRule="auto"/>
+        <w:ind w:left="720"/>
+      </w:pPr>
+      <w:r>
+        <w:rPr>
+          <w:lang w:val="gu_IN" w:bidi="gu_IN"/>
+        </w:rPr>
+      </w:r>
+      <w:r>
+        <w:rPr>
+          <w:lang w:val="gu_IN" w:bidi="gu_IN"/>
+        </w:rPr>
+        <w:t>બાઈબલના સમયમાં ભાલાનો સામાન્ય રીતે યુદ્ધ માટે ઉપયોગ થતો હતો. તેઓ કેટલીકવાર હજુ પણ અમુક લોકોના જૂથો વચ્ચેના વર્તમાન સંઘર્ષમાં ઉપયોગમાં લેવાય છે.</w:t>
+      </w:r>
+    </w:p>
+    <w:p>
+      <w:pPr>
+        <w:pStyle w:val="ListBullet"/>
+        <w:spacing w:line="240" w:lineRule="auto"/>
+        <w:ind w:left="720"/>
+      </w:pPr>
+      <w:r>
+        <w:rPr>
+          <w:lang w:val="gu_IN" w:bidi="gu_IN"/>
+        </w:rPr>
+      </w:r>
+      <w:r>
+        <w:rPr>
+          <w:lang w:val="gu_IN" w:bidi="gu_IN"/>
+        </w:rPr>
+        <w:t>જ્યારે ઈસુ વધસ્તંભ પર લટકતો હતો ત્યારે તેની બાજુને વીંધવા માટે રોમન સૈનિક દ્વારા ભાલાનો ઉપયોગ કરવામાં આવ્યો હતો.</w:t>
+      </w:r>
+    </w:p>
+    <w:p>
+      <w:pPr>
+        <w:pStyle w:val="ListBullet"/>
+        <w:spacing w:line="240" w:lineRule="auto"/>
+        <w:ind w:left="720"/>
+      </w:pPr>
+      <w:r>
+        <w:rPr>
+          <w:lang w:val="gu_IN" w:bidi="gu_IN"/>
+        </w:rPr>
+      </w:r>
+      <w:r>
+        <w:rPr>
+          <w:lang w:val="gu_IN" w:bidi="gu_IN"/>
+        </w:rPr>
+        <w:t>કેટલીકવાર લોકો માછલી પકડવા અથવા અન્ય શિકાર ખાવા માટે ભાલા ફેંકે છે.</w:t>
+      </w:r>
+    </w:p>
+    <w:p>
+      <w:pPr>
+        <w:pStyle w:val="ListBullet"/>
+        <w:spacing w:line="240" w:lineRule="auto"/>
+        <w:ind w:left="720"/>
+      </w:pPr>
+      <w:r>
+        <w:rPr>
+          <w:lang w:val="gu_IN" w:bidi="gu_IN"/>
+        </w:rPr>
+      </w:r>
+      <w:r>
+        <w:rPr>
+          <w:lang w:val="gu_IN" w:bidi="gu_IN"/>
+        </w:rPr>
+        <w:t>સમાન શસ્ત્રો "ભાલો" અથવા "હથીયાર" છે.</w:t>
+      </w:r>
+    </w:p>
+    <w:p>
+      <w:pPr>
+        <w:pStyle w:val="ListBullet"/>
+        <w:spacing w:line="240" w:lineRule="auto"/>
+        <w:ind w:left="720"/>
+      </w:pPr>
+      <w:r>
+        <w:rPr>
+          <w:lang w:val="gu_IN" w:bidi="gu_IN"/>
+        </w:rPr>
+      </w:r>
+      <w:r>
+        <w:rPr>
+          <w:lang w:val="gu_IN" w:bidi="gu_IN"/>
+        </w:rPr>
+        <w:t>ખાતરી કરો કે "ભાલા" નું ભાષાંતર "તલવાર" ના અનુવાદ કરતા અલગ છે, જે એક હથિયાર છે જેનો ઉપયોગ ઘા મારવા અથવા છરા મારવા માટે થાય છે, ફેંકવા માટે નહીં. ઉપરાંત, તલવારમાં હાથા સાથે લાંબી ધાર હોય છે, જ્યારે ભાલામાં લાંબા દાંડાના છેડે નાની ધાર હોય છે.</w:t>
+      </w:r>
+    </w:p>
+    <w:p>
+      <w:pPr/>
+      <w:r>
+        <w:rPr>
+          <w:lang w:val="gu_IN" w:bidi="gu_IN"/>
+        </w:rPr>
+      </w:r>
+      <w:r>
+        <w:rPr>
+          <w:lang w:val="gu_IN" w:bidi="gu_IN"/>
+        </w:rPr>
+        <w:t>આ પણ જુઓ: [શિકાર], [રોમ], [તલવાર], [યોદ્ધા])</w:t>
+      </w:r>
+    </w:p>
+    <w:p>
+      <w:pPr>
+        <w:pStyle w:val="Heading3"/>
+      </w:pPr>
+      <w:r>
+        <w:rPr>
+          <w:lang w:val="gu_IN" w:bidi="gu_IN"/>
+        </w:rPr>
+        <w:t>બાઈબલ સંદર્ભો:</w:t>
+      </w:r>
+    </w:p>
+    <w:p>
+      <w:pPr>
+        <w:pStyle w:val="ListBullet"/>
+        <w:spacing w:line="240" w:lineRule="auto"/>
+        <w:ind w:left="720"/>
+      </w:pPr>
+      <w:r>
+        <w:rPr>
+          <w:lang w:val="gu_IN" w:bidi="gu_IN"/>
+        </w:rPr>
+      </w:r>
+      <w:r>
+        <w:rPr>
+          <w:lang w:val="gu_IN" w:bidi="gu_IN"/>
+        </w:rPr>
+        <w:t>[૧ શમુએલ ૧૩:૧૯–૨૧]</w:t>
+      </w:r>
+    </w:p>
+    <w:p>
+      <w:pPr>
+        <w:pStyle w:val="ListBullet"/>
+        <w:spacing w:line="240" w:lineRule="auto"/>
+        <w:ind w:left="720"/>
+      </w:pPr>
+      <w:r>
+        <w:rPr>
+          <w:lang w:val="gu_IN" w:bidi="gu_IN"/>
+        </w:rPr>
+      </w:r>
+      <w:r>
+        <w:rPr>
+          <w:lang w:val="gu_IN" w:bidi="gu_IN"/>
+        </w:rPr>
+        <w:t>[૨ શમુએલ ૨૧:૧૯]</w:t>
+      </w:r>
+    </w:p>
+    <w:p>
+      <w:pPr>
+        <w:pStyle w:val="ListBullet"/>
+        <w:spacing w:line="240" w:lineRule="auto"/>
+        <w:ind w:left="720"/>
+      </w:pPr>
+      <w:r>
+        <w:rPr>
+          <w:lang w:val="gu_IN" w:bidi="gu_IN"/>
+        </w:rPr>
+      </w:r>
+      <w:r>
+        <w:rPr>
+          <w:lang w:val="gu_IN" w:bidi="gu_IN"/>
+        </w:rPr>
+        <w:t>[નહેમ્યા ૪:૧૨–૧૪]</w:t>
+      </w:r>
+    </w:p>
+    <w:p>
+      <w:pPr>
+        <w:pStyle w:val="ListBullet"/>
+        <w:spacing w:line="240" w:lineRule="auto"/>
+        <w:ind w:left="720"/>
+      </w:pPr>
+      <w:r>
+        <w:rPr>
+          <w:lang w:val="gu_IN" w:bidi="gu_IN"/>
+        </w:rPr>
+      </w:r>
+      <w:r>
+        <w:rPr>
+          <w:lang w:val="gu_IN" w:bidi="gu_IN"/>
+        </w:rPr>
+        <w:t>[ગીતશાસ્ત્ર ૩૫:૩]</w:t>
+      </w:r>
+    </w:p>
+    <w:p>
+      <w:pPr>
+        <w:pStyle w:val="Heading3"/>
+      </w:pPr>
+      <w:r>
+        <w:rPr>
+          <w:lang w:val="gu_IN" w:bidi="gu_IN"/>
+        </w:rPr>
+        <w:t>શબ્દ માહિતી:</w:t>
+      </w:r>
+    </w:p>
+    <w:p>
+      <w:pPr>
+        <w:pStyle w:val="ListBullet"/>
+        <w:spacing w:line="240" w:lineRule="auto"/>
+        <w:ind w:left="720"/>
+      </w:pPr>
+      <w:r>
+        <w:rPr>
+          <w:lang w:val="gu_IN" w:bidi="gu_IN"/>
+        </w:rPr>
+      </w:r>
+      <w:r>
+        <w:rPr>
+          <w:lang w:val="gu_IN" w:bidi="gu_IN"/>
+        </w:rPr>
+        <w:t>સ્ટ્રોંગ્સ: H1265, H2595, H3591, H6767, H7013, H7420, G30570</w:t>
+      </w:r>
+      <w:r>
+        <w:rPr>
+          <w:lang w:val="gu_IN" w:bidi="gu_IN"/>
+        </w:rPr>
+      </w:r>
+      <w:r>
+        <w:rPr>
+          <w:lang w:val="gu_IN" w:bidi="gu_IN"/>
+        </w:rPr>
+      </w:r>
+    </w:p>
+    <w:p>
+      <w:pPr/>
+      <w:r>
+        <w:rPr>
+          <w:lang w:val="gu_IN" w:bidi="gu_IN"/>
+        </w:rPr>
+      </w:r>
+    </w:p>
+    <w:p>
+      <w:pPr>
+        <w:pStyle w:val="Heading2"/>
+      </w:pPr>
+      <w:r>
+        <w:rPr>
+          <w:lang w:val="gu_IN" w:bidi="gu_IN"/>
+        </w:rPr>
+        <w:t>ભૂંડ, ભૂંડો, ડુક્કરનું માંસ, ભૂંડણ</w:t>
+      </w:r>
+      <w:r>
+        <w:rPr>
+          <w:lang w:val="gu_IN" w:bidi="gu_IN"/>
+        </w:rPr>
+      </w:r>
+    </w:p>
+    <w:p>
+      <w:pPr>
+        <w:pStyle w:val="Heading3"/>
+      </w:pPr>
+      <w:r>
+        <w:rPr>
+          <w:lang w:val="gu_IN" w:bidi="gu_IN"/>
+        </w:rPr>
+        <w:t>વ્યાખ્યા:</w:t>
+      </w:r>
+    </w:p>
+    <w:p>
+      <w:pPr/>
+      <w:r>
+        <w:rPr>
+          <w:lang w:val="gu_IN" w:bidi="gu_IN"/>
+        </w:rPr>
+      </w:r>
+      <w:r>
+        <w:rPr>
+          <w:lang w:val="gu_IN" w:bidi="gu_IN"/>
+        </w:rPr>
+        <w:t>ભૂંડ એ ચાર પગવાળું, ખરીવાળું પ્રાણી છે કે જે માંસ માટે પાળવમાં આવે છે.</w:t>
+      </w:r>
+    </w:p>
+    <w:p>
+      <w:pPr/>
+      <w:r>
+        <w:rPr>
+          <w:lang w:val="gu_IN" w:bidi="gu_IN"/>
+        </w:rPr>
+      </w:r>
+      <w:r>
+        <w:rPr>
+          <w:lang w:val="gu_IN" w:bidi="gu_IN"/>
+        </w:rPr>
+        <w:t>તેનું માંસ “ડુક્કરનું માંસ” (અંગ્રેજીમાં “પોર્ક”) કહેવામાં આવે છે.</w:t>
+      </w:r>
+    </w:p>
+    <w:p>
+      <w:pPr/>
+      <w:r>
+        <w:rPr>
+          <w:lang w:val="gu_IN" w:bidi="gu_IN"/>
+        </w:rPr>
+      </w:r>
+      <w:r>
+        <w:rPr>
+          <w:lang w:val="gu_IN" w:bidi="gu_IN"/>
+        </w:rPr>
+        <w:t>ભૂંડો તથા તેમના સંબંધિત પ્રાણીઓ માટે “ભૂંડણ” એ સામાન્ય શબ્દ છે.</w:t>
+      </w:r>
+    </w:p>
+    <w:p>
+      <w:pPr>
+        <w:pStyle w:val="ListBullet"/>
+        <w:spacing w:line="240" w:lineRule="auto"/>
+        <w:ind w:left="720"/>
+      </w:pPr>
+      <w:r>
+        <w:rPr>
+          <w:lang w:val="gu_IN" w:bidi="gu_IN"/>
+        </w:rPr>
+      </w:r>
+      <w:r>
+        <w:rPr>
+          <w:lang w:val="gu_IN" w:bidi="gu_IN"/>
+        </w:rPr>
+        <w:t>ઈશ્વરે ઇઝરાયલીઓને ભૂંડનું માંસ ન ખાવા અને તેને અશુદ્ધ ગણવા જણાવ્યું.</w:t>
+        <w:br/>
+      </w:r>
+      <w:r>
+        <w:rPr>
+          <w:lang w:val="gu_IN" w:bidi="gu_IN"/>
+        </w:rPr>
+        <w:t>યહૂદીઓ આજે પણ ભૂંડને અશુદ્ધ ગણે છે અને તેનું માંસ ખાતા નથી.</w:t>
+      </w:r>
+    </w:p>
+    <w:p>
+      <w:pPr>
+        <w:pStyle w:val="ListBullet"/>
+        <w:spacing w:line="240" w:lineRule="auto"/>
+        <w:ind w:left="720"/>
+      </w:pPr>
+      <w:r>
+        <w:rPr>
+          <w:lang w:val="gu_IN" w:bidi="gu_IN"/>
+        </w:rPr>
+      </w:r>
+      <w:r>
+        <w:rPr>
+          <w:lang w:val="gu_IN" w:bidi="gu_IN"/>
+        </w:rPr>
+        <w:t>ભૂંડોને તેમના માંસ માટે લોકોને વેચવા ખેતરોમાં પાળવામાં આવે છે.</w:t>
+      </w:r>
+    </w:p>
+    <w:p>
+      <w:pPr>
+        <w:pStyle w:val="ListBullet"/>
+        <w:spacing w:line="240" w:lineRule="auto"/>
+        <w:ind w:left="720"/>
+      </w:pPr>
+      <w:r>
+        <w:rPr>
+          <w:lang w:val="gu_IN" w:bidi="gu_IN"/>
+        </w:rPr>
+      </w:r>
+      <w:r>
+        <w:rPr>
+          <w:lang w:val="gu_IN" w:bidi="gu_IN"/>
+        </w:rPr>
+        <w:t>એક એવા પ્રકારનું ભૂંડ હોય છે કે જેને ખેતરમાં પાળવામાં આવતું નથી પણ તે જંગલમાં રહે છે કે જેને “જંગલી સૂવર” કહેવામા આવે છે.</w:t>
+        <w:br/>
+      </w:r>
+      <w:r>
+        <w:rPr>
+          <w:lang w:val="gu_IN" w:bidi="gu_IN"/>
+        </w:rPr>
+        <w:t>જંગલી સૂવરોને મોટો અણીદાર દાંત હોય છે અને તેઓને ખૂબ જ ભયાનક પ્રાણી માનવામાં આવે છે.</w:t>
+      </w:r>
+    </w:p>
+    <w:p>
+      <w:pPr>
+        <w:pStyle w:val="ListBullet"/>
+        <w:spacing w:line="240" w:lineRule="auto"/>
+        <w:ind w:left="720"/>
+      </w:pPr>
+      <w:r>
+        <w:rPr>
+          <w:lang w:val="gu_IN" w:bidi="gu_IN"/>
+        </w:rPr>
+      </w:r>
+      <w:r>
+        <w:rPr>
+          <w:lang w:val="gu_IN" w:bidi="gu_IN"/>
+        </w:rPr>
+        <w:t>કેટલીક વાર મોટા ભૂંડોનો ઉલ્લેખ “ડુક્કરો” તરીકે કરવામાં આવે છે.</w:t>
+      </w:r>
+    </w:p>
+    <w:p>
+      <w:pPr/>
+      <w:r>
+        <w:rPr>
+          <w:lang w:val="gu_IN" w:bidi="gu_IN"/>
+        </w:rPr>
+      </w:r>
+      <w:r>
+        <w:rPr>
+          <w:lang w:val="gu_IN" w:bidi="gu_IN"/>
+        </w:rPr>
+        <w:t xml:space="preserve">(આ પણ જૂઓ: </w:t>
+      </w:r>
+      <w:r>
+        <w:rPr>
+          <w:lang w:val="gu_IN" w:bidi="gu_IN"/>
+        </w:rPr>
+        <w:t>કેવી રીતે અજ્ઞાત બાબતોનો અનુવાદ કરવો</w:t>
+      </w:r>
+    </w:p>
+    <w:p>
+      <w:pPr/>
+      <w:r>
+        <w:rPr>
+          <w:lang w:val="gu_IN" w:bidi="gu_IN"/>
+        </w:rPr>
+      </w:r>
+      <w:r>
+        <w:rPr>
+          <w:lang w:val="gu_IN" w:bidi="gu_IN"/>
+        </w:rPr>
+        <w:t xml:space="preserve">(આ પણ જૂઓ: </w:t>
+      </w:r>
+      <w:r>
+        <w:rPr>
+          <w:lang w:val="gu_IN" w:bidi="gu_IN"/>
+        </w:rPr>
+        <w:t>શુદ્ધ</w:t>
+      </w:r>
+      <w:r>
+        <w:rPr>
+          <w:lang w:val="gu_IN" w:bidi="gu_IN"/>
+        </w:rPr>
+        <w:t>)</w:t>
+      </w:r>
+    </w:p>
+    <w:p>
+      <w:pPr>
+        <w:pStyle w:val="Heading3"/>
+      </w:pPr>
+      <w:r>
+        <w:rPr>
+          <w:lang w:val="gu_IN" w:bidi="gu_IN"/>
+        </w:rPr>
+        <w:t>બાઇબલના સંદર્ભો:</w:t>
+      </w:r>
+    </w:p>
+    <w:p>
+      <w:pPr>
         <w:pStyle w:val="ListBullet"/>
         <w:spacing w:line="240" w:lineRule="auto"/>
         <w:ind w:left="720"/>
@@ -1796,7 +2513,7 @@
             <w:color w:val="0000EE"/>
             <w:u w:val="single"/>
           </w:rPr>
-          <w:t>યાકૂબ 5:7–8</w:t>
+          <w:t>2 પિતર 2:20–22</w:t>
         </w:r>
       </w:hyperlink>
     </w:p>
@@ -1820,7 +2537,7 @@
             <w:color w:val="0000EE"/>
             <w:u w:val="single"/>
           </w:rPr>
-          <w:t>લેવીય 19:9–10</w:t>
+          <w:t>માર્ક 5:11–13</w:t>
         </w:r>
       </w:hyperlink>
     </w:p>
@@ -1844,7 +2561,7 @@
             <w:color w:val="0000EE"/>
             <w:u w:val="single"/>
           </w:rPr>
-          <w:t>માથ્થી 9:37–38</w:t>
+          <w:t>માથ્થી 7:6</w:t>
         </w:r>
       </w:hyperlink>
     </w:p>
@@ -1868,7 +2585,7 @@
             <w:color w:val="0000EE"/>
             <w:u w:val="single"/>
           </w:rPr>
-          <w:t>રૂથ 1:22</w:t>
+          <w:t>માથ્થી 8:30–32</w:t>
         </w:r>
       </w:hyperlink>
     </w:p>
@@ -1898,7 +2615,7 @@
         <w:rPr>
           <w:lang w:val="gu_IN" w:bidi="gu_IN"/>
         </w:rPr>
-        <w:t>Strong's: H2758, H7105, G2326, G6013</w:t>
+        <w:t>Strong's: H2386, G5519</w:t>
       </w:r>
       <w:r>
         <w:rPr>
@@ -1927,12 +2644,26 @@
         <w:rPr>
           <w:lang w:val="gu_IN" w:bidi="gu_IN"/>
         </w:rPr>
-        <w:t>ફળ, ફળદાયી, નિષ્ક્રિય/નિરર્થક/બિનપરિણામકારક</w:t>
-      </w:r>
-      <w:r>
-        <w:rPr>
-          <w:lang w:val="gu_IN" w:bidi="gu_IN"/>
-        </w:rPr>
+        <w:t>ભૂંસી નાખવું, ભૂંસી નાખે છે, ભૂંસી નાખેલું, સાફ કરવું, સાફ કરી દે છે, સાફ કરી દીધેલું</w:t>
+      </w:r>
+      <w:r>
+        <w:rPr>
+          <w:lang w:val="gu_IN" w:bidi="gu_IN"/>
+        </w:rPr>
+      </w:r>
+    </w:p>
+    <w:p>
+      <w:pPr/>
+      <w:r>
+        <w:rPr>
+          <w:lang w:val="gu_IN" w:bidi="gu_IN"/>
+        </w:rPr>
+      </w:r>
+      <w:r>
+        <w:rPr>
+          <w:lang w:val="gu_IN" w:bidi="gu_IN"/>
+        </w:rPr>
+        <w:t>#ભૂંસી નાખવું, ભૂંસી નાખે છે, ભૂંસી નાખેલું, સાફ કરવું, સાફ કરી દે છે, સાફ કરી દીધેલું #</w:t>
       </w:r>
     </w:p>
     <w:p>
@@ -1947,143 +2678,75 @@
       </w:r>
     </w:p>
     <w:p>
-      <w:pPr/>
-      <w:r>
-        <w:rPr>
-          <w:lang w:val="gu_IN" w:bidi="gu_IN"/>
-        </w:rPr>
-      </w:r>
-      <w:r>
-        <w:rPr>
-          <w:lang w:val="gu_IN" w:bidi="gu_IN"/>
-        </w:rPr>
-        <w:t>શાબ્દિક રીતે “ફળ” શબ્દ દર્શાવે છે કે તે છોડનો એક ભાગ છે કે જેને ખાઈ શકાય છે. કંઈક કે જે “ફળદાયી” છે, તેને ઘણા ફળ હોય છે. બાઈબલમાં આ શબ્દોને રૂપકાત્મક રીતે પણ વાપરવામાં આવ્યા છે.</w:t>
-      </w:r>
-    </w:p>
-    <w:p>
-      <w:pPr>
-        <w:pStyle w:val="ListBullet"/>
-        <w:spacing w:line="240" w:lineRule="auto"/>
-        <w:ind w:left="720"/>
-      </w:pPr>
-      <w:r>
-        <w:rPr>
-          <w:lang w:val="gu_IN" w:bidi="gu_IN"/>
-        </w:rPr>
-      </w:r>
-      <w:r>
-        <w:rPr>
-          <w:lang w:val="gu_IN" w:bidi="gu_IN"/>
-        </w:rPr>
-        <w:t>મોટેભાગે બાઈબલ વ્યક્તિના કાર્યોને દર્શાવવા “ફળ” નો ઉપયોગ કરે છે. જેવી રીતે વૃક્ષ ઉપરનું ફળ બતાવે છે કે તે કેવા પ્રકારનું વૃક્ષ છે, તેવી જ રીતે વ્યક્તિનું ચરિત્ર કેવું છે તે તેના શબ્દો અને કાર્યો જાહેર કરે છે.</w:t>
-      </w:r>
-    </w:p>
-    <w:p>
-      <w:pPr>
-        <w:pStyle w:val="ListBullet"/>
-        <w:spacing w:line="240" w:lineRule="auto"/>
-        <w:ind w:left="720"/>
-      </w:pPr>
-      <w:r>
-        <w:rPr>
-          <w:lang w:val="gu_IN" w:bidi="gu_IN"/>
-        </w:rPr>
-      </w:r>
-      <w:r>
-        <w:rPr>
-          <w:lang w:val="gu_IN" w:bidi="gu_IN"/>
-        </w:rPr>
-        <w:t>વ્યક્તિ સારા અને ખરાબ આત્મિક ફળ ઉત્પન્ન કરી શકે છે, પણ હંમેશા “ફળદાયી” શબ્દનો વધારે સારા ફળ ઉત્પન્ન કરવાનો હકારાત્મક અર્થ હોય છે.</w:t>
-      </w:r>
-    </w:p>
-    <w:p>
-      <w:pPr>
-        <w:pStyle w:val="ListBullet"/>
-        <w:spacing w:line="240" w:lineRule="auto"/>
-        <w:ind w:left="720"/>
-      </w:pPr>
-      <w:r>
-        <w:rPr>
-          <w:lang w:val="gu_IN" w:bidi="gu_IN"/>
-        </w:rPr>
-      </w:r>
-      <w:r>
-        <w:rPr>
-          <w:lang w:val="gu_IN" w:bidi="gu_IN"/>
-        </w:rPr>
-        <w:t>રૂપકાત્મક રીતે “ફળદાયી” શબ્દને “સમૃદ્ધિ” અર્થમાં પણ વાપરવામાં આવે છે. મોટેભાગે આ ઘણા બાળકો અને વંશજો હોવા, એ જ પ્રમાણે પુષ્કળ ખોરાક અને અન્ય સંપત્તિ હોવાનું દર્શાવે છે.</w:t>
-      </w:r>
-    </w:p>
-    <w:p>
-      <w:pPr>
-        <w:pStyle w:val="ListBullet"/>
-        <w:spacing w:line="240" w:lineRule="auto"/>
-        <w:ind w:left="720"/>
-      </w:pPr>
-      <w:r>
-        <w:rPr>
-          <w:lang w:val="gu_IN" w:bidi="gu_IN"/>
-        </w:rPr>
-      </w:r>
-      <w:r>
-        <w:rPr>
-          <w:lang w:val="gu_IN" w:bidi="gu_IN"/>
-        </w:rPr>
-        <w:t>સામાન્ય રીતે “(તે)ના ફળ” અભિવ્યક્તિ, કંઈપણ કે જે તેમાંથી આવે છે અથવા કે જે બીજી કોઈક બાબત દ્વારા ઉત્પાદન થાય છે, તેને દર્શાવે છે. ઉદાહરણ તરીકે, “ડહાપણનું ફળ” સારી બાબતો કે જે જ્ઞાની હોવાથી આવે છે, તેને દર્શાવે છે.</w:t>
-      </w:r>
-    </w:p>
-    <w:p>
-      <w:pPr>
-        <w:pStyle w:val="ListBullet"/>
-        <w:spacing w:line="240" w:lineRule="auto"/>
-        <w:ind w:left="720"/>
-      </w:pPr>
-      <w:r>
-        <w:rPr>
-          <w:lang w:val="gu_IN" w:bidi="gu_IN"/>
-        </w:rPr>
-      </w:r>
-      <w:r>
-        <w:rPr>
-          <w:lang w:val="gu_IN" w:bidi="gu_IN"/>
-        </w:rPr>
-        <w:t>“ભૂમિનું ફળ” અભિવ્યક્તિ, સામાન્ય રીતે જે ભૂમિ લોકોને ખાવા માટે જે સર્વ ઉત્પન કરે છે તેને દર્શાવે છે. આમાં ફક્ત ફળો જેવા કે દ્રાક્ષો અથવા ખજૂર જ નહિ, પણ શાકભાજી, બદામ, અને અનાજનો પણ સમાવેશ થાય છે.</w:t>
-      </w:r>
-    </w:p>
-    <w:p>
-      <w:pPr>
-        <w:pStyle w:val="ListBullet"/>
-        <w:spacing w:line="240" w:lineRule="auto"/>
-        <w:ind w:left="720"/>
-      </w:pPr>
-      <w:r>
-        <w:rPr>
-          <w:lang w:val="gu_IN" w:bidi="gu_IN"/>
-        </w:rPr>
-      </w:r>
-      <w:r>
-        <w:rPr>
-          <w:lang w:val="gu_IN" w:bidi="gu_IN"/>
-        </w:rPr>
-        <w:t>“આત્માના ફળ” રૂપકાત્મક અભિવ્યક્તિ, ઈશ્વરીય ગુણોને દર્શાવે છે કે જે પવિત્ર આત્મા, તેમની આજ્ઞા પાળનારાઓના જીવનમાં ઉપજાવે છે.</w:t>
-      </w:r>
-    </w:p>
-    <w:p>
-      <w:pPr>
-        <w:pStyle w:val="ListBullet"/>
-        <w:spacing w:line="240" w:lineRule="auto"/>
-        <w:ind w:left="720"/>
-      </w:pPr>
-      <w:r>
-        <w:rPr>
-          <w:lang w:val="gu_IN" w:bidi="gu_IN"/>
-        </w:rPr>
-      </w:r>
-      <w:r>
-        <w:rPr>
-          <w:lang w:val="gu_IN" w:bidi="gu_IN"/>
-        </w:rPr>
-        <w:t>“ગર્ભનું ફળ” અભિવ્યક્તિ, “ગર્ભાશય જે પેદા કરે છે,” એટલે કે તે બાળકોને દર્શાવે છે.</w:t>
+      <w:pPr>
+        <w:pStyle w:val="ListBullet"/>
+        <w:spacing w:line="240" w:lineRule="auto"/>
+        <w:ind w:left="720"/>
+      </w:pPr>
+      <w:r>
+        <w:rPr>
+          <w:lang w:val="gu_IN" w:bidi="gu_IN"/>
+        </w:rPr>
+      </w:r>
+      <w:r>
+        <w:rPr>
+          <w:lang w:val="gu_IN" w:bidi="gu_IN"/>
+        </w:rPr>
+        <w:t>"ભૂંસી નાખવું" અને "સાફ કરી દેવું" એ શબ્દોની અભિવ્યક્તિઓનો અર્થ, કોઈકનો અથવા કોઈ બાબતનો સંપૂર્ણતા નાશ કરવો અથવા કાઢી નાખવું, એમ થઇ શકે છે.</w:t>
+      </w:r>
+    </w:p>
+    <w:p>
+      <w:pPr>
+        <w:pStyle w:val="ListBullet"/>
+        <w:spacing w:line="240" w:lineRule="auto"/>
+        <w:ind w:left="720"/>
+      </w:pPr>
+      <w:r>
+        <w:rPr>
+          <w:lang w:val="gu_IN" w:bidi="gu_IN"/>
+        </w:rPr>
+      </w:r>
+      <w:r>
+        <w:rPr>
+          <w:lang w:val="gu_IN" w:bidi="gu_IN"/>
+        </w:rPr>
+        <w:t>આ અભિવ્યક્તિયોનો ઉપયોગ હકારાત્મક રીતે પણ થઈ શકે છે, જે રીતે પ્રભુ પાપોને માફ કરીને "ભૂંસી નાખે છે" અને તેને નહીં યાદ કરવા નક્કી કરે છે.</w:t>
+      </w:r>
+    </w:p>
+    <w:p>
+      <w:pPr>
+        <w:pStyle w:val="ListBullet"/>
+        <w:spacing w:line="240" w:lineRule="auto"/>
+        <w:ind w:left="720"/>
+      </w:pPr>
+      <w:r>
+        <w:rPr>
+          <w:lang w:val="gu_IN" w:bidi="gu_IN"/>
+        </w:rPr>
+      </w:r>
+      <w:r>
+        <w:rPr>
+          <w:lang w:val="gu_IN" w:bidi="gu_IN"/>
+        </w:rPr>
+        <w:t>તેનો ઘણીવાર નકારાત્મક રીતે પણ ઉપયોગ થાય છે, જેમકે જયારે દેવ લોકોને તેમના પાપોને લીધે તેમનો નાશ કરીને તેઓને "ભૂંસી નાખે છે" અથવા "સાફ કરી નાખે છે.”</w:t>
+      </w:r>
+    </w:p>
+    <w:p>
+      <w:pPr>
+        <w:pStyle w:val="ListBullet"/>
+        <w:spacing w:line="240" w:lineRule="auto"/>
+        <w:ind w:left="720"/>
+      </w:pPr>
+      <w:r>
+        <w:rPr>
+          <w:lang w:val="gu_IN" w:bidi="gu_IN"/>
+        </w:rPr>
+      </w:r>
+      <w:r>
+        <w:rPr>
+          <w:lang w:val="gu_IN" w:bidi="gu_IN"/>
+        </w:rPr>
+        <w:t>બાઈબલમાં જ્યારે કોઈ વ્યક્તિનું નામ જીવનના પુસ્તકમાંથી "ભૂંસી નાખવામાં આવે છે" અથવા "સાફ કરી દેવામાં આવે છે," એનો અર્થ એમ થાય છે કે તે વ્યક્તિને અનંતજીવન પ્રાપ્ત નહીં થાય.</w:t>
       </w:r>
     </w:p>
     <w:p>
@@ -2094,255 +2757,32 @@
         <w:rPr>
           <w:lang w:val="gu_IN" w:bidi="gu_IN"/>
         </w:rPr>
-        <w:t>ભાષાંતરના સૂચનો:</w:t>
-      </w:r>
-    </w:p>
-    <w:p>
-      <w:pPr>
-        <w:pStyle w:val="ListBullet"/>
-        <w:spacing w:line="240" w:lineRule="auto"/>
-        <w:ind w:left="720"/>
-      </w:pPr>
-      <w:r>
-        <w:rPr>
-          <w:lang w:val="gu_IN" w:bidi="gu_IN"/>
-        </w:rPr>
-      </w:r>
-      <w:r>
-        <w:rPr>
-          <w:lang w:val="gu_IN" w:bidi="gu_IN"/>
-        </w:rPr>
-        <w:t>“ફળ” શબ્દનું શ્રેષ્ઠ ભાષાંતર કરવા માટે લક્ષ્ય ભાષામાં વૃક્ષના ખાદ્ય ફળને દર્શાવવા માટે જે સામાન્ય શબ્દ વપરાતો હોય તેનો ઉપયોગ કરવો. જ્યારે પણ એક કરતા વધારે ફળને દર્શાવવામાં આવે છે ત્યારે ઘણી ભાષાઓમાં કદાચ “ફળો” શબ્દનો ઉપયોગ વધુ કુદરતી છે.</w:t>
-      </w:r>
-    </w:p>
-    <w:p>
-      <w:pPr>
-        <w:pStyle w:val="ListBullet"/>
-        <w:spacing w:line="240" w:lineRule="auto"/>
-        <w:ind w:left="720"/>
-      </w:pPr>
-      <w:r>
-        <w:rPr>
-          <w:lang w:val="gu_IN" w:bidi="gu_IN"/>
-        </w:rPr>
-      </w:r>
-      <w:r>
-        <w:rPr>
-          <w:lang w:val="gu_IN" w:bidi="gu_IN"/>
-        </w:rPr>
-        <w:t>સંદર્ભ પર આધાર રાખીને, “ફળદાયી” શબ્દનું ભાષાંતર, “ખૂબ આત્મિક ફળનું ઉત્પાદન કરવું” અથવા “ઘણા બાળકો હોવા” અથવા “સમૃદ્ધ હોવું,” કરી શકાય છે.</w:t>
-      </w:r>
-    </w:p>
-    <w:p>
-      <w:pPr>
-        <w:pStyle w:val="ListBullet"/>
-        <w:spacing w:line="240" w:lineRule="auto"/>
-        <w:ind w:left="720"/>
-      </w:pPr>
-      <w:r>
-        <w:rPr>
-          <w:lang w:val="gu_IN" w:bidi="gu_IN"/>
-        </w:rPr>
-      </w:r>
-      <w:r>
-        <w:rPr>
-          <w:lang w:val="gu_IN" w:bidi="gu_IN"/>
-        </w:rPr>
-        <w:t>“ભૂમિનું ફળ” અભિવ્યક્તિનું ભાષાંતર, “જે ખોરાક ભૂમિ ઉપજાવે છે” અથવા “જે તે પ્રદેશમાં ઉગતા ખોરાકના પાક,” તરીકે પણ કરી શકાય છે.</w:t>
-      </w:r>
-    </w:p>
-    <w:p>
-      <w:pPr>
-        <w:pStyle w:val="ListBullet"/>
-        <w:spacing w:line="240" w:lineRule="auto"/>
-        <w:ind w:left="720"/>
-      </w:pPr>
-      <w:r>
-        <w:rPr>
-          <w:lang w:val="gu_IN" w:bidi="gu_IN"/>
-        </w:rPr>
-      </w:r>
-      <w:r>
-        <w:rPr>
-          <w:lang w:val="gu_IN" w:bidi="gu_IN"/>
-        </w:rPr>
-        <w:t>જયારે ઈશ્વરે પ્રાણીઓ અને લોકોને બનાવ્યા ત્યારે તેમણે તેઓને આજ્ઞા આપી “ફળદાયી બનો અને વધો,” કે જે ઘણા સંતાન હોવાનું દર્શાવે છે. તેનું ભાષાંતર “ઘણા સંતાન હોવા” અથવા “ઘણા બાળકો અને વંશજો હોવા” અથવા “ઘણા બાળકો કરો જેથી તમારે ઘણા વંશજો હોય” તરીકે પણ કરી શકાય છે.</w:t>
-      </w:r>
-    </w:p>
-    <w:p>
-      <w:pPr>
-        <w:pStyle w:val="ListBullet"/>
-        <w:spacing w:line="240" w:lineRule="auto"/>
-        <w:ind w:left="720"/>
-      </w:pPr>
-      <w:r>
-        <w:rPr>
-          <w:lang w:val="gu_IN" w:bidi="gu_IN"/>
-        </w:rPr>
-      </w:r>
-      <w:r>
-        <w:rPr>
-          <w:lang w:val="gu_IN" w:bidi="gu_IN"/>
-        </w:rPr>
-        <w:t>“ગર્ભનું ફળ” અભિવ્યક્તિનું ભાષાંતર, “ગર્ભાશય જે પેદા કરે છે” અથવા “બાળકો જેને સ્ત્રીઓ જન્મ આપે છે” અથવા માત્ર “બાળકો,” તરીકે કરી શકાય છે. જયારે એલિસાબેત મરિયમને કહે છે “તારા ગર્ભના ફળને ધન્ય છે,” ત્યારે તેણીનો કહેવાનો અર્થ “તું જે બાળકને જન્મ આપશે તેને ધન્ય છે.” કદાચ લક્ષ્ય ભાષામાં તેની અલગ અલગ અભિવ્યક્તિ પણ હોઈ શકે છે.</w:t>
-      </w:r>
-    </w:p>
-    <w:p>
-      <w:pPr>
-        <w:pStyle w:val="ListBullet"/>
-        <w:spacing w:line="240" w:lineRule="auto"/>
-        <w:ind w:left="720"/>
-      </w:pPr>
-      <w:r>
-        <w:rPr>
-          <w:lang w:val="gu_IN" w:bidi="gu_IN"/>
-        </w:rPr>
-      </w:r>
-      <w:r>
-        <w:rPr>
-          <w:lang w:val="gu_IN" w:bidi="gu_IN"/>
-        </w:rPr>
-        <w:t>“ફળનો દ્રાક્ષારસ” અન્ય અભિવ્યક્તિનું ભાષાંતર, “દ્રાક્ષારસનું ફળ” અથવા “દ્રાક્ષો,” તરીકે કરી શકાય છે.</w:t>
-      </w:r>
-    </w:p>
-    <w:p>
-      <w:pPr>
-        <w:pStyle w:val="ListBullet"/>
-        <w:spacing w:line="240" w:lineRule="auto"/>
-        <w:ind w:left="720"/>
-      </w:pPr>
-      <w:r>
-        <w:rPr>
-          <w:lang w:val="gu_IN" w:bidi="gu_IN"/>
-        </w:rPr>
-      </w:r>
-      <w:r>
-        <w:rPr>
-          <w:lang w:val="gu_IN" w:bidi="gu_IN"/>
-        </w:rPr>
-        <w:t>સંદર્ભ પર આધાર રાખીને, “વધુ ફળદાયી હશે” તે અભિવ્યક્તિનું ભાષાંતર, “વધુ ફળ પેદા કરશે” અથવા “વધુ બાળકો હશે” અથવા “સમૃદ્ધ હશે” તરીકે પણ કરી શકાય છે.</w:t>
-      </w:r>
-    </w:p>
-    <w:p>
-      <w:pPr>
-        <w:pStyle w:val="ListBullet"/>
-        <w:spacing w:line="240" w:lineRule="auto"/>
-        <w:ind w:left="720"/>
-      </w:pPr>
-      <w:r>
-        <w:rPr>
-          <w:lang w:val="gu_IN" w:bidi="gu_IN"/>
-        </w:rPr>
-      </w:r>
-      <w:r>
-        <w:rPr>
-          <w:lang w:val="gu_IN" w:bidi="gu_IN"/>
-        </w:rPr>
-        <w:t>પાઉલ પ્રેરિતની અભિવ્યક્તિ “ફળદાયી શ્રમ”નું ભાષાંતર, “કાર્ય કે જે ખૂબ જ સારું પરિણામ લાવે છે” અથવા “પ્રયાસો કે જેના પરિણામે ઘણા લોકોને ઈસુમાં વિશ્વાસ કરવા લાગે છે,” તરીકે કરી શકાય છે.</w:t>
-      </w:r>
-    </w:p>
-    <w:p>
-      <w:pPr>
-        <w:pStyle w:val="ListBullet"/>
-        <w:spacing w:line="240" w:lineRule="auto"/>
-        <w:ind w:left="720"/>
-      </w:pPr>
-      <w:r>
-        <w:rPr>
-          <w:lang w:val="gu_IN" w:bidi="gu_IN"/>
-        </w:rPr>
-      </w:r>
-      <w:r>
-        <w:rPr>
-          <w:lang w:val="gu_IN" w:bidi="gu_IN"/>
-        </w:rPr>
-        <w:t>“આત્માના ફળ”નું ભાષાંતર, “કામ કે જે પવિત્ર આત્મા ઉપજાવે છે” અથવા “શબ્દો અને કાર્યો કે જે બતાવે છે કે તેનામાં પવિત્ર આત્મા કામ કરી રહ્યા છે” એમ પણ કરી શકાય છે.</w:t>
-      </w:r>
-    </w:p>
-    <w:p>
-      <w:pPr/>
-      <w:r>
-        <w:rPr>
-          <w:lang w:val="gu_IN" w:bidi="gu_IN"/>
-        </w:rPr>
-      </w:r>
-      <w:r>
-        <w:rPr>
-          <w:lang w:val="gu_IN" w:bidi="gu_IN"/>
-        </w:rPr>
-        <w:t xml:space="preserve">(આ પણ જુઓ: </w:t>
-      </w:r>
-      <w:r>
-        <w:rPr>
-          <w:lang w:val="gu_IN" w:bidi="gu_IN"/>
-        </w:rPr>
-        <w:t>વંશજ</w:t>
-      </w:r>
-      <w:r>
-        <w:rPr>
-          <w:lang w:val="gu_IN" w:bidi="gu_IN"/>
-        </w:rPr>
-        <w:t xml:space="preserve">, </w:t>
-      </w:r>
-      <w:r>
-        <w:rPr>
-          <w:lang w:val="gu_IN" w:bidi="gu_IN"/>
-        </w:rPr>
-        <w:t>અનાજ</w:t>
-      </w:r>
-      <w:r>
-        <w:rPr>
-          <w:lang w:val="gu_IN" w:bidi="gu_IN"/>
-        </w:rPr>
-        <w:t xml:space="preserve">, </w:t>
-      </w:r>
-      <w:r>
-        <w:rPr>
-          <w:lang w:val="gu_IN" w:bidi="gu_IN"/>
-        </w:rPr>
-        <w:t>દ્રાક્ષ</w:t>
-      </w:r>
-      <w:r>
-        <w:rPr>
-          <w:lang w:val="gu_IN" w:bidi="gu_IN"/>
-        </w:rPr>
-        <w:t xml:space="preserve">, </w:t>
-      </w:r>
-      <w:r>
-        <w:rPr>
-          <w:lang w:val="gu_IN" w:bidi="gu_IN"/>
-        </w:rPr>
-        <w:t>પવિત્ર આત્મા</w:t>
-      </w:r>
-      <w:r>
-        <w:rPr>
-          <w:lang w:val="gu_IN" w:bidi="gu_IN"/>
-        </w:rPr>
-        <w:t xml:space="preserve">, </w:t>
-      </w:r>
-      <w:r>
-        <w:rPr>
-          <w:lang w:val="gu_IN" w:bidi="gu_IN"/>
-        </w:rPr>
-        <w:t>દ્રાક્ષારસ</w:t>
-      </w:r>
-      <w:r>
-        <w:rPr>
-          <w:lang w:val="gu_IN" w:bidi="gu_IN"/>
-        </w:rPr>
-        <w:t xml:space="preserve">, </w:t>
-      </w:r>
-      <w:r>
-        <w:rPr>
-          <w:lang w:val="gu_IN" w:bidi="gu_IN"/>
-        </w:rPr>
-        <w:t>ગર્ભાશય</w:t>
-      </w:r>
-      <w:r>
-        <w:rPr>
-          <w:lang w:val="gu_IN" w:bidi="gu_IN"/>
-        </w:rPr>
-        <w:t>)</w:t>
+        <w:t>ભાષાંતરના સુચનો:</w:t>
+      </w:r>
+    </w:p>
+    <w:p>
+      <w:pPr>
+        <w:pStyle w:val="ListBullet"/>
+        <w:spacing w:line="240" w:lineRule="auto"/>
+        <w:ind w:left="720"/>
+      </w:pPr>
+      <w:r>
+        <w:rPr>
+          <w:lang w:val="gu_IN" w:bidi="gu_IN"/>
+        </w:rPr>
+      </w:r>
+      <w:r>
+        <w:rPr>
+          <w:lang w:val="gu_IN" w:bidi="gu_IN"/>
+        </w:rPr>
+        <w:t>સંદર્ભ પર આધાર રાખીને, આ અભિવ્યક્તિયોનું ભાષાંતર, "મુક્ત કરવું" તથા "કાઢી નાખવું" અથવા "સંપૂર્ણ રીતે નાશ કરવો" અથવા "સંપૂર્ણ રીતે કાઢી નાખવું" પણ થઈ શકે છે.</w:t>
+        <w:br/>
+      </w:r>
+      <w:r>
+        <w:rPr>
+          <w:lang w:val="gu_IN" w:bidi="gu_IN"/>
+        </w:rPr>
+        <w:t>જ્યારે કોઈ વ્યક્તિનું નામ જીવનના પુસ્તકમાંથી ભૂંસી નાખવું જેનું ભાષાંતર, “કાઢી નાખવું” અથવા “લૂછી નાખવું” એમ થઇ શકે છે.</w:t>
       </w:r>
     </w:p>
     <w:p>
@@ -2376,7 +2816,7 @@
             <w:color w:val="0000EE"/>
             <w:u w:val="single"/>
           </w:rPr>
-          <w:t>ગલાતી 5:22–24</w:t>
+          <w:t>પુનર્નિયમ 29:20–21</w:t>
         </w:r>
       </w:hyperlink>
     </w:p>
@@ -2400,7 +2840,7 @@
             <w:color w:val="0000EE"/>
             <w:u w:val="single"/>
           </w:rPr>
-          <w:t>ઉત્પત્તિ 1:11–13</w:t>
+          <w:t>નિર્ગમન 32:30–32</w:t>
         </w:r>
       </w:hyperlink>
     </w:p>
@@ -2424,7 +2864,7 @@
             <w:color w:val="0000EE"/>
             <w:u w:val="single"/>
           </w:rPr>
-          <w:t>લૂક 8:14–15</w:t>
+          <w:t>ઉત્પત્તિ 7:23–24</w:t>
         </w:r>
       </w:hyperlink>
     </w:p>
@@ -2439,7 +2879,7 @@
           <w:lang w:val="gu_IN" w:bidi="gu_IN"/>
         </w:rPr>
       </w:r>
-      <w:hyperlink r:id="rId26">
+      <w:hyperlink r:id="rId43">
         <w:r>
           <w:rPr>
             <w:lang w:val="gu_IN" w:bidi="gu_IN"/>
@@ -2448,22 +2888,417 @@
             <w:color w:val="0000EE"/>
             <w:u w:val="single"/>
           </w:rPr>
-          <w:t>માથ્થી 3:7–9</w:t>
+          <w:t>ગીતશાસ્ત્ર 51:1–2</w:t>
         </w:r>
       </w:hyperlink>
     </w:p>
     <w:p>
       <w:pPr>
-        <w:pStyle w:val="ListBullet"/>
-        <w:spacing w:line="240" w:lineRule="auto"/>
-        <w:ind w:left="720"/>
-      </w:pPr>
-      <w:r>
-        <w:rPr>
-          <w:lang w:val="gu_IN" w:bidi="gu_IN"/>
-        </w:rPr>
-      </w:r>
-      <w:hyperlink r:id="rId43">
+        <w:pStyle w:val="Heading3"/>
+      </w:pPr>
+      <w:r>
+        <w:rPr>
+          <w:lang w:val="gu_IN" w:bidi="gu_IN"/>
+        </w:rPr>
+        <w:t>શબ્દ માહિતી:</w:t>
+      </w:r>
+    </w:p>
+    <w:p>
+      <w:pPr>
+        <w:pStyle w:val="ListBullet"/>
+        <w:spacing w:line="240" w:lineRule="auto"/>
+        <w:ind w:left="720"/>
+      </w:pPr>
+      <w:r>
+        <w:rPr>
+          <w:lang w:val="gu_IN" w:bidi="gu_IN"/>
+        </w:rPr>
+      </w:r>
+      <w:r>
+        <w:rPr>
+          <w:lang w:val="gu_IN" w:bidi="gu_IN"/>
+        </w:rPr>
+        <w:t>Strong's: H3971, H4229, G631, G1591, G1813</w:t>
+      </w:r>
+      <w:r>
+        <w:rPr>
+          <w:lang w:val="gu_IN" w:bidi="gu_IN"/>
+        </w:rPr>
+      </w:r>
+      <w:r>
+        <w:rPr>
+          <w:lang w:val="gu_IN" w:bidi="gu_IN"/>
+        </w:rPr>
+      </w:r>
+    </w:p>
+    <w:p>
+      <w:pPr/>
+      <w:r>
+        <w:rPr>
+          <w:lang w:val="gu_IN" w:bidi="gu_IN"/>
+        </w:rPr>
+      </w:r>
+    </w:p>
+    <w:p>
+      <w:pPr>
+        <w:pStyle w:val="Heading2"/>
+      </w:pPr>
+      <w:r>
+        <w:rPr>
+          <w:lang w:val="gu_IN" w:bidi="gu_IN"/>
+        </w:rPr>
+        <w:t>ભૂત, દુષ્ટ આત્મા, અશુદ્ધ આત્મા</w:t>
+      </w:r>
+      <w:r>
+        <w:rPr>
+          <w:lang w:val="gu_IN" w:bidi="gu_IN"/>
+        </w:rPr>
+      </w:r>
+    </w:p>
+    <w:p>
+      <w:pPr>
+        <w:pStyle w:val="Heading3"/>
+      </w:pPr>
+      <w:r>
+        <w:rPr>
+          <w:lang w:val="gu_IN" w:bidi="gu_IN"/>
+        </w:rPr>
+        <w:t>વ્યાખ્યા:</w:t>
+      </w:r>
+    </w:p>
+    <w:p>
+      <w:pPr/>
+      <w:r>
+        <w:rPr>
+          <w:lang w:val="gu_IN" w:bidi="gu_IN"/>
+        </w:rPr>
+      </w:r>
+      <w:r>
+        <w:rPr>
+          <w:lang w:val="gu_IN" w:bidi="gu_IN"/>
+        </w:rPr>
+        <w:t>આ બધાંજ શબ્દો તે ભૂતોને દર્શાવે છે, કે જેઓના આત્મા અસ્તિત્વ ધરાવે છે, તેઓ દેવની ઈચ્છાનો વિરોધ કરે છે.</w:t>
+        <w:br/>
+      </w:r>
+      <w:r>
+        <w:rPr>
+          <w:lang w:val="gu_IN" w:bidi="gu_IN"/>
+        </w:rPr>
+        <w:t>દેવે દૂતોને તેની સેવા કરવા માટે બનાવ્યા.</w:t>
+        <w:br/>
+      </w:r>
+      <w:r>
+        <w:rPr>
+          <w:lang w:val="gu_IN" w:bidi="gu_IN"/>
+        </w:rPr>
+        <w:t>જયારે શેતાને દેવની વિરુદ્ધ બળવો કર્યો, ત્યારે કેટલાક દૂતોએ પણ બળવો કર્યો અને તેઓને સ્વર્ગમાંથી બહાર ફેકવામાં આવ્યા હતા.</w:t>
+        <w:br/>
+      </w:r>
+      <w:r>
+        <w:rPr>
+          <w:lang w:val="gu_IN" w:bidi="gu_IN"/>
+        </w:rPr>
+        <w:t>એવું માનવામાં આવે છે આ “પતિત થયેલા દૂતો,” ભૂતો અને દુષ્ટ આત્માઓ છે.</w:t>
+      </w:r>
+    </w:p>
+    <w:p>
+      <w:pPr>
+        <w:pStyle w:val="ListBullet"/>
+        <w:spacing w:line="240" w:lineRule="auto"/>
+        <w:ind w:left="720"/>
+      </w:pPr>
+      <w:r>
+        <w:rPr>
+          <w:lang w:val="gu_IN" w:bidi="gu_IN"/>
+        </w:rPr>
+      </w:r>
+      <w:r>
+        <w:rPr>
+          <w:lang w:val="gu_IN" w:bidi="gu_IN"/>
+        </w:rPr>
+        <w:t>ક્યારેક આ ભૂતોને “અશુદ્ધ આત્માઓ” કહેવામાં આવ્યા છે.</w:t>
+        <w:br/>
+      </w:r>
+      <w:r>
+        <w:rPr>
+          <w:lang w:val="gu_IN" w:bidi="gu_IN"/>
+        </w:rPr>
+        <w:t>“અશુદ્ધ” શબ્દનો અર્થ “ભૂંડો” અથવા “દુષ્ટ” અથવા “અપવિત્ર” છે</w:t>
+      </w:r>
+    </w:p>
+    <w:p>
+      <w:pPr>
+        <w:pStyle w:val="ListBullet"/>
+        <w:spacing w:line="240" w:lineRule="auto"/>
+        <w:ind w:left="720"/>
+      </w:pPr>
+      <w:r>
+        <w:rPr>
+          <w:lang w:val="gu_IN" w:bidi="gu_IN"/>
+        </w:rPr>
+      </w:r>
+      <w:r>
+        <w:rPr>
+          <w:lang w:val="gu_IN" w:bidi="gu_IN"/>
+        </w:rPr>
+        <w:t>કારણકે ભૂતો શેતાનની સેવા કરે છે, અને તેઓ દુષ્ટ વસ્તુઓ કરે છે.</w:t>
+        <w:br/>
+      </w:r>
+      <w:r>
+        <w:rPr>
+          <w:lang w:val="gu_IN" w:bidi="gu_IN"/>
+        </w:rPr>
+        <w:t>ક્યારેક તેઓ લોકોની અંદર રહે છે અને તેઓનું નિયંત્રણ કરે છે.</w:t>
+      </w:r>
+    </w:p>
+    <w:p>
+      <w:pPr>
+        <w:pStyle w:val="ListBullet"/>
+        <w:spacing w:line="240" w:lineRule="auto"/>
+        <w:ind w:left="720"/>
+      </w:pPr>
+      <w:r>
+        <w:rPr>
+          <w:lang w:val="gu_IN" w:bidi="gu_IN"/>
+        </w:rPr>
+      </w:r>
+      <w:r>
+        <w:rPr>
+          <w:lang w:val="gu_IN" w:bidi="gu_IN"/>
+        </w:rPr>
+        <w:t>ભૂતો માનવજાત કરતા વધારે શક્તિશાળી હોય છે, પણ દેવ જેટલા શક્તિશાળી હોતા નથી.</w:t>
+      </w:r>
+    </w:p>
+    <w:p>
+      <w:pPr>
+        <w:pStyle w:val="Heading3"/>
+      </w:pPr>
+      <w:r>
+        <w:rPr>
+          <w:lang w:val="gu_IN" w:bidi="gu_IN"/>
+        </w:rPr>
+        <w:t>ભાષાંતરના સૂચનો:</w:t>
+      </w:r>
+    </w:p>
+    <w:p>
+      <w:pPr>
+        <w:pStyle w:val="ListBullet"/>
+        <w:spacing w:line="240" w:lineRule="auto"/>
+        <w:ind w:left="720"/>
+      </w:pPr>
+      <w:r>
+        <w:rPr>
+          <w:lang w:val="gu_IN" w:bidi="gu_IN"/>
+        </w:rPr>
+      </w:r>
+      <w:r>
+        <w:rPr>
+          <w:lang w:val="gu_IN" w:bidi="gu_IN"/>
+        </w:rPr>
+        <w:t>“ભૂત” શબ્દનું ભાષાંતર, “દુષ્ટ આત્મા” થઇ શકે છે.</w:t>
+      </w:r>
+    </w:p>
+    <w:p>
+      <w:pPr>
+        <w:pStyle w:val="ListBullet"/>
+        <w:spacing w:line="240" w:lineRule="auto"/>
+        <w:ind w:left="720"/>
+      </w:pPr>
+      <w:r>
+        <w:rPr>
+          <w:lang w:val="gu_IN" w:bidi="gu_IN"/>
+        </w:rPr>
+      </w:r>
+      <w:r>
+        <w:rPr>
+          <w:lang w:val="gu_IN" w:bidi="gu_IN"/>
+        </w:rPr>
+        <w:t>“અશુદ્ધ આત્મા” શબ્દનું ભાષાંતર, “ભૂંડો આત્મા” અથવા “ભ્રષ્ટ આત્મા” અથવા “દુષ્ટ આત્મા” તરીકે પણ કરી શકાય છે.</w:t>
+      </w:r>
+    </w:p>
+    <w:p>
+      <w:pPr>
+        <w:pStyle w:val="ListBullet"/>
+        <w:spacing w:line="240" w:lineRule="auto"/>
+        <w:ind w:left="720"/>
+      </w:pPr>
+      <w:r>
+        <w:rPr>
+          <w:lang w:val="gu_IN" w:bidi="gu_IN"/>
+        </w:rPr>
+      </w:r>
+      <w:r>
+        <w:rPr>
+          <w:lang w:val="gu_IN" w:bidi="gu_IN"/>
+        </w:rPr>
+        <w:t>આ શબ્દ અથવા શબ્દસમૂહ જે આ શબ્દના ભાષાંતરમાં વપરાય છે તે શેતાન માટે વપરાયેલા શબ્દથી અલગ છે, તેનું ધ્યાન રાખો.</w:t>
+      </w:r>
+    </w:p>
+    <w:p>
+      <w:pPr>
+        <w:pStyle w:val="ListBullet"/>
+        <w:spacing w:line="240" w:lineRule="auto"/>
+        <w:ind w:left="720"/>
+      </w:pPr>
+      <w:r>
+        <w:rPr>
+          <w:lang w:val="gu_IN" w:bidi="gu_IN"/>
+        </w:rPr>
+      </w:r>
+      <w:r>
+        <w:rPr>
+          <w:lang w:val="gu_IN" w:bidi="gu_IN"/>
+        </w:rPr>
+        <w:t>તે પણ ધ્યાનમાં રાખો કે “ભૂત” શબ્દનું સ્થાનિક અથવા રાષ્ટ્રીય ભાષામાં ભાષાંતર કેવી રીતે થયું છે.</w:t>
+      </w:r>
+    </w:p>
+    <w:p>
+      <w:pPr/>
+      <w:r>
+        <w:rPr>
+          <w:lang w:val="gu_IN" w:bidi="gu_IN"/>
+        </w:rPr>
+      </w:r>
+      <w:r>
+        <w:rPr>
+          <w:lang w:val="gu_IN" w:bidi="gu_IN"/>
+        </w:rPr>
+        <w:t xml:space="preserve">(જુઓ: </w:t>
+      </w:r>
+      <w:r>
+        <w:rPr>
+          <w:lang w:val="gu_IN" w:bidi="gu_IN"/>
+        </w:rPr>
+        <w:t>અજ્ઞાતનું ભાષાંતર કેવી રીતે કરવું</w:t>
+      </w:r>
+      <w:r>
+        <w:rPr>
+          <w:lang w:val="gu_IN" w:bidi="gu_IN"/>
+        </w:rPr>
+        <w:t>)</w:t>
+      </w:r>
+    </w:p>
+    <w:p>
+      <w:pPr/>
+      <w:r>
+        <w:rPr>
+          <w:lang w:val="gu_IN" w:bidi="gu_IN"/>
+        </w:rPr>
+      </w:r>
+      <w:r>
+        <w:rPr>
+          <w:lang w:val="gu_IN" w:bidi="gu_IN"/>
+        </w:rPr>
+        <w:t xml:space="preserve">(આ પણ જુઓ : </w:t>
+      </w:r>
+      <w:r>
+        <w:rPr>
+          <w:lang w:val="gu_IN" w:bidi="gu_IN"/>
+        </w:rPr>
+        <w:t>ભૂત-વળગેલો</w:t>
+      </w:r>
+      <w:r>
+        <w:rPr>
+          <w:lang w:val="gu_IN" w:bidi="gu_IN"/>
+        </w:rPr>
+        <w:t xml:space="preserve">, </w:t>
+      </w:r>
+      <w:r>
+        <w:rPr>
+          <w:lang w:val="gu_IN" w:bidi="gu_IN"/>
+        </w:rPr>
+        <w:t>શેતાન</w:t>
+      </w:r>
+      <w:r>
+        <w:rPr>
+          <w:lang w:val="gu_IN" w:bidi="gu_IN"/>
+        </w:rPr>
+        <w:t xml:space="preserve">, </w:t>
+      </w:r>
+      <w:r>
+        <w:rPr>
+          <w:lang w:val="gu_IN" w:bidi="gu_IN"/>
+        </w:rPr>
+        <w:t>જૂઠા દેવ</w:t>
+      </w:r>
+      <w:r>
+        <w:rPr>
+          <w:lang w:val="gu_IN" w:bidi="gu_IN"/>
+        </w:rPr>
+        <w:t xml:space="preserve">, </w:t>
+      </w:r>
+      <w:r>
+        <w:rPr>
+          <w:lang w:val="gu_IN" w:bidi="gu_IN"/>
+        </w:rPr>
+        <w:t>ખોટા દેવ</w:t>
+      </w:r>
+      <w:r>
+        <w:rPr>
+          <w:lang w:val="gu_IN" w:bidi="gu_IN"/>
+        </w:rPr>
+        <w:t xml:space="preserve">, </w:t>
+      </w:r>
+      <w:r>
+        <w:rPr>
+          <w:lang w:val="gu_IN" w:bidi="gu_IN"/>
+        </w:rPr>
+        <w:t>દૂત</w:t>
+      </w:r>
+      <w:r>
+        <w:rPr>
+          <w:lang w:val="gu_IN" w:bidi="gu_IN"/>
+        </w:rPr>
+        <w:t xml:space="preserve">, </w:t>
+      </w:r>
+      <w:r>
+        <w:rPr>
+          <w:lang w:val="gu_IN" w:bidi="gu_IN"/>
+        </w:rPr>
+        <w:t>દુષ્ટ</w:t>
+      </w:r>
+      <w:r>
+        <w:rPr>
+          <w:lang w:val="gu_IN" w:bidi="gu_IN"/>
+        </w:rPr>
+        <w:t xml:space="preserve">, </w:t>
+      </w:r>
+      <w:r>
+        <w:rPr>
+          <w:lang w:val="gu_IN" w:bidi="gu_IN"/>
+        </w:rPr>
+        <w:t>શુદ્ધ</w:t>
+      </w:r>
+      <w:r>
+        <w:rPr>
+          <w:lang w:val="gu_IN" w:bidi="gu_IN"/>
+        </w:rPr>
+        <w:t>)</w:t>
+      </w:r>
+    </w:p>
+    <w:p>
+      <w:pPr>
+        <w:pStyle w:val="Heading3"/>
+      </w:pPr>
+      <w:r>
+        <w:rPr>
+          <w:lang w:val="gu_IN" w:bidi="gu_IN"/>
+        </w:rPr>
+        <w:t>બાઈબલની કલમો:</w:t>
+      </w:r>
+    </w:p>
+    <w:p>
+      <w:pPr>
+        <w:pStyle w:val="ListBullet"/>
+        <w:spacing w:line="240" w:lineRule="auto"/>
+        <w:ind w:left="720"/>
+      </w:pPr>
+      <w:r>
+        <w:rPr>
+          <w:lang w:val="gu_IN" w:bidi="gu_IN"/>
+        </w:rPr>
+      </w:r>
+      <w:hyperlink r:id="rId44">
         <w:r>
           <w:rPr>
             <w:lang w:val="gu_IN" w:bidi="gu_IN"/>
@@ -2472,264 +3307,22 @@
             <w:color w:val="0000EE"/>
             <w:u w:val="single"/>
           </w:rPr>
-          <w:t>માથ્થી 7:15–17</w:t>
+          <w:t>યાકૂબ 2:18–20</w:t>
         </w:r>
       </w:hyperlink>
     </w:p>
     <w:p>
       <w:pPr>
-        <w:pStyle w:val="Heading3"/>
-      </w:pPr>
-      <w:r>
-        <w:rPr>
-          <w:lang w:val="gu_IN" w:bidi="gu_IN"/>
-        </w:rPr>
-        <w:t>શબ્દ માહિતી:</w:t>
-      </w:r>
-    </w:p>
-    <w:p>
-      <w:pPr>
-        <w:pStyle w:val="ListBullet"/>
-        <w:spacing w:line="240" w:lineRule="auto"/>
-        <w:ind w:left="720"/>
-      </w:pPr>
-      <w:r>
-        <w:rPr>
-          <w:lang w:val="gu_IN" w:bidi="gu_IN"/>
-        </w:rPr>
-      </w:r>
-      <w:r>
-        <w:rPr>
-          <w:lang w:val="gu_IN" w:bidi="gu_IN"/>
-        </w:rPr>
-        <w:t>Strong's: H3, H4, H1061, H1063, H1069, H2173, H2233, H2981, H3206, H3581, H3759, H3899, H3978, H4022, H4395, H5108, H5208, H6500, H6509, H6529, H7019, H8256, H8393, H8570, G1081, G2590, G2592, G2593, G3703, G5052, G5352, G6013</w:t>
-      </w:r>
-      <w:r>
-        <w:rPr>
-          <w:lang w:val="gu_IN" w:bidi="gu_IN"/>
-        </w:rPr>
-      </w:r>
-      <w:r>
-        <w:rPr>
-          <w:lang w:val="gu_IN" w:bidi="gu_IN"/>
-        </w:rPr>
-      </w:r>
-    </w:p>
-    <w:p>
-      <w:pPr/>
-      <w:r>
-        <w:rPr>
-          <w:lang w:val="gu_IN" w:bidi="gu_IN"/>
-        </w:rPr>
-      </w:r>
-    </w:p>
-    <w:p>
-      <w:pPr>
-        <w:pStyle w:val="Heading2"/>
-      </w:pPr>
-      <w:r>
-        <w:rPr>
-          <w:lang w:val="gu_IN" w:bidi="gu_IN"/>
-        </w:rPr>
-        <w:t>ફારૂન, ઈજીપ્તનો રાજા</w:t>
-      </w:r>
-      <w:r>
-        <w:rPr>
-          <w:lang w:val="gu_IN" w:bidi="gu_IN"/>
-        </w:rPr>
-      </w:r>
-    </w:p>
-    <w:p>
-      <w:pPr>
-        <w:pStyle w:val="Heading3"/>
-      </w:pPr>
-      <w:r>
-        <w:rPr>
-          <w:lang w:val="gu_IN" w:bidi="gu_IN"/>
-        </w:rPr>
-        <w:t>તથ્યો:</w:t>
-      </w:r>
-    </w:p>
-    <w:p>
-      <w:pPr/>
-      <w:r>
-        <w:rPr>
-          <w:lang w:val="gu_IN" w:bidi="gu_IN"/>
-        </w:rPr>
-      </w:r>
-      <w:r>
-        <w:rPr>
-          <w:lang w:val="gu_IN" w:bidi="gu_IN"/>
-        </w:rPr>
-        <w:t>પ્રાચીન સમયોમાં, ઈજિપ્ત દેશ પર રાજ કરનારા રાજાઓને ફારૂન કહેવામાં આવતા હતા.</w:t>
-      </w:r>
-    </w:p>
-    <w:p>
-      <w:pPr>
-        <w:pStyle w:val="ListBullet"/>
-        <w:spacing w:line="240" w:lineRule="auto"/>
-        <w:ind w:left="720"/>
-      </w:pPr>
-      <w:r>
-        <w:rPr>
-          <w:lang w:val="gu_IN" w:bidi="gu_IN"/>
-        </w:rPr>
-      </w:r>
-      <w:r>
-        <w:rPr>
-          <w:lang w:val="gu_IN" w:bidi="gu_IN"/>
-        </w:rPr>
-        <w:t>કુલ મળીને લગભગ 300 ફારુનોએ ઈજિપ્ત પર 2000 વર્ષ કરતાં વધારે રાજ કર્યું હતું.</w:t>
-      </w:r>
-    </w:p>
-    <w:p>
-      <w:pPr>
-        <w:pStyle w:val="ListBullet"/>
-        <w:spacing w:line="240" w:lineRule="auto"/>
-        <w:ind w:left="720"/>
-      </w:pPr>
-      <w:r>
-        <w:rPr>
-          <w:lang w:val="gu_IN" w:bidi="gu_IN"/>
-        </w:rPr>
-      </w:r>
-      <w:r>
-        <w:rPr>
-          <w:lang w:val="gu_IN" w:bidi="gu_IN"/>
-        </w:rPr>
-        <w:t>આ ઈજીપ્તના રાજાઓ ખૂબ જ શક્તિશાળી અને ધનાઢ્ય હતા.</w:t>
-      </w:r>
-    </w:p>
-    <w:p>
-      <w:pPr>
-        <w:pStyle w:val="ListBullet"/>
-        <w:spacing w:line="240" w:lineRule="auto"/>
-        <w:ind w:left="720"/>
-      </w:pPr>
-      <w:r>
-        <w:rPr>
-          <w:lang w:val="gu_IN" w:bidi="gu_IN"/>
-        </w:rPr>
-      </w:r>
-      <w:r>
-        <w:rPr>
-          <w:lang w:val="gu_IN" w:bidi="gu_IN"/>
-        </w:rPr>
-        <w:t>બાઇબલમાં તેમાંના ઘણા ફારુનોનો ઉલ્લેખ કરવામાં આવ્યો છે.</w:t>
-      </w:r>
-    </w:p>
-    <w:p>
-      <w:pPr>
-        <w:pStyle w:val="ListBullet"/>
-        <w:spacing w:line="240" w:lineRule="auto"/>
-        <w:ind w:left="720"/>
-      </w:pPr>
-      <w:r>
-        <w:rPr>
-          <w:lang w:val="gu_IN" w:bidi="gu_IN"/>
-        </w:rPr>
-      </w:r>
-      <w:r>
-        <w:rPr>
-          <w:lang w:val="gu_IN" w:bidi="gu_IN"/>
-        </w:rPr>
-        <w:t>ઘણી વાર આ શીર્ષકને શીર્ષક કરતાં નામ તરીકે વધારે વાપરવામાં આવ્યું છે.</w:t>
-        <w:br/>
-      </w:r>
-      <w:r>
-        <w:rPr>
-          <w:lang w:val="gu_IN" w:bidi="gu_IN"/>
-        </w:rPr>
-        <w:t>તેવા સંજોગોમાં, અંગ્રેજી ભાષામાં તેમને મોટા P સાથે લખવામાં આવે છે જેમ કે “Pharaoh."</w:t>
-      </w:r>
-    </w:p>
-    <w:p>
-      <w:pPr/>
-      <w:r>
-        <w:rPr>
-          <w:lang w:val="gu_IN" w:bidi="gu_IN"/>
-        </w:rPr>
-      </w:r>
-      <w:r>
-        <w:rPr>
-          <w:lang w:val="gu_IN" w:bidi="gu_IN"/>
-        </w:rPr>
-        <w:t xml:space="preserve">(અનુવાદ માટેના સૂચનો: </w:t>
-      </w:r>
-      <w:r>
-        <w:rPr>
-          <w:lang w:val="gu_IN" w:bidi="gu_IN"/>
-        </w:rPr>
-        <w:t>નામોનો અનુવાદ કેવી રીતે કરવો</w:t>
-      </w:r>
-      <w:r>
-        <w:rPr>
-          <w:lang w:val="gu_IN" w:bidi="gu_IN"/>
-        </w:rPr>
-        <w:t>)</w:t>
-      </w:r>
-    </w:p>
-    <w:p>
-      <w:pPr/>
-      <w:r>
-        <w:rPr>
-          <w:lang w:val="gu_IN" w:bidi="gu_IN"/>
-        </w:rPr>
-      </w:r>
-      <w:r>
-        <w:rPr>
-          <w:lang w:val="gu_IN" w:bidi="gu_IN"/>
-        </w:rPr>
-        <w:t xml:space="preserve">(આ પણ જૂઓ: </w:t>
-      </w:r>
-      <w:r>
-        <w:rPr>
-          <w:lang w:val="gu_IN" w:bidi="gu_IN"/>
-        </w:rPr>
-        <w:t>ઈજિપ્ત</w:t>
-      </w:r>
-      <w:r>
-        <w:rPr>
-          <w:lang w:val="gu_IN" w:bidi="gu_IN"/>
-        </w:rPr>
-        <w:t xml:space="preserve">, </w:t>
-      </w:r>
-      <w:r>
-        <w:rPr>
-          <w:lang w:val="gu_IN" w:bidi="gu_IN"/>
-        </w:rPr>
-        <w:t>રાજા</w:t>
-      </w:r>
-      <w:r>
-        <w:rPr>
-          <w:lang w:val="gu_IN" w:bidi="gu_IN"/>
-        </w:rPr>
-        <w:t>)</w:t>
-      </w:r>
-    </w:p>
-    <w:p>
-      <w:pPr>
-        <w:pStyle w:val="Heading3"/>
-      </w:pPr>
-      <w:r>
-        <w:rPr>
-          <w:lang w:val="gu_IN" w:bidi="gu_IN"/>
-        </w:rPr>
-        <w:t>બાઇબલના સંદર્ભો:</w:t>
-      </w:r>
-    </w:p>
-    <w:p>
-      <w:pPr>
-        <w:pStyle w:val="ListBullet"/>
-        <w:spacing w:line="240" w:lineRule="auto"/>
-        <w:ind w:left="720"/>
-      </w:pPr>
-      <w:r>
-        <w:rPr>
-          <w:lang w:val="gu_IN" w:bidi="gu_IN"/>
-        </w:rPr>
-      </w:r>
-      <w:hyperlink r:id="rId44">
+        <w:pStyle w:val="ListBullet"/>
+        <w:spacing w:line="240" w:lineRule="auto"/>
+        <w:ind w:left="720"/>
+      </w:pPr>
+      <w:r>
+        <w:rPr>
+          <w:lang w:val="gu_IN" w:bidi="gu_IN"/>
+        </w:rPr>
+      </w:r>
+      <w:hyperlink r:id="rId45">
         <w:r>
           <w:rPr>
             <w:lang w:val="gu_IN" w:bidi="gu_IN"/>
@@ -2738,7 +3331,7 @@
             <w:color w:val="0000EE"/>
             <w:u w:val="single"/>
           </w:rPr>
-          <w:t>પ્રેરિતોનાં કૃત્યો 7:9–10</w:t>
+          <w:t>યાકૂબ 3:15–18</w:t>
         </w:r>
       </w:hyperlink>
     </w:p>
@@ -2753,7 +3346,7 @@
           <w:lang w:val="gu_IN" w:bidi="gu_IN"/>
         </w:rPr>
       </w:r>
-      <w:hyperlink r:id="rId45">
+      <w:hyperlink r:id="rId46">
         <w:r>
           <w:rPr>
             <w:lang w:val="gu_IN" w:bidi="gu_IN"/>
@@ -2762,7 +3355,7 @@
             <w:color w:val="0000EE"/>
             <w:u w:val="single"/>
           </w:rPr>
-          <w:t>પ્રેરિતોનાં કૃત્યો 7:11–13</w:t>
+          <w:t>લૂક 4:35–37</w:t>
         </w:r>
       </w:hyperlink>
     </w:p>
@@ -2777,7 +3370,7 @@
           <w:lang w:val="gu_IN" w:bidi="gu_IN"/>
         </w:rPr>
       </w:r>
-      <w:hyperlink r:id="rId46">
+      <w:hyperlink r:id="rId47">
         <w:r>
           <w:rPr>
             <w:lang w:val="gu_IN" w:bidi="gu_IN"/>
@@ -2786,7 +3379,7 @@
             <w:color w:val="0000EE"/>
             <w:u w:val="single"/>
           </w:rPr>
-          <w:t>પ્રેરિતોનાં કૃત્યો 7:20–21</w:t>
+          <w:t>માર્ક 3:20–22</w:t>
         </w:r>
       </w:hyperlink>
     </w:p>
@@ -2801,7 +3394,7 @@
           <w:lang w:val="gu_IN" w:bidi="gu_IN"/>
         </w:rPr>
       </w:r>
-      <w:hyperlink r:id="rId47">
+      <w:hyperlink r:id="rId48">
         <w:r>
           <w:rPr>
             <w:lang w:val="gu_IN" w:bidi="gu_IN"/>
@@ -2810,12 +3403,422 @@
             <w:color w:val="0000EE"/>
             <w:u w:val="single"/>
           </w:rPr>
-          <w:t>ઉત્પત્તિ 12:14–16</w:t>
+          <w:t>માથ્થી 4:23–25</w:t>
         </w:r>
       </w:hyperlink>
     </w:p>
     <w:p>
       <w:pPr>
+        <w:pStyle w:val="Heading3"/>
+      </w:pPr>
+      <w:r>
+        <w:rPr>
+          <w:lang w:val="gu_IN" w:bidi="gu_IN"/>
+        </w:rPr>
+        <w:t>બાઈબલની વાર્તાઓમાંથી ઉદાહરણો:</w:t>
+      </w:r>
+    </w:p>
+    <w:p>
+      <w:pPr>
+        <w:pStyle w:val="ListBullet"/>
+        <w:spacing w:line="240" w:lineRule="auto"/>
+        <w:ind w:left="720"/>
+      </w:pPr>
+      <w:r>
+        <w:rPr>
+          <w:lang w:val="gu_IN" w:bidi="gu_IN"/>
+        </w:rPr>
+      </w:r>
+      <w:r>
+        <w:rPr>
+          <w:b/>
+          <w:lang w:val="gu_IN" w:bidi="gu_IN"/>
+        </w:rPr>
+        <w:t>26:9</w:t>
+      </w:r>
+      <w:r>
+        <w:rPr>
+          <w:lang w:val="gu_IN" w:bidi="gu_IN"/>
+        </w:rPr>
+        <w:t xml:space="preserve"> ઘણા લોકો કે જેઓને </w:t>
+      </w:r>
+      <w:r>
+        <w:rPr>
+          <w:b/>
+          <w:lang w:val="gu_IN" w:bidi="gu_IN"/>
+        </w:rPr>
+        <w:t>ભૂતો</w:t>
+      </w:r>
+      <w:r>
+        <w:rPr>
+          <w:lang w:val="gu_IN" w:bidi="gu_IN"/>
+        </w:rPr>
+        <w:t xml:space="preserve"> વળગેલા હતા તેઓને ઈસુ પાસે લાવ્યાં. યારે ઈસુએ તેઓને આજ્ઞા આપી, ત્યારે </w:t>
+      </w:r>
+      <w:r>
+        <w:rPr>
+          <w:b/>
+          <w:lang w:val="gu_IN" w:bidi="gu_IN"/>
+        </w:rPr>
+        <w:t>ભૂતો</w:t>
+      </w:r>
+      <w:r>
+        <w:rPr>
+          <w:lang w:val="gu_IN" w:bidi="gu_IN"/>
+        </w:rPr>
+        <w:t xml:space="preserve"> લોકોમાંથી બહાર નીકળી ગયા, અને ઘણીવાર બૂમો પાડી કે, “તું દેવનો દીકરો છે!”</w:t>
+      </w:r>
+    </w:p>
+    <w:p>
+      <w:pPr>
+        <w:pStyle w:val="ListBullet"/>
+        <w:spacing w:line="240" w:lineRule="auto"/>
+        <w:ind w:left="720"/>
+      </w:pPr>
+      <w:r>
+        <w:rPr>
+          <w:lang w:val="gu_IN" w:bidi="gu_IN"/>
+        </w:rPr>
+      </w:r>
+      <w:r>
+        <w:rPr>
+          <w:b/>
+          <w:lang w:val="gu_IN" w:bidi="gu_IN"/>
+        </w:rPr>
+        <w:t>32:8</w:t>
+      </w:r>
+      <w:r>
+        <w:rPr>
+          <w:lang w:val="gu_IN" w:bidi="gu_IN"/>
+        </w:rPr>
+        <w:t xml:space="preserve"> </w:t>
+      </w:r>
+      <w:r>
+        <w:rPr>
+          <w:b/>
+          <w:lang w:val="gu_IN" w:bidi="gu_IN"/>
+        </w:rPr>
+        <w:t>ભૂતો</w:t>
+      </w:r>
+      <w:r>
+        <w:rPr>
+          <w:lang w:val="gu_IN" w:bidi="gu_IN"/>
+        </w:rPr>
+        <w:t xml:space="preserve"> માણસમાંથી બહાર આવ્યા અને ભૂંડોમાં પેઠા.</w:t>
+      </w:r>
+    </w:p>
+    <w:p>
+      <w:pPr>
+        <w:pStyle w:val="ListBullet"/>
+        <w:spacing w:line="240" w:lineRule="auto"/>
+        <w:ind w:left="720"/>
+      </w:pPr>
+      <w:r>
+        <w:rPr>
+          <w:lang w:val="gu_IN" w:bidi="gu_IN"/>
+        </w:rPr>
+      </w:r>
+      <w:r>
+        <w:rPr>
+          <w:b/>
+          <w:lang w:val="gu_IN" w:bidi="gu_IN"/>
+        </w:rPr>
+        <w:t>47:5</w:t>
+      </w:r>
+      <w:r>
+        <w:rPr>
+          <w:lang w:val="gu_IN" w:bidi="gu_IN"/>
+        </w:rPr>
+        <w:t xml:space="preserve"> છેવટે એક દિવસ ગુલામ છોકરીએ ચીસ પાડી, ત્યારે પાઉલે તેણીની તરફ ફરી અને </w:t>
+      </w:r>
+      <w:r>
+        <w:rPr>
+          <w:b/>
+          <w:lang w:val="gu_IN" w:bidi="gu_IN"/>
+        </w:rPr>
+        <w:t>ભૂત</w:t>
+      </w:r>
+      <w:r>
+        <w:rPr>
+          <w:lang w:val="gu_IN" w:bidi="gu_IN"/>
+        </w:rPr>
+        <w:t xml:space="preserve"> કે જે તેણીમાં હતું તેને કહ્યુ કે, “ઈસુના નામમાં, તેણીમાંથી બહાર નીકળ.” તરત જ </w:t>
+      </w:r>
+      <w:r>
+        <w:rPr>
+          <w:b/>
+          <w:lang w:val="gu_IN" w:bidi="gu_IN"/>
+        </w:rPr>
+        <w:t>ભૂત</w:t>
+      </w:r>
+      <w:r>
+        <w:rPr>
+          <w:lang w:val="gu_IN" w:bidi="gu_IN"/>
+        </w:rPr>
+        <w:t xml:space="preserve"> તેણીને મૂકી ચાલ્યું ગયું.</w:t>
+      </w:r>
+    </w:p>
+    <w:p>
+      <w:pPr>
+        <w:pStyle w:val="ListBullet"/>
+        <w:spacing w:line="240" w:lineRule="auto"/>
+        <w:ind w:left="720"/>
+      </w:pPr>
+      <w:r>
+        <w:rPr>
+          <w:lang w:val="gu_IN" w:bidi="gu_IN"/>
+        </w:rPr>
+      </w:r>
+      <w:r>
+        <w:rPr>
+          <w:b/>
+          <w:lang w:val="gu_IN" w:bidi="gu_IN"/>
+        </w:rPr>
+        <w:t>49:2</w:t>
+      </w:r>
+      <w:r>
+        <w:rPr>
+          <w:lang w:val="gu_IN" w:bidi="gu_IN"/>
+        </w:rPr>
+        <w:t xml:space="preserve"> તે (ઈસુ) પાણી ઉપર ચાલ્યો, તોફાનને શાંત પાડ્યું, ઘણા બીમાર લોકોને સાજા કર્યા, </w:t>
+      </w:r>
+      <w:r>
+        <w:rPr>
+          <w:i/>
+          <w:lang w:val="gu_IN" w:bidi="gu_IN"/>
+        </w:rPr>
+        <w:t>ભૂતોને</w:t>
+      </w:r>
+      <w:r>
+        <w:rPr>
+          <w:lang w:val="gu_IN" w:bidi="gu_IN"/>
+        </w:rPr>
+        <w:t xml:space="preserve"> બહાર હાંકી કાઢ્યા, મરેલાને સજીવન કર્યા, અને પાંચ રોટલીઓ અને બે નાની માછલીને 5000 લોકો માટે ખોરાકમાં ફેરવી નાંખી.</w:t>
+      </w:r>
+    </w:p>
+    <w:p>
+      <w:pPr>
+        <w:pStyle w:val="Heading3"/>
+      </w:pPr>
+      <w:r>
+        <w:rPr>
+          <w:lang w:val="gu_IN" w:bidi="gu_IN"/>
+        </w:rPr>
+        <w:t>શબ્દ માહિતી:</w:t>
+      </w:r>
+    </w:p>
+    <w:p>
+      <w:pPr>
+        <w:pStyle w:val="ListBullet"/>
+        <w:spacing w:line="240" w:lineRule="auto"/>
+        <w:ind w:left="720"/>
+      </w:pPr>
+      <w:r>
+        <w:rPr>
+          <w:lang w:val="gu_IN" w:bidi="gu_IN"/>
+        </w:rPr>
+      </w:r>
+      <w:r>
+        <w:rPr>
+          <w:lang w:val="gu_IN" w:bidi="gu_IN"/>
+        </w:rPr>
+        <w:t>Strong's: H2932, H7307, H7451, H7700, G169, G1139, G1140, G1141, G1142, G4190, G4151, G4152, G4189</w:t>
+      </w:r>
+      <w:r>
+        <w:rPr>
+          <w:lang w:val="gu_IN" w:bidi="gu_IN"/>
+        </w:rPr>
+      </w:r>
+      <w:r>
+        <w:rPr>
+          <w:lang w:val="gu_IN" w:bidi="gu_IN"/>
+        </w:rPr>
+      </w:r>
+    </w:p>
+    <w:p>
+      <w:pPr/>
+      <w:r>
+        <w:rPr>
+          <w:lang w:val="gu_IN" w:bidi="gu_IN"/>
+        </w:rPr>
+      </w:r>
+    </w:p>
+    <w:p>
+      <w:pPr>
+        <w:pStyle w:val="Heading2"/>
+      </w:pPr>
+      <w:r>
+        <w:rPr>
+          <w:lang w:val="gu_IN" w:bidi="gu_IN"/>
+        </w:rPr>
+        <w:t>ભૂત વળગેલાઓ</w:t>
+      </w:r>
+      <w:r>
+        <w:rPr>
+          <w:lang w:val="gu_IN" w:bidi="gu_IN"/>
+        </w:rPr>
+      </w:r>
+    </w:p>
+    <w:p>
+      <w:pPr>
+        <w:pStyle w:val="Heading3"/>
+      </w:pPr>
+      <w:r>
+        <w:rPr>
+          <w:lang w:val="gu_IN" w:bidi="gu_IN"/>
+        </w:rPr>
+        <w:t>વ્યાખ્યા:</w:t>
+      </w:r>
+    </w:p>
+    <w:p>
+      <w:pPr/>
+      <w:r>
+        <w:rPr>
+          <w:lang w:val="gu_IN" w:bidi="gu_IN"/>
+        </w:rPr>
+      </w:r>
+      <w:r>
+        <w:rPr>
+          <w:lang w:val="gu_IN" w:bidi="gu_IN"/>
+        </w:rPr>
+        <w:t>વ્યક્તિ કે જેને ભૂત વળગેલું છે તેને ભૂત અથવા દુષ્ટ આત્મા, જે તે વ્યકિત કરે છે અને વિચારે છે તેનું નિયંત્રણ કરે છે.</w:t>
+      </w:r>
+    </w:p>
+    <w:p>
+      <w:pPr>
+        <w:pStyle w:val="ListBullet"/>
+        <w:spacing w:line="240" w:lineRule="auto"/>
+        <w:ind w:left="720"/>
+      </w:pPr>
+      <w:r>
+        <w:rPr>
+          <w:lang w:val="gu_IN" w:bidi="gu_IN"/>
+        </w:rPr>
+      </w:r>
+      <w:r>
+        <w:rPr>
+          <w:lang w:val="gu_IN" w:bidi="gu_IN"/>
+        </w:rPr>
+        <w:t>મોટેભાગે ભૂત વળગેલું વ્યક્તિ પોતાને અથવા અન્ય લોકોને નુકસાન કરે છે કારણકે ભૂત તેની પાસે તે કરાવે છે.</w:t>
+      </w:r>
+    </w:p>
+    <w:p>
+      <w:pPr>
+        <w:pStyle w:val="ListBullet"/>
+        <w:spacing w:line="240" w:lineRule="auto"/>
+        <w:ind w:left="720"/>
+      </w:pPr>
+      <w:r>
+        <w:rPr>
+          <w:lang w:val="gu_IN" w:bidi="gu_IN"/>
+        </w:rPr>
+      </w:r>
+      <w:r>
+        <w:rPr>
+          <w:lang w:val="gu_IN" w:bidi="gu_IN"/>
+        </w:rPr>
+        <w:t>ઈસુએ ભૂત વળગેલા લોકોને ભૂતોને તેઓમાંથી નીકળી જવાનો આદેશ આપી સાજા કર્યા.</w:t>
+        <w:br/>
+      </w:r>
+      <w:r>
+        <w:rPr>
+          <w:lang w:val="gu_IN" w:bidi="gu_IN"/>
+        </w:rPr>
+        <w:t>મોટેભાગે તેને ભૂતોને “બહાર કાઢવા” એવું કહેવામાં આવે છે.</w:t>
+      </w:r>
+    </w:p>
+    <w:p>
+      <w:pPr>
+        <w:pStyle w:val="Heading3"/>
+      </w:pPr>
+      <w:r>
+        <w:rPr>
+          <w:lang w:val="gu_IN" w:bidi="gu_IN"/>
+        </w:rPr>
+        <w:t>ભાષાંતરના સૂચનો:</w:t>
+      </w:r>
+    </w:p>
+    <w:p>
+      <w:pPr>
+        <w:pStyle w:val="ListBullet"/>
+        <w:spacing w:line="240" w:lineRule="auto"/>
+        <w:ind w:left="720"/>
+      </w:pPr>
+      <w:r>
+        <w:rPr>
+          <w:lang w:val="gu_IN" w:bidi="gu_IN"/>
+        </w:rPr>
+      </w:r>
+      <w:r>
+        <w:rPr>
+          <w:lang w:val="gu_IN" w:bidi="gu_IN"/>
+        </w:rPr>
+        <w:t>બીજી રીતે આ શબ્દનું ભાષાંતર કરવામાં આવે ત્યારે, “ભૂતથી નિયંત્રણ થતો” અથવા “દુષ્ટ આત્મા દ્વારા નિયંત્રણ” અથવા “દુષ્ટ આત્મા અંદર હોવો” એવા શબ્દોનો સમાવેશ થાય છે.</w:t>
+      </w:r>
+    </w:p>
+    <w:p>
+      <w:pPr/>
+      <w:r>
+        <w:rPr>
+          <w:lang w:val="gu_IN" w:bidi="gu_IN"/>
+        </w:rPr>
+      </w:r>
+      <w:r>
+        <w:rPr>
+          <w:lang w:val="gu_IN" w:bidi="gu_IN"/>
+        </w:rPr>
+        <w:t xml:space="preserve">(આ પણ જુઓ: </w:t>
+      </w:r>
+      <w:r>
+        <w:rPr>
+          <w:lang w:val="gu_IN" w:bidi="gu_IN"/>
+        </w:rPr>
+        <w:t>ભૂત</w:t>
+      </w:r>
+      <w:r>
+        <w:rPr>
+          <w:lang w:val="gu_IN" w:bidi="gu_IN"/>
+        </w:rPr>
+        <w:t>)</w:t>
+      </w:r>
+    </w:p>
+    <w:p>
+      <w:pPr>
+        <w:pStyle w:val="Heading3"/>
+      </w:pPr>
+      <w:r>
+        <w:rPr>
+          <w:lang w:val="gu_IN" w:bidi="gu_IN"/>
+        </w:rPr>
+        <w:t>બાઈબલની કલમો:</w:t>
+      </w:r>
+    </w:p>
+    <w:p>
+      <w:pPr>
+        <w:pStyle w:val="ListBullet"/>
+        <w:spacing w:line="240" w:lineRule="auto"/>
+        <w:ind w:left="720"/>
+      </w:pPr>
+      <w:r>
+        <w:rPr>
+          <w:lang w:val="gu_IN" w:bidi="gu_IN"/>
+        </w:rPr>
+      </w:r>
+      <w:hyperlink r:id="rId49">
+        <w:r>
+          <w:rPr>
+            <w:lang w:val="gu_IN" w:bidi="gu_IN"/>
+          </w:rPr>
+          <w:rPr>
+            <w:color w:val="0000EE"/>
+            <w:u w:val="single"/>
+          </w:rPr>
+          <w:t>માર્ક 1:32–34</w:t>
+        </w:r>
+      </w:hyperlink>
+    </w:p>
+    <w:p>
+      <w:pPr>
         <w:pStyle w:val="ListBullet"/>
         <w:spacing w:line="240" w:lineRule="auto"/>
         <w:ind w:left="720"/>
@@ -2834,7 +3837,7 @@
             <w:color w:val="0000EE"/>
             <w:u w:val="single"/>
           </w:rPr>
-          <w:t>ઉત્પત્તિ 40:6–8</w:t>
+          <w:t>માથ્થી 4:23–25</w:t>
         </w:r>
       </w:hyperlink>
     </w:p>
@@ -2849,7 +3852,7 @@
           <w:lang w:val="gu_IN" w:bidi="gu_IN"/>
         </w:rPr>
       </w:r>
-      <w:hyperlink r:id="rId49">
+      <w:hyperlink r:id="rId50">
         <w:r>
           <w:rPr>
             <w:lang w:val="gu_IN" w:bidi="gu_IN"/>
@@ -2858,525 +3861,22 @@
             <w:color w:val="0000EE"/>
             <w:u w:val="single"/>
           </w:rPr>
-          <w:t>ઉત્પત્તિ 41:25–26</w:t>
+          <w:t>માથ્થી 8:16–17</w:t>
         </w:r>
       </w:hyperlink>
     </w:p>
     <w:p>
       <w:pPr>
-        <w:pStyle w:val="Heading3"/>
-      </w:pPr>
-      <w:r>
-        <w:rPr>
-          <w:lang w:val="gu_IN" w:bidi="gu_IN"/>
-        </w:rPr>
-        <w:t>બાઇબલ વાતાાઓમાંથી ઉદાહરણો:</w:t>
-      </w:r>
-    </w:p>
-    <w:p>
-      <w:pPr>
-        <w:pStyle w:val="ListBullet"/>
-        <w:spacing w:line="240" w:lineRule="auto"/>
-        <w:ind w:left="720"/>
-      </w:pPr>
-      <w:r>
-        <w:rPr>
-          <w:lang w:val="gu_IN" w:bidi="gu_IN"/>
-        </w:rPr>
-      </w:r>
-      <w:r>
-        <w:rPr>
-          <w:b/>
-          <w:lang w:val="gu_IN" w:bidi="gu_IN"/>
-        </w:rPr>
-        <w:t>8:6</w:t>
-      </w:r>
-      <w:r>
-        <w:rPr>
-          <w:lang w:val="gu_IN" w:bidi="gu_IN"/>
-        </w:rPr>
-        <w:t xml:space="preserve"> એક રાત્રે, </w:t>
-      </w:r>
-      <w:r>
-        <w:rPr>
-          <w:b/>
-          <w:lang w:val="gu_IN" w:bidi="gu_IN"/>
-        </w:rPr>
-        <w:t>ફારૂનને</w:t>
-      </w:r>
-      <w:r>
-        <w:rPr>
-          <w:lang w:val="gu_IN" w:bidi="gu_IN"/>
-        </w:rPr>
-        <w:t xml:space="preserve"> બે સ્વપ્નો આવ્યા જેનાથી તે બહુ જ ગભરાયો. ઈજીપ્તના લોકો તેમના રાજાઓને ફારૂનના નામે બોલાવતા હતા.</w:t>
-      </w:r>
-    </w:p>
-    <w:p>
-      <w:pPr>
-        <w:pStyle w:val="ListBullet"/>
-        <w:spacing w:line="240" w:lineRule="auto"/>
-        <w:ind w:left="720"/>
-      </w:pPr>
-      <w:r>
-        <w:rPr>
-          <w:lang w:val="gu_IN" w:bidi="gu_IN"/>
-        </w:rPr>
-      </w:r>
-      <w:r>
-        <w:rPr>
-          <w:b/>
-          <w:lang w:val="gu_IN" w:bidi="gu_IN"/>
-        </w:rPr>
-        <w:t>8:8</w:t>
-      </w:r>
-      <w:r>
-        <w:rPr>
-          <w:lang w:val="gu_IN" w:bidi="gu_IN"/>
-        </w:rPr>
-        <w:t xml:space="preserve"> </w:t>
-      </w:r>
-      <w:r>
-        <w:rPr>
-          <w:b/>
-          <w:lang w:val="gu_IN" w:bidi="gu_IN"/>
-        </w:rPr>
-        <w:t>ફારૂન</w:t>
-      </w:r>
-      <w:r>
-        <w:rPr>
-          <w:lang w:val="gu_IN" w:bidi="gu_IN"/>
-        </w:rPr>
-        <w:t xml:space="preserve"> યૂસફથી એટલો પ્રભાવિત થયો કે તેણે તેને સમગ્ર ઈજિપ્તમાં બીજા ક્રમાંકના સૌથી શક્તિશાળી મનુષ્ય તરીકે નિયુક્ત કર્યો!</w:t>
-      </w:r>
-    </w:p>
-    <w:p>
-      <w:pPr>
-        <w:pStyle w:val="ListBullet"/>
-        <w:spacing w:line="240" w:lineRule="auto"/>
-        <w:ind w:left="720"/>
-      </w:pPr>
-      <w:r>
-        <w:rPr>
-          <w:lang w:val="gu_IN" w:bidi="gu_IN"/>
-        </w:rPr>
-      </w:r>
-      <w:r>
-        <w:rPr>
-          <w:b/>
-          <w:lang w:val="gu_IN" w:bidi="gu_IN"/>
-        </w:rPr>
-        <w:t>9:2</w:t>
-      </w:r>
-      <w:r>
-        <w:rPr>
-          <w:lang w:val="gu_IN" w:bidi="gu_IN"/>
-        </w:rPr>
-        <w:t xml:space="preserve"> તેથી </w:t>
-      </w:r>
-      <w:r>
-        <w:rPr>
-          <w:b/>
-          <w:lang w:val="gu_IN" w:bidi="gu_IN"/>
-        </w:rPr>
-        <w:t>ફારુને</w:t>
-      </w:r>
-      <w:r>
-        <w:rPr>
-          <w:lang w:val="gu_IN" w:bidi="gu_IN"/>
-        </w:rPr>
-        <w:t xml:space="preserve"> કે જે તે સમયે ઈજીપ્તમાં રાજ કરતો હતો તેણે ઇઝરાયલીઓને ઈજીપ્તના લોકોના ગુલામો બનાવ્યા.</w:t>
-      </w:r>
-    </w:p>
-    <w:p>
-      <w:pPr>
-        <w:pStyle w:val="ListBullet"/>
-        <w:spacing w:line="240" w:lineRule="auto"/>
-        <w:ind w:left="720"/>
-      </w:pPr>
-      <w:r>
-        <w:rPr>
-          <w:lang w:val="gu_IN" w:bidi="gu_IN"/>
-        </w:rPr>
-      </w:r>
-      <w:r>
-        <w:rPr>
-          <w:b/>
-          <w:lang w:val="gu_IN" w:bidi="gu_IN"/>
-        </w:rPr>
-        <w:t>9:13</w:t>
-      </w:r>
-      <w:r>
-        <w:rPr>
-          <w:lang w:val="gu_IN" w:bidi="gu_IN"/>
-        </w:rPr>
-        <w:t xml:space="preserve"> “હું તને </w:t>
-      </w:r>
-      <w:r>
-        <w:rPr>
-          <w:b/>
-          <w:lang w:val="gu_IN" w:bidi="gu_IN"/>
-        </w:rPr>
-        <w:t>ફારૂન</w:t>
-      </w:r>
-      <w:r>
-        <w:rPr>
-          <w:lang w:val="gu_IN" w:bidi="gu_IN"/>
-        </w:rPr>
-        <w:t xml:space="preserve"> પાસે મોકલીશ કે જેથી તું ઇઝરાયલીઓને તેઓની ઈજિપ્તમાંની ગુલામગીરીમાંથી બહાર લાવે.”</w:t>
-      </w:r>
-    </w:p>
-    <w:p>
-      <w:pPr>
-        <w:pStyle w:val="ListBullet"/>
-        <w:spacing w:line="240" w:lineRule="auto"/>
-        <w:ind w:left="720"/>
-      </w:pPr>
-      <w:r>
-        <w:rPr>
-          <w:lang w:val="gu_IN" w:bidi="gu_IN"/>
-        </w:rPr>
-      </w:r>
-      <w:r>
-        <w:rPr>
-          <w:b/>
-          <w:lang w:val="gu_IN" w:bidi="gu_IN"/>
-        </w:rPr>
-        <w:t>10:2</w:t>
-      </w:r>
-      <w:r>
-        <w:rPr>
-          <w:lang w:val="gu_IN" w:bidi="gu_IN"/>
-        </w:rPr>
-        <w:t xml:space="preserve"> આ મરકીઓ દ્વારા ઈશ્વરે </w:t>
-      </w:r>
-      <w:r>
-        <w:rPr>
-          <w:b/>
-          <w:lang w:val="gu_IN" w:bidi="gu_IN"/>
-        </w:rPr>
-        <w:t>ફારૂનને</w:t>
-      </w:r>
-      <w:r>
-        <w:rPr>
-          <w:lang w:val="gu_IN" w:bidi="gu_IN"/>
-        </w:rPr>
-        <w:t xml:space="preserve"> બતાવ્યું કે તેઓ </w:t>
-      </w:r>
-      <w:r>
-        <w:rPr>
-          <w:b/>
-          <w:lang w:val="gu_IN" w:bidi="gu_IN"/>
-        </w:rPr>
-        <w:t>ફારૂન</w:t>
-      </w:r>
-      <w:r>
-        <w:rPr>
-          <w:lang w:val="gu_IN" w:bidi="gu_IN"/>
-        </w:rPr>
-        <w:t xml:space="preserve"> અને ઈજીપ્તના દેવો કરતાં વધારે શક્તિશાળી હતા.</w:t>
-      </w:r>
-    </w:p>
-    <w:p>
-      <w:pPr>
-        <w:pStyle w:val="Heading3"/>
-      </w:pPr>
-      <w:r>
-        <w:rPr>
-          <w:lang w:val="gu_IN" w:bidi="gu_IN"/>
-        </w:rPr>
-        <w:t>શબ્દ માહિતી:</w:t>
-      </w:r>
-    </w:p>
-    <w:p>
-      <w:pPr>
-        <w:pStyle w:val="ListBullet"/>
-        <w:spacing w:line="240" w:lineRule="auto"/>
-        <w:ind w:left="720"/>
-      </w:pPr>
-      <w:r>
-        <w:rPr>
-          <w:lang w:val="gu_IN" w:bidi="gu_IN"/>
-        </w:rPr>
-      </w:r>
-      <w:r>
-        <w:rPr>
-          <w:lang w:val="gu_IN" w:bidi="gu_IN"/>
-        </w:rPr>
-        <w:t>Strong's: H4428, H4714, H6547, G5328</w:t>
-      </w:r>
-      <w:r>
-        <w:rPr>
-          <w:lang w:val="gu_IN" w:bidi="gu_IN"/>
-        </w:rPr>
-      </w:r>
-      <w:r>
-        <w:rPr>
-          <w:lang w:val="gu_IN" w:bidi="gu_IN"/>
-        </w:rPr>
-      </w:r>
-    </w:p>
-    <w:p>
-      <w:pPr/>
-      <w:r>
-        <w:rPr>
-          <w:lang w:val="gu_IN" w:bidi="gu_IN"/>
-        </w:rPr>
-      </w:r>
-    </w:p>
-    <w:p>
-      <w:pPr>
-        <w:pStyle w:val="Heading2"/>
-      </w:pPr>
-      <w:r>
-        <w:rPr>
-          <w:lang w:val="gu_IN" w:bidi="gu_IN"/>
-        </w:rPr>
-        <w:t>ફિનહાસ</w:t>
-      </w:r>
-      <w:r>
-        <w:rPr>
-          <w:lang w:val="gu_IN" w:bidi="gu_IN"/>
-        </w:rPr>
-      </w:r>
-    </w:p>
-    <w:p>
-      <w:pPr>
-        <w:pStyle w:val="Heading3"/>
-      </w:pPr>
-      <w:r>
-        <w:rPr>
-          <w:lang w:val="gu_IN" w:bidi="gu_IN"/>
-        </w:rPr>
-        <w:t>તથ્યો:</w:t>
-      </w:r>
-    </w:p>
-    <w:p>
-      <w:pPr/>
-      <w:r>
-        <w:rPr>
-          <w:lang w:val="gu_IN" w:bidi="gu_IN"/>
-        </w:rPr>
-      </w:r>
-      <w:r>
-        <w:rPr>
-          <w:lang w:val="gu_IN" w:bidi="gu_IN"/>
-        </w:rPr>
-        <w:t>જૂના કરારમાં બે માણસોનું નામ ફિનહાસ હતું.</w:t>
-      </w:r>
-    </w:p>
-    <w:p>
-      <w:pPr>
-        <w:pStyle w:val="ListBullet"/>
-        <w:spacing w:line="240" w:lineRule="auto"/>
-        <w:ind w:left="720"/>
-      </w:pPr>
-      <w:r>
-        <w:rPr>
-          <w:lang w:val="gu_IN" w:bidi="gu_IN"/>
-        </w:rPr>
-      </w:r>
-      <w:r>
-        <w:rPr>
-          <w:lang w:val="gu_IN" w:bidi="gu_IN"/>
-        </w:rPr>
-        <w:t>હારુનનો ફિનહાસ નામનો પૌત્ર યાજક હતો કે જેણે ઇઝરાયલમાં જૂઠા દેવોની પૂજાનો મોટો વિરોધ કર્યો હતો.</w:t>
-      </w:r>
-    </w:p>
-    <w:p>
-      <w:pPr>
-        <w:pStyle w:val="ListBullet"/>
-        <w:spacing w:line="240" w:lineRule="auto"/>
-        <w:ind w:left="720"/>
-      </w:pPr>
-      <w:r>
-        <w:rPr>
-          <w:lang w:val="gu_IN" w:bidi="gu_IN"/>
-        </w:rPr>
-      </w:r>
-      <w:r>
-        <w:rPr>
-          <w:lang w:val="gu_IN" w:bidi="gu_IN"/>
-        </w:rPr>
-        <w:t>ઇઝરાયલીઓએ મિદ્યાની સ્ત્રીઓ સાથે લગ્નો કર્યા અને તેઓના જૂઠા દેવોની પૂજા કરી માટે યહોવાએ તેઓને સજા કરવા મોકલેલી એક મરકીથી ફિનહાસે ઇઝરાયલીઓને બચાવ્યા.</w:t>
-      </w:r>
-    </w:p>
-    <w:p>
-      <w:pPr>
-        <w:pStyle w:val="ListBullet"/>
-        <w:spacing w:line="240" w:lineRule="auto"/>
-        <w:ind w:left="720"/>
-      </w:pPr>
-      <w:r>
-        <w:rPr>
-          <w:lang w:val="gu_IN" w:bidi="gu_IN"/>
-        </w:rPr>
-      </w:r>
-      <w:r>
-        <w:rPr>
-          <w:lang w:val="gu_IN" w:bidi="gu_IN"/>
-        </w:rPr>
-        <w:t>મિદ્યાનીઓનો નાશ કરવા ફિનહાસ ઘણી વાર ઇઝરાયલીઓના સૈન્ય સાથે લડવા ગયો.</w:t>
-      </w:r>
-    </w:p>
-    <w:p>
-      <w:pPr>
-        <w:pStyle w:val="ListBullet"/>
-        <w:spacing w:line="240" w:lineRule="auto"/>
-        <w:ind w:left="720"/>
-      </w:pPr>
-      <w:r>
-        <w:rPr>
-          <w:lang w:val="gu_IN" w:bidi="gu_IN"/>
-        </w:rPr>
-      </w:r>
-      <w:r>
-        <w:rPr>
-          <w:lang w:val="gu_IN" w:bidi="gu_IN"/>
-        </w:rPr>
-        <w:t>જૂના કરારમાં દર્શાવેલો બીજો ફિનહાસ શમુએલ પ્રબોધકના સમય દરમ્યાન એલી યાજકના બે દુષ્ટ પુત્રોમાંનો એક હતો.</w:t>
-      </w:r>
-    </w:p>
-    <w:p>
-      <w:pPr>
-        <w:pStyle w:val="ListBullet"/>
-        <w:spacing w:line="240" w:lineRule="auto"/>
-        <w:ind w:left="720"/>
-      </w:pPr>
-      <w:r>
-        <w:rPr>
-          <w:lang w:val="gu_IN" w:bidi="gu_IN"/>
-        </w:rPr>
-      </w:r>
-      <w:r>
-        <w:rPr>
-          <w:lang w:val="gu_IN" w:bidi="gu_IN"/>
-        </w:rPr>
-        <w:t>જ્યારે પલિસ્તિઓએ ઇઝરાયલીઓ પર હુમલો કર્યો અને કરારકોશ ચોરી ગયા ત્યારે ફિનહાસ અને તેનો ભાઈ હોફની બંને માર્યા ગયા.</w:t>
-      </w:r>
-    </w:p>
-    <w:p>
-      <w:pPr/>
-      <w:r>
-        <w:rPr>
-          <w:lang w:val="gu_IN" w:bidi="gu_IN"/>
-        </w:rPr>
-      </w:r>
-      <w:r>
-        <w:rPr>
-          <w:lang w:val="gu_IN" w:bidi="gu_IN"/>
-        </w:rPr>
-        <w:t xml:space="preserve">(અનુવાદ માટેના સૂચનો: </w:t>
-      </w:r>
-      <w:r>
-        <w:rPr>
-          <w:lang w:val="gu_IN" w:bidi="gu_IN"/>
-        </w:rPr>
-        <w:t>નામોનો અનુવાદ કરવો</w:t>
-      </w:r>
-      <w:r>
-        <w:rPr>
-          <w:lang w:val="gu_IN" w:bidi="gu_IN"/>
-        </w:rPr>
-        <w:t>)</w:t>
-      </w:r>
-    </w:p>
-    <w:p>
-      <w:pPr/>
-      <w:r>
-        <w:rPr>
-          <w:lang w:val="gu_IN" w:bidi="gu_IN"/>
-        </w:rPr>
-      </w:r>
-      <w:r>
-        <w:rPr>
-          <w:lang w:val="gu_IN" w:bidi="gu_IN"/>
-        </w:rPr>
-        <w:t xml:space="preserve">(આ પણ જૂઓ: </w:t>
-      </w:r>
-      <w:r>
-        <w:rPr>
-          <w:lang w:val="gu_IN" w:bidi="gu_IN"/>
-        </w:rPr>
-        <w:t>કરારકોશ</w:t>
-      </w:r>
-      <w:r>
-        <w:rPr>
-          <w:lang w:val="gu_IN" w:bidi="gu_IN"/>
-        </w:rPr>
-        <w:t xml:space="preserve">, </w:t>
-      </w:r>
-      <w:r>
-        <w:rPr>
-          <w:lang w:val="gu_IN" w:bidi="gu_IN"/>
-        </w:rPr>
-        <w:t>યર્દન નદી</w:t>
-      </w:r>
-      <w:r>
-        <w:rPr>
-          <w:lang w:val="gu_IN" w:bidi="gu_IN"/>
-        </w:rPr>
-        <w:t xml:space="preserve">, </w:t>
-      </w:r>
-      <w:r>
-        <w:rPr>
-          <w:lang w:val="gu_IN" w:bidi="gu_IN"/>
-        </w:rPr>
-        <w:t>મિદ્યાન</w:t>
-      </w:r>
-      <w:r>
-        <w:rPr>
-          <w:lang w:val="gu_IN" w:bidi="gu_IN"/>
-        </w:rPr>
-        <w:t xml:space="preserve">, </w:t>
-      </w:r>
-      <w:r>
-        <w:rPr>
-          <w:lang w:val="gu_IN" w:bidi="gu_IN"/>
-        </w:rPr>
-        <w:t>પલિસ્તિઓ</w:t>
-      </w:r>
-      <w:r>
-        <w:rPr>
-          <w:lang w:val="gu_IN" w:bidi="gu_IN"/>
-        </w:rPr>
-        <w:t xml:space="preserve">, </w:t>
-      </w:r>
-      <w:r>
-        <w:rPr>
-          <w:lang w:val="gu_IN" w:bidi="gu_IN"/>
-        </w:rPr>
-        <w:t>શમુએલ</w:t>
-      </w:r>
-      <w:r>
-        <w:rPr>
-          <w:lang w:val="gu_IN" w:bidi="gu_IN"/>
-        </w:rPr>
-        <w:t>)</w:t>
-      </w:r>
-    </w:p>
-    <w:p>
-      <w:pPr>
-        <w:pStyle w:val="Heading3"/>
-      </w:pPr>
-      <w:r>
-        <w:rPr>
-          <w:lang w:val="gu_IN" w:bidi="gu_IN"/>
-        </w:rPr>
-        <w:t>બાઇબલના સંદર્ભો:</w:t>
-      </w:r>
-    </w:p>
-    <w:p>
-      <w:pPr>
-        <w:pStyle w:val="ListBullet"/>
-        <w:spacing w:line="240" w:lineRule="auto"/>
-        <w:ind w:left="720"/>
-      </w:pPr>
-      <w:r>
-        <w:rPr>
-          <w:lang w:val="gu_IN" w:bidi="gu_IN"/>
-        </w:rPr>
-      </w:r>
-      <w:hyperlink r:id="rId50">
+        <w:pStyle w:val="ListBullet"/>
+        <w:spacing w:line="240" w:lineRule="auto"/>
+        <w:ind w:left="720"/>
+      </w:pPr>
+      <w:r>
+        <w:rPr>
+          <w:lang w:val="gu_IN" w:bidi="gu_IN"/>
+        </w:rPr>
+      </w:r>
+      <w:hyperlink r:id="rId51">
         <w:r>
           <w:rPr>
             <w:lang w:val="gu_IN" w:bidi="gu_IN"/>
@@ -3385,22 +3885,429 @@
             <w:color w:val="0000EE"/>
             <w:u w:val="single"/>
           </w:rPr>
-          <w:t>1 શમુએલ 4:3–4</w:t>
+          <w:t>માથ્થી 8:33–34</w:t>
         </w:r>
       </w:hyperlink>
     </w:p>
     <w:p>
       <w:pPr>
-        <w:pStyle w:val="ListBullet"/>
-        <w:spacing w:line="240" w:lineRule="auto"/>
-        <w:ind w:left="720"/>
-      </w:pPr>
-      <w:r>
-        <w:rPr>
-          <w:lang w:val="gu_IN" w:bidi="gu_IN"/>
-        </w:rPr>
-      </w:r>
-      <w:hyperlink r:id="rId51">
+        <w:pStyle w:val="Heading3"/>
+      </w:pPr>
+      <w:r>
+        <w:rPr>
+          <w:lang w:val="gu_IN" w:bidi="gu_IN"/>
+        </w:rPr>
+        <w:t>બાઈબલની વાર્તાઓમાંથી ઉદાહરણો:</w:t>
+      </w:r>
+    </w:p>
+    <w:p>
+      <w:pPr>
+        <w:pStyle w:val="ListBullet"/>
+        <w:spacing w:line="240" w:lineRule="auto"/>
+        <w:ind w:left="720"/>
+      </w:pPr>
+      <w:r>
+        <w:rPr>
+          <w:lang w:val="gu_IN" w:bidi="gu_IN"/>
+        </w:rPr>
+      </w:r>
+      <w:r>
+        <w:rPr>
+          <w:b/>
+          <w:lang w:val="gu_IN" w:bidi="gu_IN"/>
+        </w:rPr>
+        <w:t>26:9</w:t>
+      </w:r>
+      <w:r>
+        <w:rPr>
+          <w:lang w:val="gu_IN" w:bidi="gu_IN"/>
+        </w:rPr>
+        <w:t xml:space="preserve"> ઘણા લોકો કે </w:t>
+      </w:r>
+      <w:r>
+        <w:rPr>
+          <w:b/>
+          <w:lang w:val="gu_IN" w:bidi="gu_IN"/>
+        </w:rPr>
+        <w:t>જેઓમાં ભૂતો</w:t>
+      </w:r>
+      <w:r>
+        <w:rPr>
+          <w:lang w:val="gu_IN" w:bidi="gu_IN"/>
+        </w:rPr>
+        <w:t xml:space="preserve"> હતા તેઓને ઈસુ પાસે લાવ્યા.</w:t>
+      </w:r>
+    </w:p>
+    <w:p>
+      <w:pPr>
+        <w:pStyle w:val="ListBullet"/>
+        <w:spacing w:line="240" w:lineRule="auto"/>
+        <w:ind w:left="720"/>
+      </w:pPr>
+      <w:r>
+        <w:rPr>
+          <w:lang w:val="gu_IN" w:bidi="gu_IN"/>
+        </w:rPr>
+      </w:r>
+      <w:r>
+        <w:rPr>
+          <w:b/>
+          <w:lang w:val="gu_IN" w:bidi="gu_IN"/>
+        </w:rPr>
+        <w:t>32:2</w:t>
+      </w:r>
+      <w:r>
+        <w:rPr>
+          <w:lang w:val="gu_IN" w:bidi="gu_IN"/>
+        </w:rPr>
+        <w:t xml:space="preserve"> જયારે તેઓ સરોવરની બીજી બાજુએ પહોંચ્યા, ત્યારે </w:t>
+      </w:r>
+      <w:r>
+        <w:rPr>
+          <w:b/>
+          <w:lang w:val="gu_IN" w:bidi="gu_IN"/>
+        </w:rPr>
+        <w:t>ભૂત વળગેલો</w:t>
+      </w:r>
+      <w:r>
+        <w:rPr>
+          <w:lang w:val="gu_IN" w:bidi="gu_IN"/>
+        </w:rPr>
+        <w:t xml:space="preserve"> માણસ દોડીને ઈસુ પાસે આવ્યો.</w:t>
+      </w:r>
+    </w:p>
+    <w:p>
+      <w:pPr>
+        <w:pStyle w:val="ListBullet"/>
+        <w:spacing w:line="240" w:lineRule="auto"/>
+        <w:ind w:left="720"/>
+      </w:pPr>
+      <w:r>
+        <w:rPr>
+          <w:lang w:val="gu_IN" w:bidi="gu_IN"/>
+        </w:rPr>
+      </w:r>
+      <w:r>
+        <w:rPr>
+          <w:b/>
+          <w:lang w:val="gu_IN" w:bidi="gu_IN"/>
+        </w:rPr>
+        <w:t>32:6</w:t>
+      </w:r>
+      <w:r>
+        <w:rPr>
+          <w:lang w:val="gu_IN" w:bidi="gu_IN"/>
+        </w:rPr>
+        <w:t xml:space="preserve"> </w:t>
+      </w:r>
+      <w:r>
+        <w:rPr>
+          <w:b/>
+          <w:lang w:val="gu_IN" w:bidi="gu_IN"/>
+        </w:rPr>
+        <w:t>ભૂત વળગેલો</w:t>
+      </w:r>
+      <w:r>
+        <w:rPr>
+          <w:lang w:val="gu_IN" w:bidi="gu_IN"/>
+        </w:rPr>
+        <w:t xml:space="preserve"> માણસ મોટા અવાજે બૂમ પાડી અને કહ્યું કે “ઈસુ, સર્વોચ્ચ દેવના દીકરા, મારી પાસેથી તારે શું જોઈએ છે?” “મહેરબાની કરી મને ત્રાસ ન આપ!”</w:t>
+      </w:r>
+    </w:p>
+    <w:p>
+      <w:pPr>
+        <w:pStyle w:val="ListBullet"/>
+        <w:spacing w:line="240" w:lineRule="auto"/>
+        <w:ind w:left="720"/>
+      </w:pPr>
+      <w:r>
+        <w:rPr>
+          <w:lang w:val="gu_IN" w:bidi="gu_IN"/>
+        </w:rPr>
+      </w:r>
+      <w:r>
+        <w:rPr>
+          <w:b/>
+          <w:lang w:val="gu_IN" w:bidi="gu_IN"/>
+        </w:rPr>
+        <w:t>32:9</w:t>
+      </w:r>
+      <w:r>
+        <w:rPr>
+          <w:lang w:val="gu_IN" w:bidi="gu_IN"/>
+        </w:rPr>
+        <w:t xml:space="preserve"> નગરમાંથી લોકો આવ્યા અને માણસ કે </w:t>
+      </w:r>
+      <w:r>
+        <w:rPr>
+          <w:b/>
+          <w:lang w:val="gu_IN" w:bidi="gu_IN"/>
+        </w:rPr>
+        <w:t>જેને ભૂતો હતા</w:t>
+      </w:r>
+      <w:r>
+        <w:rPr>
+          <w:lang w:val="gu_IN" w:bidi="gu_IN"/>
+        </w:rPr>
+        <w:t xml:space="preserve"> તેને જોયો.</w:t>
+      </w:r>
+    </w:p>
+    <w:p>
+      <w:pPr>
+        <w:pStyle w:val="ListBullet"/>
+        <w:spacing w:line="240" w:lineRule="auto"/>
+        <w:ind w:left="720"/>
+      </w:pPr>
+      <w:r>
+        <w:rPr>
+          <w:lang w:val="gu_IN" w:bidi="gu_IN"/>
+        </w:rPr>
+      </w:r>
+      <w:r>
+        <w:rPr>
+          <w:b/>
+          <w:lang w:val="gu_IN" w:bidi="gu_IN"/>
+        </w:rPr>
+        <w:t>47:3</w:t>
+      </w:r>
+      <w:r>
+        <w:rPr>
+          <w:lang w:val="gu_IN" w:bidi="gu_IN"/>
+        </w:rPr>
+        <w:t xml:space="preserve"> દરરોજ તેઓ (પાઉલ અને સિલાસ) ત્યાં જતા હતા, </w:t>
+      </w:r>
+      <w:r>
+        <w:rPr>
+          <w:b/>
+          <w:lang w:val="gu_IN" w:bidi="gu_IN"/>
+        </w:rPr>
+        <w:t>ભૂત વળગેલી</w:t>
+      </w:r>
+      <w:r>
+        <w:rPr>
+          <w:lang w:val="gu_IN" w:bidi="gu_IN"/>
+        </w:rPr>
+        <w:t xml:space="preserve"> ગુલામ છોકરી તેઓને અનુસરતી હતી.</w:t>
+      </w:r>
+    </w:p>
+    <w:p>
+      <w:pPr>
+        <w:pStyle w:val="Heading3"/>
+      </w:pPr>
+      <w:r>
+        <w:rPr>
+          <w:lang w:val="gu_IN" w:bidi="gu_IN"/>
+        </w:rPr>
+        <w:t>શબ્દ માહિતી:</w:t>
+      </w:r>
+    </w:p>
+    <w:p>
+      <w:pPr>
+        <w:pStyle w:val="ListBullet"/>
+        <w:spacing w:line="240" w:lineRule="auto"/>
+        <w:ind w:left="720"/>
+      </w:pPr>
+      <w:r>
+        <w:rPr>
+          <w:lang w:val="gu_IN" w:bidi="gu_IN"/>
+        </w:rPr>
+      </w:r>
+      <w:r>
+        <w:rPr>
+          <w:lang w:val="gu_IN" w:bidi="gu_IN"/>
+        </w:rPr>
+        <w:t>Strong's: G1139</w:t>
+      </w:r>
+      <w:r>
+        <w:rPr>
+          <w:lang w:val="gu_IN" w:bidi="gu_IN"/>
+        </w:rPr>
+      </w:r>
+      <w:r>
+        <w:rPr>
+          <w:lang w:val="gu_IN" w:bidi="gu_IN"/>
+        </w:rPr>
+      </w:r>
+    </w:p>
+    <w:p>
+      <w:pPr/>
+      <w:r>
+        <w:rPr>
+          <w:lang w:val="gu_IN" w:bidi="gu_IN"/>
+        </w:rPr>
+      </w:r>
+    </w:p>
+    <w:p>
+      <w:pPr>
+        <w:pStyle w:val="Heading2"/>
+      </w:pPr>
+      <w:r>
+        <w:rPr>
+          <w:lang w:val="gu_IN" w:bidi="gu_IN"/>
+        </w:rPr>
+        <w:t>ભૂસું</w:t>
+      </w:r>
+      <w:r>
+        <w:rPr>
+          <w:lang w:val="gu_IN" w:bidi="gu_IN"/>
+        </w:rPr>
+      </w:r>
+    </w:p>
+    <w:p>
+      <w:pPr>
+        <w:pStyle w:val="Heading3"/>
+      </w:pPr>
+      <w:r>
+        <w:rPr>
+          <w:lang w:val="gu_IN" w:bidi="gu_IN"/>
+        </w:rPr>
+        <w:t>વ્યાખ્યા:</w:t>
+      </w:r>
+    </w:p>
+    <w:p>
+      <w:pPr/>
+      <w:r>
+        <w:rPr>
+          <w:lang w:val="gu_IN" w:bidi="gu_IN"/>
+        </w:rPr>
+      </w:r>
+      <w:r>
+        <w:rPr>
+          <w:lang w:val="gu_IN" w:bidi="gu_IN"/>
+        </w:rPr>
+        <w:t>ભૂસું એ અનાજના દાણાનું સુકું રક્ષણાત્મક આવરણ છે.</w:t>
+        <w:br/>
+      </w:r>
+      <w:r>
+        <w:rPr>
+          <w:lang w:val="gu_IN" w:bidi="gu_IN"/>
+        </w:rPr>
+        <w:t>ભૂસું એ ખોરાક માટે સારું નથી, જેથી લોકો તેને અનાજના દાણામાંથી જુદું કરીને તેને દૂર ફેંકી દે છે.</w:t>
+      </w:r>
+    </w:p>
+    <w:p>
+      <w:pPr>
+        <w:pStyle w:val="ListBullet"/>
+        <w:spacing w:line="240" w:lineRule="auto"/>
+        <w:ind w:left="720"/>
+      </w:pPr>
+      <w:r>
+        <w:rPr>
+          <w:lang w:val="gu_IN" w:bidi="gu_IN"/>
+        </w:rPr>
+      </w:r>
+      <w:r>
+        <w:rPr>
+          <w:lang w:val="gu_IN" w:bidi="gu_IN"/>
+        </w:rPr>
+        <w:t>મોટેભાગે, અનાજના કણસલાંને હવામાં ઉછાળીને ભૂસાથી અલગ કરવામાં આવે છે.</w:t>
+        <w:br/>
+      </w:r>
+      <w:r>
+        <w:rPr>
+          <w:lang w:val="gu_IN" w:bidi="gu_IN"/>
+        </w:rPr>
+        <w:t>હવા ભૂસાને દૂર ખેંચી લઇ જાય છે, અને દાણા જમીન ઉપર પડે છે.</w:t>
+        <w:br/>
+      </w:r>
+      <w:r>
+        <w:rPr>
+          <w:lang w:val="gu_IN" w:bidi="gu_IN"/>
+        </w:rPr>
+        <w:t>આ પ્રક્રિયાને “ઊપણવું” કહેવામાં આવે છે.</w:t>
+      </w:r>
+    </w:p>
+    <w:p>
+      <w:pPr>
+        <w:pStyle w:val="ListBullet"/>
+        <w:spacing w:line="240" w:lineRule="auto"/>
+        <w:ind w:left="720"/>
+      </w:pPr>
+      <w:r>
+        <w:rPr>
+          <w:lang w:val="gu_IN" w:bidi="gu_IN"/>
+        </w:rPr>
+      </w:r>
+      <w:r>
+        <w:rPr>
+          <w:lang w:val="gu_IN" w:bidi="gu_IN"/>
+        </w:rPr>
+        <w:t>બાઈબલમાં આ શબ્દ રૂપકાત્મક રીતે દુષ્ટ લોકો અને, નકામી વસ્તુઓ માટે પણ વાપરવામાં આવ્યો છે.</w:t>
+      </w:r>
+    </w:p>
+    <w:p>
+      <w:pPr/>
+      <w:r>
+        <w:rPr>
+          <w:lang w:val="gu_IN" w:bidi="gu_IN"/>
+        </w:rPr>
+      </w:r>
+      <w:r>
+        <w:rPr>
+          <w:lang w:val="gu_IN" w:bidi="gu_IN"/>
+        </w:rPr>
+        <w:t xml:space="preserve">(આ પણ જુઓ: </w:t>
+      </w:r>
+      <w:r>
+        <w:rPr>
+          <w:lang w:val="gu_IN" w:bidi="gu_IN"/>
+        </w:rPr>
+        <w:t>અનાજ</w:t>
+      </w:r>
+      <w:r>
+        <w:rPr>
+          <w:lang w:val="gu_IN" w:bidi="gu_IN"/>
+        </w:rPr>
+        <w:t xml:space="preserve">, </w:t>
+      </w:r>
+      <w:r>
+        <w:rPr>
+          <w:lang w:val="gu_IN" w:bidi="gu_IN"/>
+        </w:rPr>
+        <w:t>ઘઉં</w:t>
+      </w:r>
+      <w:r>
+        <w:rPr>
+          <w:lang w:val="gu_IN" w:bidi="gu_IN"/>
+        </w:rPr>
+        <w:t xml:space="preserve">, </w:t>
+      </w:r>
+      <w:r>
+        <w:rPr>
+          <w:lang w:val="gu_IN" w:bidi="gu_IN"/>
+        </w:rPr>
+        <w:t>ઊપણવું</w:t>
+      </w:r>
+      <w:r>
+        <w:rPr>
+          <w:lang w:val="gu_IN" w:bidi="gu_IN"/>
+        </w:rPr>
+        <w:t>)</w:t>
+      </w:r>
+    </w:p>
+    <w:p>
+      <w:pPr>
+        <w:pStyle w:val="Heading3"/>
+      </w:pPr>
+      <w:r>
+        <w:rPr>
+          <w:lang w:val="gu_IN" w:bidi="gu_IN"/>
+        </w:rPr>
+        <w:t>બાઈબલની કલમો:</w:t>
+      </w:r>
+    </w:p>
+    <w:p>
+      <w:pPr>
+        <w:pStyle w:val="ListBullet"/>
+        <w:spacing w:line="240" w:lineRule="auto"/>
+        <w:ind w:left="720"/>
+      </w:pPr>
+      <w:r>
+        <w:rPr>
+          <w:lang w:val="gu_IN" w:bidi="gu_IN"/>
+        </w:rPr>
+      </w:r>
+      <w:hyperlink r:id="rId52">
         <w:r>
           <w:rPr>
             <w:lang w:val="gu_IN" w:bidi="gu_IN"/>
@@ -3409,7 +4316,7 @@
             <w:color w:val="0000EE"/>
             <w:u w:val="single"/>
           </w:rPr>
-          <w:t>એઝરા 8:1–3</w:t>
+          <w:t>દાનિએલ 2:34–35</w:t>
         </w:r>
       </w:hyperlink>
     </w:p>
@@ -3424,7 +4331,7 @@
           <w:lang w:val="gu_IN" w:bidi="gu_IN"/>
         </w:rPr>
       </w:r>
-      <w:hyperlink r:id="rId52">
+      <w:hyperlink r:id="rId53">
         <w:r>
           <w:rPr>
             <w:lang w:val="gu_IN" w:bidi="gu_IN"/>
@@ -3433,7 +4340,7 @@
             <w:color w:val="0000EE"/>
             <w:u w:val="single"/>
           </w:rPr>
-          <w:t>યહોશુઆ 22:13–14</w:t>
+          <w:t>અયૂબ 21:16–18</w:t>
         </w:r>
       </w:hyperlink>
     </w:p>
@@ -3448,7 +4355,7 @@
           <w:lang w:val="gu_IN" w:bidi="gu_IN"/>
         </w:rPr>
       </w:r>
-      <w:hyperlink r:id="rId53">
+      <w:hyperlink r:id="rId54">
         <w:r>
           <w:rPr>
             <w:lang w:val="gu_IN" w:bidi="gu_IN"/>
@@ -3457,302 +4364,22 @@
             <w:color w:val="0000EE"/>
             <w:u w:val="single"/>
           </w:rPr>
-          <w:t>ગણના 25:6–7</w:t>
+          <w:t>લૂક 3:17</w:t>
         </w:r>
       </w:hyperlink>
     </w:p>
     <w:p>
       <w:pPr>
-        <w:pStyle w:val="Heading3"/>
-      </w:pPr>
-      <w:r>
-        <w:rPr>
-          <w:lang w:val="gu_IN" w:bidi="gu_IN"/>
-        </w:rPr>
-        <w:t>શબ્દ માહિતી:</w:t>
-      </w:r>
-    </w:p>
-    <w:p>
-      <w:pPr>
-        <w:pStyle w:val="ListBullet"/>
-        <w:spacing w:line="240" w:lineRule="auto"/>
-        <w:ind w:left="720"/>
-      </w:pPr>
-      <w:r>
-        <w:rPr>
-          <w:lang w:val="gu_IN" w:bidi="gu_IN"/>
-        </w:rPr>
-      </w:r>
-      <w:r>
-        <w:rPr>
-          <w:lang w:val="gu_IN" w:bidi="gu_IN"/>
-        </w:rPr>
-        <w:t>Strong's: H6372</w:t>
-      </w:r>
-      <w:r>
-        <w:rPr>
-          <w:lang w:val="gu_IN" w:bidi="gu_IN"/>
-        </w:rPr>
-      </w:r>
-      <w:r>
-        <w:rPr>
-          <w:lang w:val="gu_IN" w:bidi="gu_IN"/>
-        </w:rPr>
-      </w:r>
-    </w:p>
-    <w:p>
-      <w:pPr/>
-      <w:r>
-        <w:rPr>
-          <w:lang w:val="gu_IN" w:bidi="gu_IN"/>
-        </w:rPr>
-      </w:r>
-    </w:p>
-    <w:p>
-      <w:pPr>
-        <w:pStyle w:val="Heading2"/>
-      </w:pPr>
-      <w:r>
-        <w:rPr>
-          <w:lang w:val="gu_IN" w:bidi="gu_IN"/>
-        </w:rPr>
-        <w:t>ફિનીકિયા</w:t>
-      </w:r>
-      <w:r>
-        <w:rPr>
-          <w:lang w:val="gu_IN" w:bidi="gu_IN"/>
-        </w:rPr>
-      </w:r>
-    </w:p>
-    <w:p>
-      <w:pPr>
-        <w:pStyle w:val="Heading3"/>
-      </w:pPr>
-      <w:r>
-        <w:rPr>
-          <w:lang w:val="gu_IN" w:bidi="gu_IN"/>
-        </w:rPr>
-        <w:t>તથ્યો:</w:t>
-      </w:r>
-    </w:p>
-    <w:p>
-      <w:pPr/>
-      <w:r>
-        <w:rPr>
-          <w:lang w:val="gu_IN" w:bidi="gu_IN"/>
-        </w:rPr>
-      </w:r>
-      <w:r>
-        <w:rPr>
-          <w:lang w:val="gu_IN" w:bidi="gu_IN"/>
-        </w:rPr>
-        <w:t>પ્રાચીન સમયમાં, ફિનીકિયા ઇઝરાયલની ઉત્તરે ભૂમધ્ય સમુદ્રને કિનારે કનાનમાં સ્થિત એક સમૃદ્ધ દેશ હતો.</w:t>
-      </w:r>
-    </w:p>
-    <w:p>
-      <w:pPr>
-        <w:pStyle w:val="ListBullet"/>
-        <w:spacing w:line="240" w:lineRule="auto"/>
-        <w:ind w:left="720"/>
-      </w:pPr>
-      <w:r>
-        <w:rPr>
-          <w:lang w:val="gu_IN" w:bidi="gu_IN"/>
-        </w:rPr>
-      </w:r>
-      <w:r>
-        <w:rPr>
-          <w:lang w:val="gu_IN" w:bidi="gu_IN"/>
-        </w:rPr>
-        <w:t>વર્તમાન સમયના લેબેનોન દેશના પશ્ચિમના પ્રદેશનો એક વિસ્તાર ફિનીકિયાના કબજામાં હતો.</w:t>
-      </w:r>
-    </w:p>
-    <w:p>
-      <w:pPr>
-        <w:pStyle w:val="ListBullet"/>
-        <w:spacing w:line="240" w:lineRule="auto"/>
-        <w:ind w:left="720"/>
-      </w:pPr>
-      <w:r>
-        <w:rPr>
-          <w:lang w:val="gu_IN" w:bidi="gu_IN"/>
-        </w:rPr>
-      </w:r>
-      <w:r>
-        <w:rPr>
-          <w:lang w:val="gu_IN" w:bidi="gu_IN"/>
-        </w:rPr>
-        <w:t>નવા કરારના સમયમાં, ફિનીકિયાની રાજધાની તૂર હતી.</w:t>
-        <w:br/>
-      </w:r>
-      <w:r>
-        <w:rPr>
-          <w:lang w:val="gu_IN" w:bidi="gu_IN"/>
-        </w:rPr>
-        <w:t>ફિનીકિયાનું બીજું મહત્ત્વનું શહેર સિદોન હતું.</w:t>
-      </w:r>
-    </w:p>
-    <w:p>
-      <w:pPr>
-        <w:pStyle w:val="ListBullet"/>
-        <w:spacing w:line="240" w:lineRule="auto"/>
-        <w:ind w:left="720"/>
-      </w:pPr>
-      <w:r>
-        <w:rPr>
-          <w:lang w:val="gu_IN" w:bidi="gu_IN"/>
-        </w:rPr>
-      </w:r>
-      <w:r>
-        <w:rPr>
-          <w:lang w:val="gu_IN" w:bidi="gu_IN"/>
-        </w:rPr>
-        <w:t>ફિનીકિયાના લોકો તેમના દેશના પુષ્કળ દેવદાર વૃક્ષોનો ઉપયોગ લક્કડકામમાં કરવાની કુશળતા માટે, કિંમતી જાંબુડા રંગનું તેમનું ઉત્પાદન તથા સમુદ્રમાં તેઓની મુસાફરી અને વેપાર માટે જાણીતા હતા.</w:t>
-        <w:br/>
-      </w:r>
-      <w:r>
-        <w:rPr>
-          <w:lang w:val="gu_IN" w:bidi="gu_IN"/>
-        </w:rPr>
-        <w:t>તેઓ અતિ કુશળ એવા વહાણો બાંધનારા લોકો પણ હતા.</w:t>
-      </w:r>
-    </w:p>
-    <w:p>
-      <w:pPr>
-        <w:pStyle w:val="ListBullet"/>
-        <w:spacing w:line="240" w:lineRule="auto"/>
-        <w:ind w:left="720"/>
-      </w:pPr>
-      <w:r>
-        <w:rPr>
-          <w:lang w:val="gu_IN" w:bidi="gu_IN"/>
-        </w:rPr>
-      </w:r>
-      <w:r>
-        <w:rPr>
-          <w:lang w:val="gu_IN" w:bidi="gu_IN"/>
-        </w:rPr>
-        <w:t>સૌથી જૂના મૂળાક્ષરોમાંના એકની રચના ફિનીકિયાના લોકોએ કરી હતી.</w:t>
-        <w:br/>
-      </w:r>
-      <w:r>
-        <w:rPr>
-          <w:lang w:val="gu_IN" w:bidi="gu_IN"/>
-        </w:rPr>
-        <w:t>વેપારના કારણે તેમના ઘણી લોકજાતિઓ સાથેના સંપર્કને કારણે તેમના મૂળાક્ષરો બહોળા પ્રમાણમાં વપરાતા હતા.</w:t>
-      </w:r>
-    </w:p>
-    <w:p>
-      <w:pPr/>
-      <w:r>
-        <w:rPr>
-          <w:lang w:val="gu_IN" w:bidi="gu_IN"/>
-        </w:rPr>
-      </w:r>
-      <w:r>
-        <w:rPr>
-          <w:lang w:val="gu_IN" w:bidi="gu_IN"/>
-        </w:rPr>
-        <w:t xml:space="preserve">(અનુવાદ માટેના સૂચનો: </w:t>
-      </w:r>
-      <w:r>
-        <w:rPr>
-          <w:lang w:val="gu_IN" w:bidi="gu_IN"/>
-        </w:rPr>
-        <w:t>નામોનો અનુવાદ કેવી રીતે કરવો</w:t>
-      </w:r>
-      <w:r>
-        <w:rPr>
-          <w:lang w:val="gu_IN" w:bidi="gu_IN"/>
-        </w:rPr>
-        <w:t>)</w:t>
-      </w:r>
-    </w:p>
-    <w:p>
-      <w:pPr/>
-      <w:r>
-        <w:rPr>
-          <w:lang w:val="gu_IN" w:bidi="gu_IN"/>
-        </w:rPr>
-      </w:r>
-      <w:r>
-        <w:rPr>
-          <w:lang w:val="gu_IN" w:bidi="gu_IN"/>
-        </w:rPr>
-        <w:t xml:space="preserve">(આ પણ જૂઓ: </w:t>
-      </w:r>
-      <w:r>
-        <w:rPr>
-          <w:lang w:val="gu_IN" w:bidi="gu_IN"/>
-        </w:rPr>
-        <w:t>દેવદાર</w:t>
-      </w:r>
-      <w:r>
-        <w:rPr>
-          <w:lang w:val="gu_IN" w:bidi="gu_IN"/>
-        </w:rPr>
-        <w:t xml:space="preserve">, </w:t>
-      </w:r>
-      <w:r>
-        <w:rPr>
-          <w:lang w:val="gu_IN" w:bidi="gu_IN"/>
-        </w:rPr>
-        <w:t>જાંબુડી</w:t>
-      </w:r>
-      <w:r>
-        <w:rPr>
-          <w:lang w:val="gu_IN" w:bidi="gu_IN"/>
-        </w:rPr>
-        <w:t xml:space="preserve">, </w:t>
-      </w:r>
-      <w:r>
-        <w:rPr>
-          <w:lang w:val="gu_IN" w:bidi="gu_IN"/>
-        </w:rPr>
-        <w:t>સિદોન</w:t>
-      </w:r>
-      <w:r>
-        <w:rPr>
-          <w:lang w:val="gu_IN" w:bidi="gu_IN"/>
-        </w:rPr>
-        <w:t xml:space="preserve">, </w:t>
-      </w:r>
-      <w:r>
-        <w:rPr>
-          <w:lang w:val="gu_IN" w:bidi="gu_IN"/>
-        </w:rPr>
-        <w:t>તૂર</w:t>
-      </w:r>
-      <w:r>
-        <w:rPr>
-          <w:lang w:val="gu_IN" w:bidi="gu_IN"/>
-        </w:rPr>
-        <w:t>)</w:t>
-      </w:r>
-    </w:p>
-    <w:p>
-      <w:pPr>
-        <w:pStyle w:val="Heading3"/>
-      </w:pPr>
-      <w:r>
-        <w:rPr>
-          <w:lang w:val="gu_IN" w:bidi="gu_IN"/>
-        </w:rPr>
-        <w:t>બાઇબલના સંદર્ભો:</w:t>
-      </w:r>
-    </w:p>
-    <w:p>
-      <w:pPr>
-        <w:pStyle w:val="ListBullet"/>
-        <w:spacing w:line="240" w:lineRule="auto"/>
-        <w:ind w:left="720"/>
-      </w:pPr>
-      <w:r>
-        <w:rPr>
-          <w:lang w:val="gu_IN" w:bidi="gu_IN"/>
-        </w:rPr>
-      </w:r>
-      <w:hyperlink r:id="rId54">
+        <w:pStyle w:val="ListBullet"/>
+        <w:spacing w:line="240" w:lineRule="auto"/>
+        <w:ind w:left="720"/>
+      </w:pPr>
+      <w:r>
+        <w:rPr>
+          <w:lang w:val="gu_IN" w:bidi="gu_IN"/>
+        </w:rPr>
+      </w:r>
+      <w:hyperlink r:id="rId55">
         <w:r>
           <w:rPr>
             <w:lang w:val="gu_IN" w:bidi="gu_IN"/>
@@ -3761,22 +4388,250 @@
             <w:color w:val="0000EE"/>
             <w:u w:val="single"/>
           </w:rPr>
-          <w:t>પ્રેરિતોનાં કૃત્યો 11:19–21</w:t>
+          <w:t>માથ્થી 3:10–12</w:t>
         </w:r>
       </w:hyperlink>
     </w:p>
     <w:p>
       <w:pPr>
-        <w:pStyle w:val="ListBullet"/>
-        <w:spacing w:line="240" w:lineRule="auto"/>
-        <w:ind w:left="720"/>
-      </w:pPr>
-      <w:r>
-        <w:rPr>
-          <w:lang w:val="gu_IN" w:bidi="gu_IN"/>
-        </w:rPr>
-      </w:r>
-      <w:hyperlink r:id="rId55">
+        <w:pStyle w:val="Heading3"/>
+      </w:pPr>
+      <w:r>
+        <w:rPr>
+          <w:lang w:val="gu_IN" w:bidi="gu_IN"/>
+        </w:rPr>
+        <w:t>શબ્દ માહિતી:</w:t>
+      </w:r>
+    </w:p>
+    <w:p>
+      <w:pPr>
+        <w:pStyle w:val="ListBullet"/>
+        <w:spacing w:line="240" w:lineRule="auto"/>
+        <w:ind w:left="720"/>
+      </w:pPr>
+      <w:r>
+        <w:rPr>
+          <w:lang w:val="gu_IN" w:bidi="gu_IN"/>
+        </w:rPr>
+      </w:r>
+      <w:r>
+        <w:rPr>
+          <w:lang w:val="gu_IN" w:bidi="gu_IN"/>
+        </w:rPr>
+        <w:t>Strong's: H2842, H4671, H5784, H8401, G892</w:t>
+      </w:r>
+      <w:r>
+        <w:rPr>
+          <w:lang w:val="gu_IN" w:bidi="gu_IN"/>
+        </w:rPr>
+      </w:r>
+      <w:r>
+        <w:rPr>
+          <w:lang w:val="gu_IN" w:bidi="gu_IN"/>
+        </w:rPr>
+      </w:r>
+    </w:p>
+    <w:p>
+      <w:pPr/>
+      <w:r>
+        <w:rPr>
+          <w:lang w:val="gu_IN" w:bidi="gu_IN"/>
+        </w:rPr>
+      </w:r>
+    </w:p>
+    <w:p>
+      <w:pPr>
+        <w:pStyle w:val="Heading2"/>
+      </w:pPr>
+      <w:r>
+        <w:rPr>
+          <w:lang w:val="gu_IN" w:bidi="gu_IN"/>
+        </w:rPr>
+        <w:t>ભ્રષ્ટ, ભ્રષ્ટ થયેલું, ભ્રષ્ટ કરતું</w:t>
+      </w:r>
+      <w:r>
+        <w:rPr>
+          <w:lang w:val="gu_IN" w:bidi="gu_IN"/>
+        </w:rPr>
+      </w:r>
+    </w:p>
+    <w:p>
+      <w:pPr>
+        <w:pStyle w:val="Heading3"/>
+      </w:pPr>
+      <w:r>
+        <w:rPr>
+          <w:lang w:val="gu_IN" w:bidi="gu_IN"/>
+        </w:rPr>
+        <w:t>વ્યાખ્યા:</w:t>
+      </w:r>
+    </w:p>
+    <w:p>
+      <w:pPr/>
+      <w:r>
+        <w:rPr>
+          <w:lang w:val="gu_IN" w:bidi="gu_IN"/>
+        </w:rPr>
+      </w:r>
+      <w:r>
+        <w:rPr>
+          <w:lang w:val="gu_IN" w:bidi="gu_IN"/>
+        </w:rPr>
+        <w:t>કોઈ બાબતને ભ્રષ્ટ કરવાનો અર્થ જે કશું પવિત્ર છે તેને અશુદ્ધ, પ્રદુષિત કે અનાદર કરતી રીતે વ્યવહાર કરવો એવો થાય છે.</w:t>
+      </w:r>
+    </w:p>
+    <w:p>
+      <w:pPr>
+        <w:pStyle w:val="ListBullet"/>
+        <w:spacing w:line="240" w:lineRule="auto"/>
+        <w:ind w:left="720"/>
+      </w:pPr>
+      <w:r>
+        <w:rPr>
+          <w:lang w:val="gu_IN" w:bidi="gu_IN"/>
+        </w:rPr>
+      </w:r>
+      <w:r>
+        <w:rPr>
+          <w:lang w:val="gu_IN" w:bidi="gu_IN"/>
+        </w:rPr>
+        <w:t>ભ્રષ્ટ વ્યક્તિ એ છે કે જે અપવિત્ર અને ઈશ્વરનું અપમાન કરતી રીતે કાર્ય કરે છે.</w:t>
+      </w:r>
+    </w:p>
+    <w:p>
+      <w:pPr>
+        <w:pStyle w:val="ListBullet"/>
+        <w:spacing w:line="240" w:lineRule="auto"/>
+        <w:ind w:left="720"/>
+      </w:pPr>
+      <w:r>
+        <w:rPr>
+          <w:lang w:val="gu_IN" w:bidi="gu_IN"/>
+        </w:rPr>
+      </w:r>
+      <w:r>
+        <w:rPr>
+          <w:lang w:val="gu_IN" w:bidi="gu_IN"/>
+        </w:rPr>
+        <w:t>“ભ્રષ્ટ કરવું” ક્રિયાપદનો અનુવાદ “કોઈ બાબત સાથે તે અપવિત્ર હોય તે રીતે વ્યવહાર કરવો” અથવા તો “કોઈ બાબત પ્રત્યે અનાદર દેખાડવો” અથવા તો “અપમાન” તરીકે કરી શકાય.</w:t>
+      </w:r>
+    </w:p>
+    <w:p>
+      <w:pPr>
+        <w:pStyle w:val="ListBullet"/>
+        <w:spacing w:line="240" w:lineRule="auto"/>
+        <w:ind w:left="720"/>
+      </w:pPr>
+      <w:r>
+        <w:rPr>
+          <w:lang w:val="gu_IN" w:bidi="gu_IN"/>
+        </w:rPr>
+      </w:r>
+      <w:r>
+        <w:rPr>
+          <w:lang w:val="gu_IN" w:bidi="gu_IN"/>
+        </w:rPr>
+        <w:t>ઈશ્વરે ઇઝરાયલી લોકોને કહ્યું કે તેઓએ પોતાને મૂર્તિઓ દ્વારા “ભ્રષ્ટ” કર્યા હતા, જેનો અર્થ એ થતો હતો કે તે પાપ દ્વારા લોકો પોતાને “અશુદ્ધ” કે “અપમાનિત” કરતા હતા.</w:t>
+        <w:br/>
+      </w:r>
+      <w:r>
+        <w:rPr>
+          <w:lang w:val="gu_IN" w:bidi="gu_IN"/>
+        </w:rPr>
+        <w:t>તેઓ ઈશ્વરનું અપમાન પણ કરતા હતા.</w:t>
+      </w:r>
+    </w:p>
+    <w:p>
+      <w:pPr>
+        <w:pStyle w:val="ListBullet"/>
+        <w:spacing w:line="240" w:lineRule="auto"/>
+        <w:ind w:left="720"/>
+      </w:pPr>
+      <w:r>
+        <w:rPr>
+          <w:lang w:val="gu_IN" w:bidi="gu_IN"/>
+        </w:rPr>
+      </w:r>
+      <w:r>
+        <w:rPr>
+          <w:lang w:val="gu_IN" w:bidi="gu_IN"/>
+        </w:rPr>
+        <w:t>સંદર્ભ અનુસાર, “ભ્રષ્ટ” વિશેષણનો અનુવાદ “અપમાનકારક” અથવા તો “ઈશ્વરરહિત” અથવા તો “અપવિત્ર” તરીકે કરી શકાય.</w:t>
+      </w:r>
+    </w:p>
+    <w:p>
+      <w:pPr/>
+      <w:r>
+        <w:rPr>
+          <w:lang w:val="gu_IN" w:bidi="gu_IN"/>
+        </w:rPr>
+      </w:r>
+      <w:r>
+        <w:rPr>
+          <w:lang w:val="gu_IN" w:bidi="gu_IN"/>
+        </w:rPr>
+        <w:t xml:space="preserve">(આ પણ જૂઓ: </w:t>
+      </w:r>
+      <w:r>
+        <w:rPr>
+          <w:lang w:val="gu_IN" w:bidi="gu_IN"/>
+        </w:rPr>
+        <w:t>અશુદ્ધ કરવું</w:t>
+      </w:r>
+      <w:r>
+        <w:rPr>
+          <w:lang w:val="gu_IN" w:bidi="gu_IN"/>
+        </w:rPr>
+        <w:t xml:space="preserve">, </w:t>
+      </w:r>
+      <w:r>
+        <w:rPr>
+          <w:lang w:val="gu_IN" w:bidi="gu_IN"/>
+        </w:rPr>
+        <w:t>પવિત્ર</w:t>
+      </w:r>
+      <w:r>
+        <w:rPr>
+          <w:lang w:val="gu_IN" w:bidi="gu_IN"/>
+        </w:rPr>
+        <w:t xml:space="preserve">, </w:t>
+      </w:r>
+      <w:r>
+        <w:rPr>
+          <w:lang w:val="gu_IN" w:bidi="gu_IN"/>
+        </w:rPr>
+        <w:t>શુદ્ધ</w:t>
+      </w:r>
+      <w:r>
+        <w:rPr>
+          <w:lang w:val="gu_IN" w:bidi="gu_IN"/>
+        </w:rPr>
+        <w:t>)</w:t>
+      </w:r>
+    </w:p>
+    <w:p>
+      <w:pPr>
+        <w:pStyle w:val="Heading3"/>
+      </w:pPr>
+      <w:r>
+        <w:rPr>
+          <w:lang w:val="gu_IN" w:bidi="gu_IN"/>
+        </w:rPr>
+        <w:t>બાઇબલના સંદર્ભો:</w:t>
+      </w:r>
+    </w:p>
+    <w:p>
+      <w:pPr>
+        <w:pStyle w:val="ListBullet"/>
+        <w:spacing w:line="240" w:lineRule="auto"/>
+        <w:ind w:left="720"/>
+      </w:pPr>
+      <w:r>
+        <w:rPr>
+          <w:lang w:val="gu_IN" w:bidi="gu_IN"/>
+        </w:rPr>
+      </w:r>
+      <w:hyperlink r:id="rId56">
         <w:r>
           <w:rPr>
             <w:lang w:val="gu_IN" w:bidi="gu_IN"/>
@@ -3785,7 +4640,7 @@
             <w:color w:val="0000EE"/>
             <w:u w:val="single"/>
           </w:rPr>
-          <w:t>પ્રેરિતોનાં કૃત્યો 15:3–4</w:t>
+          <w:t>2 તિમોથી 2:16–18</w:t>
         </w:r>
       </w:hyperlink>
     </w:p>
@@ -3800,7 +4655,7 @@
           <w:lang w:val="gu_IN" w:bidi="gu_IN"/>
         </w:rPr>
       </w:r>
-      <w:hyperlink r:id="rId56">
+      <w:hyperlink r:id="rId57">
         <w:r>
           <w:rPr>
             <w:lang w:val="gu_IN" w:bidi="gu_IN"/>
@@ -3809,7 +4664,7 @@
             <w:color w:val="0000EE"/>
             <w:u w:val="single"/>
           </w:rPr>
-          <w:t>પ્રેરિતોનાં કૃત્યો 21:1–2</w:t>
+          <w:t>હઝકિયેલ 20:8–9</w:t>
         </w:r>
       </w:hyperlink>
     </w:p>
@@ -3824,7 +4679,7 @@
           <w:lang w:val="gu_IN" w:bidi="gu_IN"/>
         </w:rPr>
       </w:r>
-      <w:hyperlink r:id="rId57">
+      <w:hyperlink r:id="rId58">
         <w:r>
           <w:rPr>
             <w:lang w:val="gu_IN" w:bidi="gu_IN"/>
@@ -3833,234 +4688,22 @@
             <w:color w:val="0000EE"/>
             <w:u w:val="single"/>
           </w:rPr>
-          <w:t>યશાયા 23:10–12</w:t>
+          <w:t>માલાખી 1:10–12</w:t>
         </w:r>
       </w:hyperlink>
     </w:p>
     <w:p>
       <w:pPr>
-        <w:pStyle w:val="Heading3"/>
-      </w:pPr>
-      <w:r>
-        <w:rPr>
-          <w:lang w:val="gu_IN" w:bidi="gu_IN"/>
-        </w:rPr>
-        <w:t>શબ્દ માહિતી:</w:t>
-      </w:r>
-    </w:p>
-    <w:p>
-      <w:pPr>
-        <w:pStyle w:val="ListBullet"/>
-        <w:spacing w:line="240" w:lineRule="auto"/>
-        <w:ind w:left="720"/>
-      </w:pPr>
-      <w:r>
-        <w:rPr>
-          <w:lang w:val="gu_IN" w:bidi="gu_IN"/>
-        </w:rPr>
-      </w:r>
-      <w:r>
-        <w:rPr>
-          <w:lang w:val="gu_IN" w:bidi="gu_IN"/>
-        </w:rPr>
-        <w:t>Strong's: H3667, G4949, G5403</w:t>
-      </w:r>
-      <w:r>
-        <w:rPr>
-          <w:lang w:val="gu_IN" w:bidi="gu_IN"/>
-        </w:rPr>
-      </w:r>
-      <w:r>
-        <w:rPr>
-          <w:lang w:val="gu_IN" w:bidi="gu_IN"/>
-        </w:rPr>
-      </w:r>
-    </w:p>
-    <w:p>
-      <w:pPr/>
-      <w:r>
-        <w:rPr>
-          <w:lang w:val="gu_IN" w:bidi="gu_IN"/>
-        </w:rPr>
-      </w:r>
-    </w:p>
-    <w:p>
-      <w:pPr>
-        <w:pStyle w:val="Heading2"/>
-      </w:pPr>
-      <w:r>
-        <w:rPr>
-          <w:lang w:val="gu_IN" w:bidi="gu_IN"/>
-        </w:rPr>
-        <w:t>ફિલિપ, સુવાર્તિક</w:t>
-      </w:r>
-      <w:r>
-        <w:rPr>
-          <w:lang w:val="gu_IN" w:bidi="gu_IN"/>
-        </w:rPr>
-      </w:r>
-    </w:p>
-    <w:p>
-      <w:pPr>
-        <w:pStyle w:val="Heading3"/>
-      </w:pPr>
-      <w:r>
-        <w:rPr>
-          <w:lang w:val="gu_IN" w:bidi="gu_IN"/>
-        </w:rPr>
-        <w:t>તથ્યો:</w:t>
-      </w:r>
-    </w:p>
-    <w:p>
-      <w:pPr/>
-      <w:r>
-        <w:rPr>
-          <w:lang w:val="gu_IN" w:bidi="gu_IN"/>
-        </w:rPr>
-      </w:r>
-      <w:r>
-        <w:rPr>
-          <w:lang w:val="gu_IN" w:bidi="gu_IN"/>
-        </w:rPr>
-        <w:t>યરૂશાલેમમાંની શરૂઆતની ખ્રિસ્તી મંડળીમાં, ગરીબ અને જરૂરિયાતમંદ ખ્રિસ્તીઓની, ખાસ કરીને વિધવાઓની સંભાળ લેવા પસંદ કરાયેલા સાત આગેવાનોમાંનો એક ફિલિપ હતો.</w:t>
-      </w:r>
-    </w:p>
-    <w:p>
-      <w:pPr>
-        <w:pStyle w:val="ListBullet"/>
-        <w:spacing w:line="240" w:lineRule="auto"/>
-        <w:ind w:left="720"/>
-      </w:pPr>
-      <w:r>
-        <w:rPr>
-          <w:lang w:val="gu_IN" w:bidi="gu_IN"/>
-        </w:rPr>
-      </w:r>
-      <w:r>
-        <w:rPr>
-          <w:lang w:val="gu_IN" w:bidi="gu_IN"/>
-        </w:rPr>
-        <w:t>ઈશ્વરે યહૂદીયા અને ગાલીલના પ્રાંતોના વિવિધ નગરોમાં સુવાર્તા આપવા ફિલિપનો ઉપયોગ કર્યો. તેમાં ઇથોપિયાનો જે માણસ તેને યરુશાલેમથી ગાઝા જવાના અરણ્યના માર્ગે મળ્યો તેનો પણ સમાવેશ થાય છે.</w:t>
-      </w:r>
-    </w:p>
-    <w:p>
-      <w:pPr>
-        <w:pStyle w:val="ListBullet"/>
-        <w:spacing w:line="240" w:lineRule="auto"/>
-        <w:ind w:left="720"/>
-      </w:pPr>
-      <w:r>
-        <w:rPr>
-          <w:lang w:val="gu_IN" w:bidi="gu_IN"/>
-        </w:rPr>
-      </w:r>
-      <w:r>
-        <w:rPr>
-          <w:lang w:val="gu_IN" w:bidi="gu_IN"/>
-        </w:rPr>
-        <w:t>ઘણા વર્ષો બાદ જ્યારે ફિલિપ કાઈસારિયામાં રહેતો હતો ત્યારે પાઉલ તથા તેના સાથીદારો યરૂશાલેમ પાછા જતાં તેના ઘરમાં રહ્યા હતા.</w:t>
-      </w:r>
-    </w:p>
-    <w:p>
-      <w:pPr>
-        <w:pStyle w:val="ListBullet"/>
-        <w:spacing w:line="240" w:lineRule="auto"/>
-        <w:ind w:left="720"/>
-      </w:pPr>
-      <w:r>
-        <w:rPr>
-          <w:lang w:val="gu_IN" w:bidi="gu_IN"/>
-        </w:rPr>
-      </w:r>
-      <w:r>
-        <w:rPr>
-          <w:lang w:val="gu_IN" w:bidi="gu_IN"/>
-        </w:rPr>
-        <w:t>મોટા ભાગના બાઇબલના અભ્યાસકો માને છે કે સુવાર્તિક ફિલિપ અને તેના જ જેવુ નામ ધરાવતો ઈસુનો એક પ્રેરિત તે બંને એક જ વ્યક્તિ ન હતા.</w:t>
-        <w:br/>
-      </w:r>
-      <w:r>
-        <w:rPr>
-          <w:lang w:val="gu_IN" w:bidi="gu_IN"/>
-        </w:rPr>
-        <w:t>કેટલીક ભાષાઓમાં આ બંને વ્યક્તિઓ માટે થોડા જુદા નામ વાપરવા વિચારી શકાય કે જેથી એ સ્પષ્ટ થાય કે તેઓ બંને જુદાજુદા વ્યક્તિઓ છે.</w:t>
-      </w:r>
-    </w:p>
-    <w:p>
-      <w:pPr/>
-      <w:r>
-        <w:rPr>
-          <w:lang w:val="gu_IN" w:bidi="gu_IN"/>
-        </w:rPr>
-      </w:r>
-      <w:r>
-        <w:rPr>
-          <w:lang w:val="gu_IN" w:bidi="gu_IN"/>
-        </w:rPr>
-        <w:t xml:space="preserve">(અનુવાદ માટેના સૂચનો: </w:t>
-      </w:r>
-      <w:r>
-        <w:rPr>
-          <w:lang w:val="gu_IN" w:bidi="gu_IN"/>
-        </w:rPr>
-        <w:t>નામોનો અનુવાદ કેવી રીતે કરવો</w:t>
-      </w:r>
-      <w:r>
-        <w:rPr>
-          <w:lang w:val="gu_IN" w:bidi="gu_IN"/>
-        </w:rPr>
-        <w:t>)</w:t>
-      </w:r>
-    </w:p>
-    <w:p>
-      <w:pPr/>
-      <w:r>
-        <w:rPr>
-          <w:lang w:val="gu_IN" w:bidi="gu_IN"/>
-        </w:rPr>
-      </w:r>
-      <w:r>
-        <w:rPr>
-          <w:lang w:val="gu_IN" w:bidi="gu_IN"/>
-        </w:rPr>
-        <w:t xml:space="preserve">(આ પણ જૂઓ: </w:t>
-      </w:r>
-      <w:r>
-        <w:rPr>
-          <w:lang w:val="gu_IN" w:bidi="gu_IN"/>
-        </w:rPr>
-        <w:t>ફિલિપ</w:t>
-      </w:r>
-      <w:r>
-        <w:rPr>
-          <w:lang w:val="gu_IN" w:bidi="gu_IN"/>
-        </w:rPr>
-        <w:t>)</w:t>
-      </w:r>
-    </w:p>
-    <w:p>
-      <w:pPr>
-        <w:pStyle w:val="Heading3"/>
-      </w:pPr>
-      <w:r>
-        <w:rPr>
-          <w:lang w:val="gu_IN" w:bidi="gu_IN"/>
-        </w:rPr>
-        <w:t>બાઇબલના સંદર્ભો:</w:t>
-      </w:r>
-    </w:p>
-    <w:p>
-      <w:pPr>
-        <w:pStyle w:val="ListBullet"/>
-        <w:spacing w:line="240" w:lineRule="auto"/>
-        <w:ind w:left="720"/>
-      </w:pPr>
-      <w:r>
-        <w:rPr>
-          <w:lang w:val="gu_IN" w:bidi="gu_IN"/>
-        </w:rPr>
-      </w:r>
-      <w:hyperlink r:id="rId58">
+        <w:pStyle w:val="ListBullet"/>
+        <w:spacing w:line="240" w:lineRule="auto"/>
+        <w:ind w:left="720"/>
+      </w:pPr>
+      <w:r>
+        <w:rPr>
+          <w:lang w:val="gu_IN" w:bidi="gu_IN"/>
+        </w:rPr>
+      </w:r>
+      <w:hyperlink r:id="rId59">
         <w:r>
           <w:rPr>
             <w:lang w:val="gu_IN" w:bidi="gu_IN"/>
@@ -4069,7 +4712,7 @@
             <w:color w:val="0000EE"/>
             <w:u w:val="single"/>
           </w:rPr>
-          <w:t>પ્રેરીતોનાં કૃત્યો 6:5–6</w:t>
+          <w:t>માથ્થી 12:5–6</w:t>
         </w:r>
       </w:hyperlink>
     </w:p>
@@ -4084,7 +4727,7 @@
           <w:lang w:val="gu_IN" w:bidi="gu_IN"/>
         </w:rPr>
       </w:r>
-      <w:hyperlink r:id="rId59">
+      <w:hyperlink r:id="rId60">
         <w:r>
           <w:rPr>
             <w:lang w:val="gu_IN" w:bidi="gu_IN"/>
@@ -4093,22 +4736,284 @@
             <w:color w:val="0000EE"/>
             <w:u w:val="single"/>
           </w:rPr>
-          <w:t>પ્રેરીતોનાં કૃત્યો 8:6–8</w:t>
+          <w:t>ગણના 18:30–32</w:t>
         </w:r>
       </w:hyperlink>
     </w:p>
     <w:p>
       <w:pPr>
-        <w:pStyle w:val="ListBullet"/>
-        <w:spacing w:line="240" w:lineRule="auto"/>
-        <w:ind w:left="720"/>
-      </w:pPr>
-      <w:r>
-        <w:rPr>
-          <w:lang w:val="gu_IN" w:bidi="gu_IN"/>
-        </w:rPr>
-      </w:r>
-      <w:hyperlink r:id="rId60">
+        <w:pStyle w:val="Heading3"/>
+      </w:pPr>
+      <w:r>
+        <w:rPr>
+          <w:lang w:val="gu_IN" w:bidi="gu_IN"/>
+        </w:rPr>
+        <w:t>શબ્દ માહિતી:</w:t>
+      </w:r>
+    </w:p>
+    <w:p>
+      <w:pPr>
+        <w:pStyle w:val="ListBullet"/>
+        <w:spacing w:line="240" w:lineRule="auto"/>
+        <w:ind w:left="720"/>
+      </w:pPr>
+      <w:r>
+        <w:rPr>
+          <w:lang w:val="gu_IN" w:bidi="gu_IN"/>
+        </w:rPr>
+      </w:r>
+      <w:r>
+        <w:rPr>
+          <w:lang w:val="gu_IN" w:bidi="gu_IN"/>
+        </w:rPr>
+        <w:t>Strong's: H2455, H2490, H2491, H2610, H2613, H5234, H8610, G952, G953</w:t>
+      </w:r>
+      <w:r>
+        <w:rPr>
+          <w:lang w:val="gu_IN" w:bidi="gu_IN"/>
+        </w:rPr>
+      </w:r>
+      <w:r>
+        <w:rPr>
+          <w:lang w:val="gu_IN" w:bidi="gu_IN"/>
+        </w:rPr>
+      </w:r>
+    </w:p>
+    <w:p>
+      <w:pPr/>
+      <w:r>
+        <w:rPr>
+          <w:lang w:val="gu_IN" w:bidi="gu_IN"/>
+        </w:rPr>
+      </w:r>
+    </w:p>
+    <w:p>
+      <w:pPr>
+        <w:pStyle w:val="Heading2"/>
+      </w:pPr>
+      <w:r>
+        <w:rPr>
+          <w:lang w:val="gu_IN" w:bidi="gu_IN"/>
+        </w:rPr>
+        <w:t>ભ્રષ્ટ, ભ્રષ્ટ થયેલું, ભ્રષ્ટાચાર, વિશુદ્ધિ (ભ્રષ્ટ ન થાય તેવું), નીતિભ્રષ્ટ</w:t>
+      </w:r>
+      <w:r>
+        <w:rPr>
+          <w:lang w:val="gu_IN" w:bidi="gu_IN"/>
+        </w:rPr>
+      </w:r>
+    </w:p>
+    <w:p>
+      <w:pPr>
+        <w:pStyle w:val="Heading3"/>
+      </w:pPr>
+      <w:r>
+        <w:rPr>
+          <w:lang w:val="gu_IN" w:bidi="gu_IN"/>
+        </w:rPr>
+        <w:t>વ્યાખ્યા:</w:t>
+      </w:r>
+    </w:p>
+    <w:p>
+      <w:pPr/>
+      <w:r>
+        <w:rPr>
+          <w:lang w:val="gu_IN" w:bidi="gu_IN"/>
+        </w:rPr>
+      </w:r>
+      <w:r>
+        <w:rPr>
+          <w:lang w:val="gu_IN" w:bidi="gu_IN"/>
+        </w:rPr>
+        <w:t>“ભ્રષ્ટ” અને “ભ્રષ્ટાચાર” શબ્દો રાજ્યની બાબતો દર્શાવે છે કે જેમાં લોકો નાશ પામેલ, અનૈતિક, અથવા અપ્રામાણિક બની ગયેલા હોય છે.</w:t>
+      </w:r>
+    </w:p>
+    <w:p>
+      <w:pPr>
+        <w:pStyle w:val="ListBullet"/>
+        <w:spacing w:line="240" w:lineRule="auto"/>
+        <w:ind w:left="720"/>
+      </w:pPr>
+      <w:r>
+        <w:rPr>
+          <w:lang w:val="gu_IN" w:bidi="gu_IN"/>
+        </w:rPr>
+      </w:r>
+      <w:r>
+        <w:rPr>
+          <w:lang w:val="gu_IN" w:bidi="gu_IN"/>
+        </w:rPr>
+        <w:t>“ભ્રષ્ટ” શબ્દનો શબ્દશઃ અર્થ, નૈતિક રીતે “વાકું હોવું” અથવા “ભાગેલું” થાય છે.</w:t>
+      </w:r>
+    </w:p>
+    <w:p>
+      <w:pPr>
+        <w:pStyle w:val="ListBullet"/>
+        <w:spacing w:line="240" w:lineRule="auto"/>
+        <w:ind w:left="720"/>
+      </w:pPr>
+      <w:r>
+        <w:rPr>
+          <w:lang w:val="gu_IN" w:bidi="gu_IN"/>
+        </w:rPr>
+      </w:r>
+      <w:r>
+        <w:rPr>
+          <w:lang w:val="gu_IN" w:bidi="gu_IN"/>
+        </w:rPr>
+        <w:t>વ્યક્તિ કે જે ભ્રષ્ટ છે તે સત્યથી દૂર ગયેલો છે અને તે અપ્રમાણિક અથવા અનૈતિક વસ્તુઓ કરતો હોય છે.</w:t>
+      </w:r>
+    </w:p>
+    <w:p>
+      <w:pPr>
+        <w:pStyle w:val="ListBullet"/>
+        <w:spacing w:line="240" w:lineRule="auto"/>
+        <w:ind w:left="720"/>
+      </w:pPr>
+      <w:r>
+        <w:rPr>
+          <w:lang w:val="gu_IN" w:bidi="gu_IN"/>
+        </w:rPr>
+      </w:r>
+      <w:r>
+        <w:rPr>
+          <w:lang w:val="gu_IN" w:bidi="gu_IN"/>
+        </w:rPr>
+        <w:t>કોઈને ભ્રષ્ટ કરવું તેનો અર્થ કે, તે વ્યક્તિને અપ્રમાણિક અને અનૈતિક વસ્તુઓ કરવા પ્રભાવિત કરવું.</w:t>
+      </w:r>
+    </w:p>
+    <w:p>
+      <w:pPr>
+        <w:pStyle w:val="Heading3"/>
+      </w:pPr>
+      <w:r>
+        <w:rPr>
+          <w:lang w:val="gu_IN" w:bidi="gu_IN"/>
+        </w:rPr>
+        <w:t>ભાષાંતરના સૂચનો:</w:t>
+      </w:r>
+    </w:p>
+    <w:p>
+      <w:pPr>
+        <w:pStyle w:val="ListBullet"/>
+        <w:spacing w:line="240" w:lineRule="auto"/>
+        <w:ind w:left="720"/>
+      </w:pPr>
+      <w:r>
+        <w:rPr>
+          <w:lang w:val="gu_IN" w:bidi="gu_IN"/>
+        </w:rPr>
+      </w:r>
+      <w:r>
+        <w:rPr>
+          <w:lang w:val="gu_IN" w:bidi="gu_IN"/>
+        </w:rPr>
+        <w:t>“ભ્રષ્ટ” શબ્દનું ભાષાંતર, “દુષ્ટતા કરવા પ્રભાવિત કરવું” અથવા “અનૈતિક બનાવવા પ્રેરવું” કરી શકાય.</w:t>
+      </w:r>
+    </w:p>
+    <w:p>
+      <w:pPr>
+        <w:pStyle w:val="ListBullet"/>
+        <w:spacing w:line="240" w:lineRule="auto"/>
+        <w:ind w:left="720"/>
+      </w:pPr>
+      <w:r>
+        <w:rPr>
+          <w:lang w:val="gu_IN" w:bidi="gu_IN"/>
+        </w:rPr>
+      </w:r>
+      <w:r>
+        <w:rPr>
+          <w:lang w:val="gu_IN" w:bidi="gu_IN"/>
+        </w:rPr>
+        <w:t>ભ્રષ્ટ વ્યક્તિનું વર્ણન એવી વ્યક્તિ તરીકે કરી શકાય કે “જે અનૈતિક બનેલી છે” અથવા “જે દુષ્ટ વ્યવહારો કરે છે.”</w:t>
+      </w:r>
+    </w:p>
+    <w:p>
+      <w:pPr>
+        <w:pStyle w:val="ListBullet"/>
+        <w:spacing w:line="240" w:lineRule="auto"/>
+        <w:ind w:left="720"/>
+      </w:pPr>
+      <w:r>
+        <w:rPr>
+          <w:lang w:val="gu_IN" w:bidi="gu_IN"/>
+        </w:rPr>
+      </w:r>
+      <w:r>
+        <w:rPr>
+          <w:lang w:val="gu_IN" w:bidi="gu_IN"/>
+        </w:rPr>
+        <w:t>આ શબ્દનું ભાષાંતર, “ખરાબ” અથવા “અનૈતિક” અથવા “દુષ્ટ” પણ કરી શકાય છે.</w:t>
+      </w:r>
+    </w:p>
+    <w:p>
+      <w:pPr>
+        <w:pStyle w:val="ListBullet"/>
+        <w:spacing w:line="240" w:lineRule="auto"/>
+        <w:ind w:left="720"/>
+      </w:pPr>
+      <w:r>
+        <w:rPr>
+          <w:lang w:val="gu_IN" w:bidi="gu_IN"/>
+        </w:rPr>
+      </w:r>
+      <w:r>
+        <w:rPr>
+          <w:lang w:val="gu_IN" w:bidi="gu_IN"/>
+        </w:rPr>
+        <w:t>“ભ્રષ્ટાચાર” શબ્દનું ભાષાંતર, “દુષ્ટનો વ્યવહાર” અથવા “દુષ્ટ” અથવા “અનૈતિકતા” કરી શકાય છે.</w:t>
+      </w:r>
+    </w:p>
+    <w:p>
+      <w:pPr/>
+      <w:r>
+        <w:rPr>
+          <w:lang w:val="gu_IN" w:bidi="gu_IN"/>
+        </w:rPr>
+      </w:r>
+      <w:r>
+        <w:rPr>
+          <w:lang w:val="gu_IN" w:bidi="gu_IN"/>
+        </w:rPr>
+        <w:t xml:space="preserve">(આ પણ જુઓ: </w:t>
+      </w:r>
+      <w:r>
+        <w:rPr>
+          <w:lang w:val="gu_IN" w:bidi="gu_IN"/>
+        </w:rPr>
+        <w:t>દુષ્ટ</w:t>
+      </w:r>
+      <w:r>
+        <w:rPr>
+          <w:lang w:val="gu_IN" w:bidi="gu_IN"/>
+        </w:rPr>
+        <w:t>)</w:t>
+      </w:r>
+    </w:p>
+    <w:p>
+      <w:pPr>
+        <w:pStyle w:val="Heading3"/>
+      </w:pPr>
+      <w:r>
+        <w:rPr>
+          <w:lang w:val="gu_IN" w:bidi="gu_IN"/>
+        </w:rPr>
+        <w:t>બાઈબલની કલમો:</w:t>
+      </w:r>
+    </w:p>
+    <w:p>
+      <w:pPr>
+        <w:pStyle w:val="ListBullet"/>
+        <w:spacing w:line="240" w:lineRule="auto"/>
+        <w:ind w:left="720"/>
+      </w:pPr>
+      <w:r>
+        <w:rPr>
+          <w:lang w:val="gu_IN" w:bidi="gu_IN"/>
+        </w:rPr>
+      </w:r>
+      <w:hyperlink r:id="rId61">
         <w:r>
           <w:rPr>
             <w:lang w:val="gu_IN" w:bidi="gu_IN"/>
@@ -4117,7 +5022,7 @@
             <w:color w:val="0000EE"/>
             <w:u w:val="single"/>
           </w:rPr>
-          <w:t>પ્રેરીતોનાં કૃત્યો 8:12–13</w:t>
+          <w:t>હઝકિયેલ 20:42–44</w:t>
         </w:r>
       </w:hyperlink>
     </w:p>
@@ -4132,7 +5037,7 @@
           <w:lang w:val="gu_IN" w:bidi="gu_IN"/>
         </w:rPr>
       </w:r>
-      <w:hyperlink r:id="rId61">
+      <w:hyperlink r:id="rId62">
         <w:r>
           <w:rPr>
             <w:lang w:val="gu_IN" w:bidi="gu_IN"/>
@@ -4141,7 +5046,7 @@
             <w:color w:val="0000EE"/>
             <w:u w:val="single"/>
           </w:rPr>
-          <w:t>પ્રેરીતોનાં કૃત્યો 8:29–31</w:t>
+          <w:t>ગલાતી 6:6–8</w:t>
         </w:r>
       </w:hyperlink>
     </w:p>
@@ -4156,7 +5061,7 @@
           <w:lang w:val="gu_IN" w:bidi="gu_IN"/>
         </w:rPr>
       </w:r>
-      <w:hyperlink r:id="rId62">
+      <w:hyperlink r:id="rId63">
         <w:r>
           <w:rPr>
             <w:lang w:val="gu_IN" w:bidi="gu_IN"/>
@@ -4165,7 +5070,7 @@
             <w:color w:val="0000EE"/>
             <w:u w:val="single"/>
           </w:rPr>
-          <w:t>પ્રેરીતોનાં કૃત્યો 8:36–38</w:t>
+          <w:t>ઉત્પત્તિ 6:11–12</w:t>
         </w:r>
       </w:hyperlink>
     </w:p>
@@ -4180,7 +5085,7 @@
           <w:lang w:val="gu_IN" w:bidi="gu_IN"/>
         </w:rPr>
       </w:r>
-      <w:hyperlink r:id="rId63">
+      <w:hyperlink r:id="rId64">
         <w:r>
           <w:rPr>
             <w:lang w:val="gu_IN" w:bidi="gu_IN"/>
@@ -4189,283 +5094,22 @@
             <w:color w:val="0000EE"/>
             <w:u w:val="single"/>
           </w:rPr>
-          <w:t>પ્રેરીતોનાં કૃત્યો 8:39–40</w:t>
+          <w:t>માથ્થી 12:33–35</w:t>
         </w:r>
       </w:hyperlink>
     </w:p>
     <w:p>
       <w:pPr>
-        <w:pStyle w:val="Heading3"/>
-      </w:pPr>
-      <w:r>
-        <w:rPr>
-          <w:lang w:val="gu_IN" w:bidi="gu_IN"/>
-        </w:rPr>
-        <w:t>શબ્દ માહિતી:</w:t>
-      </w:r>
-    </w:p>
-    <w:p>
-      <w:pPr>
-        <w:pStyle w:val="ListBullet"/>
-        <w:spacing w:line="240" w:lineRule="auto"/>
-        <w:ind w:left="720"/>
-      </w:pPr>
-      <w:r>
-        <w:rPr>
-          <w:lang w:val="gu_IN" w:bidi="gu_IN"/>
-        </w:rPr>
-      </w:r>
-      <w:r>
-        <w:rPr>
-          <w:lang w:val="gu_IN" w:bidi="gu_IN"/>
-        </w:rPr>
-        <w:t>Strong's: G5376</w:t>
-      </w:r>
-      <w:r>
-        <w:rPr>
-          <w:lang w:val="gu_IN" w:bidi="gu_IN"/>
-        </w:rPr>
-      </w:r>
-      <w:r>
-        <w:rPr>
-          <w:lang w:val="gu_IN" w:bidi="gu_IN"/>
-        </w:rPr>
-      </w:r>
-    </w:p>
-    <w:p>
-      <w:pPr/>
-      <w:r>
-        <w:rPr>
-          <w:lang w:val="gu_IN" w:bidi="gu_IN"/>
-        </w:rPr>
-      </w:r>
-    </w:p>
-    <w:p>
-      <w:pPr>
-        <w:pStyle w:val="Heading2"/>
-      </w:pPr>
-      <w:r>
-        <w:rPr>
-          <w:lang w:val="gu_IN" w:bidi="gu_IN"/>
-        </w:rPr>
-        <w:t>ફિલિપ્પી, ફિલિપ્પીઓ</w:t>
-      </w:r>
-      <w:r>
-        <w:rPr>
-          <w:lang w:val="gu_IN" w:bidi="gu_IN"/>
-        </w:rPr>
-      </w:r>
-    </w:p>
-    <w:p>
-      <w:pPr>
-        <w:pStyle w:val="Heading3"/>
-      </w:pPr>
-      <w:r>
-        <w:rPr>
-          <w:lang w:val="gu_IN" w:bidi="gu_IN"/>
-        </w:rPr>
-        <w:t>તથ્યો:</w:t>
-      </w:r>
-    </w:p>
-    <w:p>
-      <w:pPr>
-        <w:pStyle w:val="ListBullet"/>
-        <w:spacing w:line="240" w:lineRule="auto"/>
-        <w:ind w:left="720"/>
-      </w:pPr>
-      <w:r>
-        <w:rPr>
-          <w:lang w:val="gu_IN" w:bidi="gu_IN"/>
-        </w:rPr>
-      </w:r>
-      <w:r>
-        <w:rPr>
-          <w:lang w:val="gu_IN" w:bidi="gu_IN"/>
-        </w:rPr>
-        <w:t>ફિલિપ્પી શહેર પ્રાચીન ગ્રીસ દેશના ઉત્તરીય ભાગમાં મકદોનિયામાં સ્થિત એક મોટું શહેર અને રોમન વસાહત હતું. ફિલિપ્પીના લોકોને ફિલિપ્પીઓ કહેવામાં આવતા હતા.</w:t>
-      </w:r>
-    </w:p>
-    <w:p>
-      <w:pPr>
-        <w:pStyle w:val="ListBullet"/>
-        <w:spacing w:line="240" w:lineRule="auto"/>
-        <w:ind w:left="720"/>
-      </w:pPr>
-      <w:r>
-        <w:rPr>
-          <w:lang w:val="gu_IN" w:bidi="gu_IN"/>
-        </w:rPr>
-      </w:r>
-      <w:r>
-        <w:rPr>
-          <w:lang w:val="gu_IN" w:bidi="gu_IN"/>
-        </w:rPr>
-        <w:t>પાઉલ અને સિલાસ ફિલિપ્પીના લોકોને ઈસુ વિષે પ્રચાર કરવા ત્યાં ગયા.</w:t>
-      </w:r>
-    </w:p>
-    <w:p>
-      <w:pPr>
-        <w:pStyle w:val="ListBullet"/>
-        <w:spacing w:line="240" w:lineRule="auto"/>
-        <w:ind w:left="720"/>
-      </w:pPr>
-      <w:r>
-        <w:rPr>
-          <w:lang w:val="gu_IN" w:bidi="gu_IN"/>
-        </w:rPr>
-      </w:r>
-      <w:r>
-        <w:rPr>
-          <w:lang w:val="gu_IN" w:bidi="gu_IN"/>
-        </w:rPr>
-        <w:t>જ્યારે તેઓ ફિલિપ્પીમાં હતા ત્યારે, પાઉલ અને સિલાસની ધરપકડ કરવામાં આવી હતી પણ ઈશ્વરે ચમત્કારિક રીતે તેઓને છોડાવ્યા હતા.</w:t>
-      </w:r>
-    </w:p>
-    <w:p>
-      <w:pPr>
-        <w:pStyle w:val="ListBullet"/>
-        <w:spacing w:line="240" w:lineRule="auto"/>
-        <w:ind w:left="720"/>
-      </w:pPr>
-      <w:r>
-        <w:rPr>
-          <w:lang w:val="gu_IN" w:bidi="gu_IN"/>
-        </w:rPr>
-      </w:r>
-      <w:r>
-        <w:rPr>
-          <w:lang w:val="gu_IN" w:bidi="gu_IN"/>
-        </w:rPr>
-        <w:t>નવા કરારનું ફિલિપ્પીઓનું પુસ્તક તે પાઉલે ફિલિપ્પી શહેરની મંડળીના ખ્રિસ્તીઓને લખેલો પત્ર છે.</w:t>
-      </w:r>
-    </w:p>
-    <w:p>
-      <w:pPr>
-        <w:pStyle w:val="ListBullet"/>
-        <w:spacing w:line="240" w:lineRule="auto"/>
-        <w:ind w:left="720"/>
-      </w:pPr>
-      <w:r>
-        <w:rPr>
-          <w:lang w:val="gu_IN" w:bidi="gu_IN"/>
-        </w:rPr>
-      </w:r>
-      <w:r>
-        <w:rPr>
-          <w:lang w:val="gu_IN" w:bidi="gu_IN"/>
-        </w:rPr>
-        <w:t>નોંધ લેજો કે આ શહેર કાઈસારિયા ફિલિપ્પી શહેરથી અલગ શહેર છે કે જે હેર્મોન પર્વત પાસે ઉત્તરપૂર્વીય ઇઝરાયલમાં સ્થિત હતું.</w:t>
-      </w:r>
-    </w:p>
-    <w:p>
-      <w:pPr/>
-      <w:r>
-        <w:rPr>
-          <w:lang w:val="gu_IN" w:bidi="gu_IN"/>
-        </w:rPr>
-      </w:r>
-      <w:r>
-        <w:rPr>
-          <w:lang w:val="gu_IN" w:bidi="gu_IN"/>
-        </w:rPr>
-        <w:t xml:space="preserve">(આ પણ જૂઓ: </w:t>
-      </w:r>
-      <w:r>
-        <w:rPr>
-          <w:lang w:val="gu_IN" w:bidi="gu_IN"/>
-        </w:rPr>
-        <w:t>કાઈસારિયા</w:t>
-      </w:r>
-      <w:r>
-        <w:rPr>
-          <w:lang w:val="gu_IN" w:bidi="gu_IN"/>
-        </w:rPr>
-        <w:t xml:space="preserve">, </w:t>
-      </w:r>
-      <w:r>
-        <w:rPr>
-          <w:lang w:val="gu_IN" w:bidi="gu_IN"/>
-        </w:rPr>
-        <w:t>ખ્રિસ્તી</w:t>
-      </w:r>
-      <w:r>
-        <w:rPr>
-          <w:lang w:val="gu_IN" w:bidi="gu_IN"/>
-        </w:rPr>
-        <w:t xml:space="preserve">, </w:t>
-      </w:r>
-      <w:r>
-        <w:rPr>
-          <w:lang w:val="gu_IN" w:bidi="gu_IN"/>
-        </w:rPr>
-        <w:t>મંડળી</w:t>
-      </w:r>
-      <w:r>
-        <w:rPr>
-          <w:lang w:val="gu_IN" w:bidi="gu_IN"/>
-        </w:rPr>
-        <w:t xml:space="preserve">, </w:t>
-      </w:r>
-      <w:r>
-        <w:rPr>
-          <w:lang w:val="gu_IN" w:bidi="gu_IN"/>
-        </w:rPr>
-        <w:t>મકદોનિયા</w:t>
-      </w:r>
-      <w:r>
-        <w:rPr>
-          <w:lang w:val="gu_IN" w:bidi="gu_IN"/>
-        </w:rPr>
-        <w:t xml:space="preserve">, </w:t>
-      </w:r>
-      <w:r>
-        <w:rPr>
-          <w:lang w:val="gu_IN" w:bidi="gu_IN"/>
-        </w:rPr>
-        <w:t>પાઉલ</w:t>
-      </w:r>
-      <w:r>
-        <w:rPr>
-          <w:lang w:val="gu_IN" w:bidi="gu_IN"/>
-        </w:rPr>
-        <w:t xml:space="preserve">, </w:t>
-      </w:r>
-      <w:r>
-        <w:rPr>
-          <w:lang w:val="gu_IN" w:bidi="gu_IN"/>
-        </w:rPr>
-        <w:t>સિલાસ</w:t>
-      </w:r>
-      <w:r>
-        <w:rPr>
-          <w:lang w:val="gu_IN" w:bidi="gu_IN"/>
-        </w:rPr>
-        <w:t>)</w:t>
-      </w:r>
-    </w:p>
-    <w:p>
-      <w:pPr>
-        <w:pStyle w:val="Heading3"/>
-      </w:pPr>
-      <w:r>
-        <w:rPr>
-          <w:lang w:val="gu_IN" w:bidi="gu_IN"/>
-        </w:rPr>
-        <w:t>બાઇબલના સંદર્ભો:</w:t>
-      </w:r>
-    </w:p>
-    <w:p>
-      <w:pPr>
-        <w:pStyle w:val="ListBullet"/>
-        <w:spacing w:line="240" w:lineRule="auto"/>
-        <w:ind w:left="720"/>
-      </w:pPr>
-      <w:r>
-        <w:rPr>
-          <w:lang w:val="gu_IN" w:bidi="gu_IN"/>
-        </w:rPr>
-      </w:r>
-      <w:hyperlink r:id="rId64">
+        <w:pStyle w:val="ListBullet"/>
+        <w:spacing w:line="240" w:lineRule="auto"/>
+        <w:ind w:left="720"/>
+      </w:pPr>
+      <w:r>
+        <w:rPr>
+          <w:lang w:val="gu_IN" w:bidi="gu_IN"/>
+        </w:rPr>
+      </w:r>
+      <w:hyperlink r:id="rId65">
         <w:r>
           <w:rPr>
             <w:lang w:val="gu_IN" w:bidi="gu_IN"/>
@@ -4474,22 +5118,260 @@
             <w:color w:val="0000EE"/>
             <w:u w:val="single"/>
           </w:rPr>
-          <w:t>1 થેસ્સલોનિકી 2:1–2</w:t>
+          <w:t>ગીતશાસ્ત્ર 14:1</w:t>
         </w:r>
       </w:hyperlink>
     </w:p>
     <w:p>
       <w:pPr>
-        <w:pStyle w:val="ListBullet"/>
-        <w:spacing w:line="240" w:lineRule="auto"/>
-        <w:ind w:left="720"/>
-      </w:pPr>
-      <w:r>
-        <w:rPr>
-          <w:lang w:val="gu_IN" w:bidi="gu_IN"/>
-        </w:rPr>
-      </w:r>
-      <w:hyperlink r:id="rId65">
+        <w:pStyle w:val="Heading3"/>
+      </w:pPr>
+      <w:r>
+        <w:rPr>
+          <w:lang w:val="gu_IN" w:bidi="gu_IN"/>
+        </w:rPr>
+        <w:t>શબ્દ માહિતી:</w:t>
+      </w:r>
+    </w:p>
+    <w:p>
+      <w:pPr>
+        <w:pStyle w:val="ListBullet"/>
+        <w:spacing w:line="240" w:lineRule="auto"/>
+        <w:ind w:left="720"/>
+      </w:pPr>
+      <w:r>
+        <w:rPr>
+          <w:lang w:val="gu_IN" w:bidi="gu_IN"/>
+        </w:rPr>
+      </w:r>
+      <w:r>
+        <w:rPr>
+          <w:lang w:val="gu_IN" w:bidi="gu_IN"/>
+        </w:rPr>
+        <w:t>Strong's: H1097, H1605, H2254, H2610, H4167, H4743, H4889, H4893, H7843, H7844, H7845, G853, G861, G862, G1311, G1312, G2585, G2704, G4550, G4595, G5349, G5351, G5356</w:t>
+      </w:r>
+      <w:r>
+        <w:rPr>
+          <w:lang w:val="gu_IN" w:bidi="gu_IN"/>
+        </w:rPr>
+      </w:r>
+      <w:r>
+        <w:rPr>
+          <w:lang w:val="gu_IN" w:bidi="gu_IN"/>
+        </w:rPr>
+      </w:r>
+    </w:p>
+    <w:p>
+      <w:pPr/>
+      <w:r>
+        <w:rPr>
+          <w:lang w:val="gu_IN" w:bidi="gu_IN"/>
+        </w:rPr>
+      </w:r>
+    </w:p>
+    <w:p>
+      <w:pPr>
+        <w:pStyle w:val="Heading2"/>
+      </w:pPr>
+      <w:r>
+        <w:rPr>
+          <w:lang w:val="gu_IN" w:bidi="gu_IN"/>
+        </w:rPr>
+        <w:t>ભ્રષ્ટ સાક્ષી, ખોટો અહેવાલ, ખોટી સાક્ષી, જૂઠી સાક્ષી, ખોટી સાક્ષીઓ</w:t>
+      </w:r>
+      <w:r>
+        <w:rPr>
+          <w:lang w:val="gu_IN" w:bidi="gu_IN"/>
+        </w:rPr>
+      </w:r>
+    </w:p>
+    <w:p>
+      <w:pPr>
+        <w:pStyle w:val="Heading3"/>
+      </w:pPr>
+      <w:r>
+        <w:rPr>
+          <w:lang w:val="gu_IN" w:bidi="gu_IN"/>
+        </w:rPr>
+        <w:t>વ્યાખ્યા:</w:t>
+      </w:r>
+    </w:p>
+    <w:p>
+      <w:pPr/>
+      <w:r>
+        <w:rPr>
+          <w:lang w:val="gu_IN" w:bidi="gu_IN"/>
+        </w:rPr>
+      </w:r>
+      <w:r>
+        <w:rPr>
+          <w:lang w:val="gu_IN" w:bidi="gu_IN"/>
+        </w:rPr>
+        <w:t>“ખોટી સાક્ષી” અને “ભ્રષ્ટ સાક્ષી” શબ્દો એવી વ્યક્તિને દર્શાવે છે કે જે વ્યક્તિ અથવા ઘટના વિશે જૂઠી બાબતોને સામાન્ય રીતે ઔપચારિક દ્રશ્યમાં જેવી કે ન્યાયાલય કહે છે.</w:t>
+      </w:r>
+    </w:p>
+    <w:p>
+      <w:pPr>
+        <w:pStyle w:val="ListBullet"/>
+        <w:spacing w:line="240" w:lineRule="auto"/>
+        <w:ind w:left="720"/>
+      </w:pPr>
+      <w:r>
+        <w:rPr>
+          <w:lang w:val="gu_IN" w:bidi="gu_IN"/>
+        </w:rPr>
+      </w:r>
+      <w:r>
+        <w:rPr>
+          <w:lang w:val="gu_IN" w:bidi="gu_IN"/>
+        </w:rPr>
+        <w:t>“ખોટી સાક્ષી” અથવા “ખોટો અહેવાલ” તે વાસ્તવિક અસત્ય છે કે જે કહેવામાં આવે છે.</w:t>
+      </w:r>
+    </w:p>
+    <w:p>
+      <w:pPr>
+        <w:pStyle w:val="ListBullet"/>
+        <w:spacing w:line="240" w:lineRule="auto"/>
+        <w:ind w:left="720"/>
+      </w:pPr>
+      <w:r>
+        <w:rPr>
+          <w:lang w:val="gu_IN" w:bidi="gu_IN"/>
+        </w:rPr>
+      </w:r>
+      <w:r>
+        <w:rPr>
+          <w:lang w:val="gu_IN" w:bidi="gu_IN"/>
+        </w:rPr>
+        <w:t>“ખોટી સાક્ષી આપવી” તેનો અર્થ, કશાક વિશે અસત્ય કહેવું અથવા ખોટો અહેવાલ આપવો.</w:t>
+      </w:r>
+    </w:p>
+    <w:p>
+      <w:pPr>
+        <w:pStyle w:val="ListBullet"/>
+        <w:spacing w:line="240" w:lineRule="auto"/>
+        <w:ind w:left="720"/>
+      </w:pPr>
+      <w:r>
+        <w:rPr>
+          <w:lang w:val="gu_IN" w:bidi="gu_IN"/>
+        </w:rPr>
+      </w:r>
+      <w:r>
+        <w:rPr>
+          <w:lang w:val="gu_IN" w:bidi="gu_IN"/>
+        </w:rPr>
+        <w:t>બાઈબલ ઘણા દાખલાઓ આપે છે કે બીજા વિશે અસત્ય કહેવા ખોટા સાક્ષીઓ ભાડે રાખવામાં આવતા હતા કે જેથી કોઈ વ્યક્તિને સજા થાય અથવા મારી નાખવામાં આવે.</w:t>
+      </w:r>
+    </w:p>
+    <w:p>
+      <w:pPr>
+        <w:pStyle w:val="Heading3"/>
+      </w:pPr>
+      <w:r>
+        <w:rPr>
+          <w:lang w:val="gu_IN" w:bidi="gu_IN"/>
+        </w:rPr>
+        <w:t>ભાષાંતરના સૂચનો:</w:t>
+      </w:r>
+    </w:p>
+    <w:p>
+      <w:pPr>
+        <w:pStyle w:val="ListBullet"/>
+        <w:spacing w:line="240" w:lineRule="auto"/>
+        <w:ind w:left="720"/>
+      </w:pPr>
+      <w:r>
+        <w:rPr>
+          <w:lang w:val="gu_IN" w:bidi="gu_IN"/>
+        </w:rPr>
+      </w:r>
+      <w:r>
+        <w:rPr>
+          <w:lang w:val="gu_IN" w:bidi="gu_IN"/>
+        </w:rPr>
+        <w:t>“ખોટી સાક્ષી આપવી” અથવા “ખોટી સાક્ષી આપવી” શબ્દનું ભાષાંતર, “ખોટી રીતે સાક્ષી આપવી” અથવા “કોઈકના વિશે ખોટો અહેવાલ આપવો” અથવા “કોઈની વિરુદ્ધમાં ખોટી રીતે બોલવું” અથવા “અસત્ય,” તરીકે કરી શકાય છે.</w:t>
+      </w:r>
+    </w:p>
+    <w:p>
+      <w:pPr>
+        <w:pStyle w:val="ListBullet"/>
+        <w:spacing w:line="240" w:lineRule="auto"/>
+        <w:ind w:left="720"/>
+      </w:pPr>
+      <w:r>
+        <w:rPr>
+          <w:lang w:val="gu_IN" w:bidi="gu_IN"/>
+        </w:rPr>
+      </w:r>
+      <w:r>
+        <w:rPr>
+          <w:lang w:val="gu_IN" w:bidi="gu_IN"/>
+        </w:rPr>
+        <w:t>જયારે “ખોટી સાક્ષી” વ્યક્તિ માટે દર્શાવવામાં આવે છે, ત્યારે તેનું ભાષાંતર “વ્યક્તિ કે જે અસત્ય બોલે છે” અથવા “જે ખોટી રીતે સાક્ષી આપે છે” અથવા “કોઈક કે જે બાબતો કહે છે તે સાચી નથી” તરીકે પણ (ભાષાંતર) કરી શકાય છે.</w:t>
+      </w:r>
+    </w:p>
+    <w:p>
+      <w:pPr/>
+      <w:r>
+        <w:rPr>
+          <w:lang w:val="gu_IN" w:bidi="gu_IN"/>
+        </w:rPr>
+      </w:r>
+      <w:r>
+        <w:rPr>
+          <w:lang w:val="gu_IN" w:bidi="gu_IN"/>
+        </w:rPr>
+        <w:t xml:space="preserve">(આ પણ જુઓ: </w:t>
+      </w:r>
+      <w:r>
+        <w:rPr>
+          <w:lang w:val="gu_IN" w:bidi="gu_IN"/>
+        </w:rPr>
+        <w:t>સાક્ષી</w:t>
+      </w:r>
+      <w:r>
+        <w:rPr>
+          <w:lang w:val="gu_IN" w:bidi="gu_IN"/>
+        </w:rPr>
+        <w:t xml:space="preserve">, </w:t>
+      </w:r>
+      <w:r>
+        <w:rPr>
+          <w:lang w:val="gu_IN" w:bidi="gu_IN"/>
+        </w:rPr>
+        <w:t>સાચું</w:t>
+      </w:r>
+      <w:r>
+        <w:rPr>
+          <w:lang w:val="gu_IN" w:bidi="gu_IN"/>
+        </w:rPr>
+        <w:t>)</w:t>
+      </w:r>
+    </w:p>
+    <w:p>
+      <w:pPr>
+        <w:pStyle w:val="Heading3"/>
+      </w:pPr>
+      <w:r>
+        <w:rPr>
+          <w:lang w:val="gu_IN" w:bidi="gu_IN"/>
+        </w:rPr>
+        <w:t>બાઈબલની કલમો:</w:t>
+      </w:r>
+    </w:p>
+    <w:p>
+      <w:pPr>
+        <w:pStyle w:val="ListBullet"/>
+        <w:spacing w:line="240" w:lineRule="auto"/>
+        <w:ind w:left="720"/>
+      </w:pPr>
+      <w:r>
+        <w:rPr>
+          <w:lang w:val="gu_IN" w:bidi="gu_IN"/>
+        </w:rPr>
+      </w:r>
+      <w:hyperlink r:id="rId66">
         <w:r>
           <w:rPr>
             <w:lang w:val="gu_IN" w:bidi="gu_IN"/>
@@ -4498,7 +5380,7 @@
             <w:color w:val="0000EE"/>
             <w:u w:val="single"/>
           </w:rPr>
-          <w:t>પ્રેરિતોનાં કૃત્યો 16:11–13</w:t>
+          <w:t>પુનર્નિયમ 19:17–19</w:t>
         </w:r>
       </w:hyperlink>
     </w:p>
@@ -4513,7 +5395,7 @@
           <w:lang w:val="gu_IN" w:bidi="gu_IN"/>
         </w:rPr>
       </w:r>
-      <w:hyperlink r:id="rId66">
+      <w:hyperlink r:id="rId67">
         <w:r>
           <w:rPr>
             <w:lang w:val="gu_IN" w:bidi="gu_IN"/>
@@ -4522,7 +5404,7 @@
             <w:color w:val="0000EE"/>
             <w:u w:val="single"/>
           </w:rPr>
-          <w:t>માથ્થી 16:13–16</w:t>
+          <w:t>નિર્ગમન 20:15–17</w:t>
         </w:r>
       </w:hyperlink>
     </w:p>
@@ -4537,7 +5419,7 @@
           <w:lang w:val="gu_IN" w:bidi="gu_IN"/>
         </w:rPr>
       </w:r>
-      <w:hyperlink r:id="rId67">
+      <w:hyperlink r:id="rId68">
         <w:r>
           <w:rPr>
             <w:lang w:val="gu_IN" w:bidi="gu_IN"/>
@@ -4546,344 +5428,22 @@
             <w:color w:val="0000EE"/>
             <w:u w:val="single"/>
           </w:rPr>
-          <w:t>ફિલિપી 1:1–2</w:t>
+          <w:t>માથ્થી 15:18–20</w:t>
         </w:r>
       </w:hyperlink>
     </w:p>
     <w:p>
       <w:pPr>
-        <w:pStyle w:val="Heading3"/>
-      </w:pPr>
-      <w:r>
-        <w:rPr>
-          <w:lang w:val="gu_IN" w:bidi="gu_IN"/>
-        </w:rPr>
-        <w:t>બાઇબલ વાર્તાઓમાંથી ઉદાહરણો:</w:t>
-      </w:r>
-    </w:p>
-    <w:p>
-      <w:pPr>
-        <w:pStyle w:val="ListBullet"/>
-        <w:spacing w:line="240" w:lineRule="auto"/>
-        <w:ind w:left="720"/>
-      </w:pPr>
-      <w:r>
-        <w:rPr>
-          <w:lang w:val="gu_IN" w:bidi="gu_IN"/>
-        </w:rPr>
-      </w:r>
-      <w:r>
-        <w:rPr>
-          <w:b/>
-          <w:lang w:val="gu_IN" w:bidi="gu_IN"/>
-        </w:rPr>
-        <w:t>47:1</w:t>
-      </w:r>
-      <w:r>
-        <w:rPr>
-          <w:lang w:val="gu_IN" w:bidi="gu_IN"/>
-        </w:rPr>
-        <w:t xml:space="preserve"> એક દિવસે, પાઉલ અને તેનો મિત્ર સિલાસ </w:t>
-      </w:r>
-      <w:r>
-        <w:rPr>
-          <w:b/>
-          <w:lang w:val="gu_IN" w:bidi="gu_IN"/>
-        </w:rPr>
-        <w:t>ફિલિપ્પી</w:t>
-      </w:r>
-      <w:r>
-        <w:rPr>
-          <w:lang w:val="gu_IN" w:bidi="gu_IN"/>
-        </w:rPr>
-        <w:t xml:space="preserve"> શહેરમાં ઈસુ વિશેની સુવાર્તા પ્રગટ કરવા ગયા.</w:t>
-      </w:r>
-    </w:p>
-    <w:p>
-      <w:pPr>
-        <w:pStyle w:val="ListBullet"/>
-        <w:spacing w:line="240" w:lineRule="auto"/>
-        <w:ind w:left="720"/>
-      </w:pPr>
-      <w:r>
-        <w:rPr>
-          <w:lang w:val="gu_IN" w:bidi="gu_IN"/>
-        </w:rPr>
-      </w:r>
-      <w:r>
-        <w:rPr>
-          <w:b/>
-          <w:lang w:val="gu_IN" w:bidi="gu_IN"/>
-        </w:rPr>
-        <w:t>47:13</w:t>
-      </w:r>
-      <w:r>
-        <w:rPr>
-          <w:lang w:val="gu_IN" w:bidi="gu_IN"/>
-        </w:rPr>
-        <w:t xml:space="preserve"> બીજા દિવસે શહેરના આગેવાનોએ પાઉલ તથા સિલાસને મુક્ત કર્યા અને તેઓને </w:t>
-      </w:r>
-      <w:r>
-        <w:rPr>
-          <w:b/>
-          <w:lang w:val="gu_IN" w:bidi="gu_IN"/>
-        </w:rPr>
-        <w:t>ફિલિપ્પી</w:t>
-      </w:r>
-      <w:r>
-        <w:rPr>
-          <w:lang w:val="gu_IN" w:bidi="gu_IN"/>
-        </w:rPr>
-        <w:t xml:space="preserve"> શહેરથી ચાલ્યા જવા કહ્યું.</w:t>
-      </w:r>
-    </w:p>
-    <w:p>
-      <w:pPr>
-        <w:pStyle w:val="Heading3"/>
-      </w:pPr>
-      <w:r>
-        <w:rPr>
-          <w:lang w:val="gu_IN" w:bidi="gu_IN"/>
-        </w:rPr>
-        <w:t>શબ્દ માહિતી:</w:t>
-      </w:r>
-    </w:p>
-    <w:p>
-      <w:pPr>
-        <w:pStyle w:val="ListBullet"/>
-        <w:spacing w:line="240" w:lineRule="auto"/>
-        <w:ind w:left="720"/>
-      </w:pPr>
-      <w:r>
-        <w:rPr>
-          <w:lang w:val="gu_IN" w:bidi="gu_IN"/>
-        </w:rPr>
-      </w:r>
-      <w:r>
-        <w:rPr>
-          <w:lang w:val="gu_IN" w:bidi="gu_IN"/>
-        </w:rPr>
-        <w:t>Strong's: G53740, G53750</w:t>
-      </w:r>
-      <w:r>
-        <w:rPr>
-          <w:lang w:val="gu_IN" w:bidi="gu_IN"/>
-        </w:rPr>
-      </w:r>
-      <w:r>
-        <w:rPr>
-          <w:lang w:val="gu_IN" w:bidi="gu_IN"/>
-        </w:rPr>
-      </w:r>
-    </w:p>
-    <w:p>
-      <w:pPr/>
-      <w:r>
-        <w:rPr>
-          <w:lang w:val="gu_IN" w:bidi="gu_IN"/>
-        </w:rPr>
-      </w:r>
-    </w:p>
-    <w:p>
-      <w:pPr>
-        <w:pStyle w:val="Heading2"/>
-      </w:pPr>
-      <w:r>
-        <w:rPr>
-          <w:lang w:val="gu_IN" w:bidi="gu_IN"/>
-        </w:rPr>
-        <w:t>ફુલાઈ ગયેલું, ફુલાઈ જાય છે</w:t>
-      </w:r>
-      <w:r>
-        <w:rPr>
-          <w:lang w:val="gu_IN" w:bidi="gu_IN"/>
-        </w:rPr>
-      </w:r>
-    </w:p>
-    <w:p>
-      <w:pPr>
-        <w:pStyle w:val="Heading3"/>
-      </w:pPr>
-      <w:r>
-        <w:rPr>
-          <w:lang w:val="gu_IN" w:bidi="gu_IN"/>
-        </w:rPr>
-        <w:t>વ્યાખ્યા:</w:t>
-      </w:r>
-    </w:p>
-    <w:p>
-      <w:pPr/>
-      <w:r>
-        <w:rPr>
-          <w:lang w:val="gu_IN" w:bidi="gu_IN"/>
-        </w:rPr>
-      </w:r>
-      <w:r>
-        <w:rPr>
-          <w:lang w:val="gu_IN" w:bidi="gu_IN"/>
-        </w:rPr>
-        <w:t>“ફુલાઈ ગયેલું” શબ્દ પ્રતિકાત્મક અભિવ્યક્તિ છે કે જે અભિમાની કે અહંકારી હોવાનો ઉલ્લેખ કરે છે.</w:t>
-      </w:r>
-    </w:p>
-    <w:p>
-      <w:pPr/>
-      <w:r>
-        <w:rPr>
-          <w:lang w:val="gu_IN" w:bidi="gu_IN"/>
-        </w:rPr>
-      </w:r>
-      <w:r>
-        <w:rPr>
-          <w:lang w:val="gu_IN" w:bidi="gu_IN"/>
-        </w:rPr>
-        <w:t xml:space="preserve">(જૂઓ: </w:t>
-      </w:r>
-      <w:r>
-        <w:rPr>
-          <w:lang w:val="gu_IN" w:bidi="gu_IN"/>
-        </w:rPr>
-        <w:t>રૂઢિપ્રયોગ</w:t>
-      </w:r>
-      <w:r>
-        <w:rPr>
-          <w:lang w:val="gu_IN" w:bidi="gu_IN"/>
-        </w:rPr>
-        <w:t>)</w:t>
-      </w:r>
-    </w:p>
-    <w:p>
-      <w:pPr>
-        <w:pStyle w:val="ListBullet"/>
-        <w:spacing w:line="240" w:lineRule="auto"/>
-        <w:ind w:left="720"/>
-      </w:pPr>
-      <w:r>
-        <w:rPr>
-          <w:lang w:val="gu_IN" w:bidi="gu_IN"/>
-        </w:rPr>
-      </w:r>
-      <w:r>
-        <w:rPr>
-          <w:lang w:val="gu_IN" w:bidi="gu_IN"/>
-        </w:rPr>
-        <w:t>ફુલાઈ ગયેલી વ્યક્તિમાં બીજાઓ કરતાં ચડિયાતા હોવાની ભાવનાવાળું વલણ હોય છે.</w:t>
-      </w:r>
-    </w:p>
-    <w:p>
-      <w:pPr>
-        <w:pStyle w:val="ListBullet"/>
-        <w:spacing w:line="240" w:lineRule="auto"/>
-        <w:ind w:left="720"/>
-      </w:pPr>
-      <w:r>
-        <w:rPr>
-          <w:lang w:val="gu_IN" w:bidi="gu_IN"/>
-        </w:rPr>
-      </w:r>
-      <w:r>
-        <w:rPr>
-          <w:lang w:val="gu_IN" w:bidi="gu_IN"/>
-        </w:rPr>
-        <w:t>પાઉલે શીખવ્યું કે પુષ્કળ માહિતી હોવી અથવા તો ઘાર્મિક અનુભવો હોવા તે ફુલાઈ જવા કે અભિમાની થવા દોરી શકે છે.</w:t>
-      </w:r>
-    </w:p>
-    <w:p>
-      <w:pPr>
-        <w:pStyle w:val="ListBullet"/>
-        <w:spacing w:line="240" w:lineRule="auto"/>
-        <w:ind w:left="720"/>
-      </w:pPr>
-      <w:r>
-        <w:rPr>
-          <w:lang w:val="gu_IN" w:bidi="gu_IN"/>
-        </w:rPr>
-      </w:r>
-      <w:r>
-        <w:rPr>
-          <w:lang w:val="gu_IN" w:bidi="gu_IN"/>
-        </w:rPr>
-        <w:t>બીજી ભાષાઓમાં આવો જ કે જુદો રૂઢિપ્રયોગ હોય શકે છે કે જે આ અર્થ વ્યક્ત કરે જેમ કે "મોટું માથું હોવું."</w:t>
-      </w:r>
-    </w:p>
-    <w:p>
-      <w:pPr>
-        <w:pStyle w:val="ListBullet"/>
-        <w:spacing w:line="240" w:lineRule="auto"/>
-        <w:ind w:left="720"/>
-      </w:pPr>
-      <w:r>
-        <w:rPr>
-          <w:lang w:val="gu_IN" w:bidi="gu_IN"/>
-        </w:rPr>
-      </w:r>
-      <w:r>
-        <w:rPr>
-          <w:lang w:val="gu_IN" w:bidi="gu_IN"/>
-        </w:rPr>
-        <w:t>તેનો અનુવાદ “ખૂબ જ અભિમાની” અથવા તો “બીજાઓનો તુચ્છકાર કરનાર” અથવા તો “અહંકારી” અથવા તો “બીજાઓ કરતાં પોતાને સારા માનનાર” તરીકે પણ કરી શકાય.</w:t>
-      </w:r>
-    </w:p>
-    <w:p>
-      <w:pPr/>
-      <w:r>
-        <w:rPr>
-          <w:lang w:val="gu_IN" w:bidi="gu_IN"/>
-        </w:rPr>
-      </w:r>
-      <w:r>
-        <w:rPr>
-          <w:lang w:val="gu_IN" w:bidi="gu_IN"/>
-        </w:rPr>
-        <w:t xml:space="preserve">(આ જૂઓ: </w:t>
-      </w:r>
-      <w:r>
-        <w:rPr>
-          <w:lang w:val="gu_IN" w:bidi="gu_IN"/>
-        </w:rPr>
-        <w:t>અહંકારી</w:t>
-      </w:r>
-      <w:r>
-        <w:rPr>
-          <w:lang w:val="gu_IN" w:bidi="gu_IN"/>
-        </w:rPr>
-        <w:t xml:space="preserve">, </w:t>
-      </w:r>
-      <w:r>
-        <w:rPr>
-          <w:lang w:val="gu_IN" w:bidi="gu_IN"/>
-        </w:rPr>
-        <w:t>અભિમાની</w:t>
-      </w:r>
-      <w:r>
-        <w:rPr>
-          <w:lang w:val="gu_IN" w:bidi="gu_IN"/>
-        </w:rPr>
-        <w:t>)</w:t>
-      </w:r>
-    </w:p>
-    <w:p>
-      <w:pPr>
-        <w:pStyle w:val="Heading3"/>
-      </w:pPr>
-      <w:r>
-        <w:rPr>
-          <w:lang w:val="gu_IN" w:bidi="gu_IN"/>
-        </w:rPr>
-        <w:t>બાઇબલના સંદર્ભો:</w:t>
-      </w:r>
-    </w:p>
-    <w:p>
-      <w:pPr>
-        <w:pStyle w:val="ListBullet"/>
-        <w:spacing w:line="240" w:lineRule="auto"/>
-        <w:ind w:left="720"/>
-      </w:pPr>
-      <w:r>
-        <w:rPr>
-          <w:lang w:val="gu_IN" w:bidi="gu_IN"/>
-        </w:rPr>
-      </w:r>
-      <w:hyperlink r:id="rId68">
+        <w:pStyle w:val="ListBullet"/>
+        <w:spacing w:line="240" w:lineRule="auto"/>
+        <w:ind w:left="720"/>
+      </w:pPr>
+      <w:r>
+        <w:rPr>
+          <w:lang w:val="gu_IN" w:bidi="gu_IN"/>
+        </w:rPr>
+      </w:r>
+      <w:hyperlink r:id="rId69">
         <w:r>
           <w:rPr>
             <w:lang w:val="gu_IN" w:bidi="gu_IN"/>
@@ -4892,7 +5452,7 @@
             <w:color w:val="0000EE"/>
             <w:u w:val="single"/>
           </w:rPr>
-          <w:t>1 કરિંથી 4:6–7</w:t>
+          <w:t>માથ્થી 19:18–19</w:t>
         </w:r>
       </w:hyperlink>
     </w:p>
@@ -4907,7 +5467,7 @@
           <w:lang w:val="gu_IN" w:bidi="gu_IN"/>
         </w:rPr>
       </w:r>
-      <w:hyperlink r:id="rId69">
+      <w:hyperlink r:id="rId70">
         <w:r>
           <w:rPr>
             <w:lang w:val="gu_IN" w:bidi="gu_IN"/>
@@ -4916,7 +5476,7 @@
             <w:color w:val="0000EE"/>
             <w:u w:val="single"/>
           </w:rPr>
-          <w:t>1 કરિંથી 8:1–3</w:t>
+          <w:t>નીતિવચન 14:5–6</w:t>
         </w:r>
       </w:hyperlink>
     </w:p>
@@ -4931,7 +5491,7 @@
           <w:lang w:val="gu_IN" w:bidi="gu_IN"/>
         </w:rPr>
       </w:r>
-      <w:hyperlink r:id="rId70">
+      <w:hyperlink r:id="rId71">
         <w:r>
           <w:rPr>
             <w:lang w:val="gu_IN" w:bidi="gu_IN"/>
@@ -4940,36 +5500,12 @@
             <w:color w:val="0000EE"/>
             <w:u w:val="single"/>
           </w:rPr>
-          <w:t>2 કરિંથી 12:6–7</w:t>
+          <w:t>ગીતશાસ્ત્ર 27:11–12</w:t>
         </w:r>
       </w:hyperlink>
     </w:p>
     <w:p>
       <w:pPr>
-        <w:pStyle w:val="ListBullet"/>
-        <w:spacing w:line="240" w:lineRule="auto"/>
-        <w:ind w:left="720"/>
-      </w:pPr>
-      <w:r>
-        <w:rPr>
-          <w:lang w:val="gu_IN" w:bidi="gu_IN"/>
-        </w:rPr>
-      </w:r>
-      <w:hyperlink r:id="rId71">
-        <w:r>
-          <w:rPr>
-            <w:lang w:val="gu_IN" w:bidi="gu_IN"/>
-          </w:rPr>
-          <w:rPr>
-            <w:color w:val="0000EE"/>
-            <w:u w:val="single"/>
-          </w:rPr>
-          <w:t>હબાકુક 2:4–5</w:t>
-        </w:r>
-      </w:hyperlink>
-    </w:p>
-    <w:p>
-      <w:pPr>
         <w:pStyle w:val="Heading3"/>
       </w:pPr>
       <w:r>
@@ -4994,693 +5530,7 @@
         <w:rPr>
           <w:lang w:val="gu_IN" w:bidi="gu_IN"/>
         </w:rPr>
-        <w:t>Strong's: H6075, G54480</w:t>
-      </w:r>
-      <w:r>
-        <w:rPr>
-          <w:lang w:val="gu_IN" w:bidi="gu_IN"/>
-        </w:rPr>
-      </w:r>
-      <w:r>
-        <w:rPr>
-          <w:lang w:val="gu_IN" w:bidi="gu_IN"/>
-        </w:rPr>
-      </w:r>
-    </w:p>
-    <w:p>
-      <w:pPr/>
-      <w:r>
-        <w:rPr>
-          <w:lang w:val="gu_IN" w:bidi="gu_IN"/>
-        </w:rPr>
-      </w:r>
-    </w:p>
-    <w:p>
-      <w:pPr>
-        <w:pStyle w:val="Heading2"/>
-      </w:pPr>
-      <w:r>
-        <w:rPr>
-          <w:lang w:val="gu_IN" w:bidi="gu_IN"/>
-        </w:rPr>
-        <w:t>ફુવારો, ફુવારા, ઝરણું, ઝરણાઓ, ફૂટી નીકળવું</w:t>
-      </w:r>
-      <w:r>
-        <w:rPr>
-          <w:lang w:val="gu_IN" w:bidi="gu_IN"/>
-        </w:rPr>
-      </w:r>
-    </w:p>
-    <w:p>
-      <w:pPr/>
-      <w:r>
-        <w:rPr>
-          <w:lang w:val="gu_IN" w:bidi="gu_IN"/>
-        </w:rPr>
-      </w:r>
-      <w:r>
-        <w:rPr>
-          <w:lang w:val="gu_IN" w:bidi="gu_IN"/>
-        </w:rPr>
-        <w:t>#ફુવારો, ફુવારા, ઝરણું, ઝરણાઓ, ફૂટી નીકળવું #</w:t>
-      </w:r>
-    </w:p>
-    <w:p>
-      <w:pPr>
-        <w:pStyle w:val="Heading3"/>
-      </w:pPr>
-      <w:r>
-        <w:rPr>
-          <w:lang w:val="gu_IN" w:bidi="gu_IN"/>
-        </w:rPr>
-        <w:t>વ્યાખ્યા:</w:t>
-      </w:r>
-    </w:p>
-    <w:p>
-      <w:pPr/>
-      <w:r>
-        <w:rPr>
-          <w:lang w:val="gu_IN" w:bidi="gu_IN"/>
-        </w:rPr>
-      </w:r>
-      <w:r>
-        <w:rPr>
-          <w:lang w:val="gu_IN" w:bidi="gu_IN"/>
-        </w:rPr>
-        <w:t>સામાન્ય રીતે “ફુવારો” અને “ઝરણું” શબ્દો મોટા પ્રમાણના પાણીના જથ્થાને દર્શાવે છે, કે જે કુદરતી રીતે જમીનમાંથી બહાર વહે છે.</w:t>
-      </w:r>
-    </w:p>
-    <w:p>
-      <w:pPr>
-        <w:pStyle w:val="ListBullet"/>
-        <w:spacing w:line="240" w:lineRule="auto"/>
-        <w:ind w:left="720"/>
-      </w:pPr>
-      <w:r>
-        <w:rPr>
-          <w:lang w:val="gu_IN" w:bidi="gu_IN"/>
-        </w:rPr>
-      </w:r>
-      <w:r>
-        <w:rPr>
-          <w:lang w:val="gu_IN" w:bidi="gu_IN"/>
-        </w:rPr>
-        <w:t>બાઈબલમાં રૂપકાત્મક રીતે દેવ તરફથી મળતા આશીર્વાદોને દર્શાવવા અથવા કંઈક કે જે સાફ અને શુદ્ધિને દર્શાવવા આ શબ્દો વપરાયેલ છે.</w:t>
-      </w:r>
-    </w:p>
-    <w:p>
-      <w:pPr>
-        <w:pStyle w:val="ListBullet"/>
-        <w:spacing w:line="240" w:lineRule="auto"/>
-        <w:ind w:left="720"/>
-      </w:pPr>
-      <w:r>
-        <w:rPr>
-          <w:lang w:val="gu_IN" w:bidi="gu_IN"/>
-        </w:rPr>
-      </w:r>
-      <w:r>
-        <w:rPr>
-          <w:lang w:val="gu_IN" w:bidi="gu_IN"/>
-        </w:rPr>
-        <w:t>આધુનિક સમયમાં, મોટે ભાગે ફુવારો માનવસર્જિત વસ્તુ છે કે જેમાંથી પાણી બહાર વહે છે, જેવા કે પીવાનો ફુવારો.</w:t>
-        <w:br/>
-      </w:r>
-      <w:r>
-        <w:rPr>
-          <w:lang w:val="gu_IN" w:bidi="gu_IN"/>
-        </w:rPr>
-        <w:t>ખાતરી કરો કે આ શબ્દનું ભાષાંતર વહેતા પાણીના કુદરતી સ્ત્રોતને દર્શાવે છે.</w:t>
-      </w:r>
-    </w:p>
-    <w:p>
-      <w:pPr>
-        <w:pStyle w:val="ListBullet"/>
-        <w:spacing w:line="240" w:lineRule="auto"/>
-        <w:ind w:left="720"/>
-      </w:pPr>
-      <w:r>
-        <w:rPr>
-          <w:lang w:val="gu_IN" w:bidi="gu_IN"/>
-        </w:rPr>
-      </w:r>
-      <w:r>
-        <w:rPr>
-          <w:lang w:val="gu_IN" w:bidi="gu_IN"/>
-        </w:rPr>
-        <w:t>“પૂર” શબ્દનું ભાષાંતર કેવી રીતે થયું છે, તેની આ શબ્દ સાથે તુલના કરો.</w:t>
-      </w:r>
-    </w:p>
-    <w:p>
-      <w:pPr/>
-      <w:r>
-        <w:rPr>
-          <w:lang w:val="gu_IN" w:bidi="gu_IN"/>
-        </w:rPr>
-      </w:r>
-      <w:r>
-        <w:rPr>
-          <w:lang w:val="gu_IN" w:bidi="gu_IN"/>
-        </w:rPr>
-        <w:t xml:space="preserve">(આ પણ જુઓ: </w:t>
-      </w:r>
-      <w:r>
-        <w:rPr>
-          <w:lang w:val="gu_IN" w:bidi="gu_IN"/>
-        </w:rPr>
-        <w:t>પૂર</w:t>
-      </w:r>
-      <w:r>
-        <w:rPr>
-          <w:lang w:val="gu_IN" w:bidi="gu_IN"/>
-        </w:rPr>
-        <w:t>)</w:t>
-      </w:r>
-    </w:p>
-    <w:p>
-      <w:pPr>
-        <w:pStyle w:val="Heading3"/>
-      </w:pPr>
-      <w:r>
-        <w:rPr>
-          <w:lang w:val="gu_IN" w:bidi="gu_IN"/>
-        </w:rPr>
-        <w:t>બાઈબલની કલમો:</w:t>
-      </w:r>
-    </w:p>
-    <w:p>
-      <w:pPr>
-        <w:pStyle w:val="ListBullet"/>
-        <w:spacing w:line="240" w:lineRule="auto"/>
-        <w:ind w:left="720"/>
-      </w:pPr>
-      <w:r>
-        <w:rPr>
-          <w:lang w:val="gu_IN" w:bidi="gu_IN"/>
-        </w:rPr>
-      </w:r>
-      <w:hyperlink r:id="rId72">
-        <w:r>
-          <w:rPr>
-            <w:lang w:val="gu_IN" w:bidi="gu_IN"/>
-          </w:rPr>
-          <w:rPr>
-            <w:color w:val="0000EE"/>
-            <w:u w:val="single"/>
-          </w:rPr>
-          <w:t>2 પિતર 2:17–19</w:t>
-        </w:r>
-      </w:hyperlink>
-    </w:p>
-    <w:p>
-      <w:pPr>
-        <w:pStyle w:val="ListBullet"/>
-        <w:spacing w:line="240" w:lineRule="auto"/>
-        <w:ind w:left="720"/>
-      </w:pPr>
-      <w:r>
-        <w:rPr>
-          <w:lang w:val="gu_IN" w:bidi="gu_IN"/>
-        </w:rPr>
-      </w:r>
-      <w:hyperlink r:id="rId73">
-        <w:r>
-          <w:rPr>
-            <w:lang w:val="gu_IN" w:bidi="gu_IN"/>
-          </w:rPr>
-          <w:rPr>
-            <w:color w:val="0000EE"/>
-            <w:u w:val="single"/>
-          </w:rPr>
-          <w:t>ઉત્પત્તિ 7:11–12</w:t>
-        </w:r>
-      </w:hyperlink>
-    </w:p>
-    <w:p>
-      <w:pPr>
-        <w:pStyle w:val="ListBullet"/>
-        <w:spacing w:line="240" w:lineRule="auto"/>
-        <w:ind w:left="720"/>
-      </w:pPr>
-      <w:r>
-        <w:rPr>
-          <w:lang w:val="gu_IN" w:bidi="gu_IN"/>
-        </w:rPr>
-      </w:r>
-      <w:hyperlink r:id="rId74">
-        <w:r>
-          <w:rPr>
-            <w:lang w:val="gu_IN" w:bidi="gu_IN"/>
-          </w:rPr>
-          <w:rPr>
-            <w:color w:val="0000EE"/>
-            <w:u w:val="single"/>
-          </w:rPr>
-          <w:t>ઉત્પત્તિ 8:1–3</w:t>
-        </w:r>
-      </w:hyperlink>
-    </w:p>
-    <w:p>
-      <w:pPr>
-        <w:pStyle w:val="ListBullet"/>
-        <w:spacing w:line="240" w:lineRule="auto"/>
-        <w:ind w:left="720"/>
-      </w:pPr>
-      <w:r>
-        <w:rPr>
-          <w:lang w:val="gu_IN" w:bidi="gu_IN"/>
-        </w:rPr>
-      </w:r>
-      <w:hyperlink r:id="rId75">
-        <w:r>
-          <w:rPr>
-            <w:lang w:val="gu_IN" w:bidi="gu_IN"/>
-          </w:rPr>
-          <w:rPr>
-            <w:color w:val="0000EE"/>
-            <w:u w:val="single"/>
-          </w:rPr>
-          <w:t>ઉત્પત્તિ 24:12–14</w:t>
-        </w:r>
-      </w:hyperlink>
-    </w:p>
-    <w:p>
-      <w:pPr>
-        <w:pStyle w:val="ListBullet"/>
-        <w:spacing w:line="240" w:lineRule="auto"/>
-        <w:ind w:left="720"/>
-      </w:pPr>
-      <w:r>
-        <w:rPr>
-          <w:lang w:val="gu_IN" w:bidi="gu_IN"/>
-        </w:rPr>
-      </w:r>
-      <w:hyperlink r:id="rId76">
-        <w:r>
-          <w:rPr>
-            <w:lang w:val="gu_IN" w:bidi="gu_IN"/>
-          </w:rPr>
-          <w:rPr>
-            <w:color w:val="0000EE"/>
-            <w:u w:val="single"/>
-          </w:rPr>
-          <w:t>ઉત્પત્તિ 24:42–44</w:t>
-        </w:r>
-      </w:hyperlink>
-    </w:p>
-    <w:p>
-      <w:pPr>
-        <w:pStyle w:val="ListBullet"/>
-        <w:spacing w:line="240" w:lineRule="auto"/>
-        <w:ind w:left="720"/>
-      </w:pPr>
-      <w:r>
-        <w:rPr>
-          <w:lang w:val="gu_IN" w:bidi="gu_IN"/>
-        </w:rPr>
-      </w:r>
-      <w:hyperlink r:id="rId77">
-        <w:r>
-          <w:rPr>
-            <w:lang w:val="gu_IN" w:bidi="gu_IN"/>
-          </w:rPr>
-          <w:rPr>
-            <w:color w:val="0000EE"/>
-            <w:u w:val="single"/>
-          </w:rPr>
-          <w:t>યાકૂબ 3:11–12</w:t>
-        </w:r>
-      </w:hyperlink>
-    </w:p>
-    <w:p>
-      <w:pPr>
-        <w:pStyle w:val="Heading3"/>
-      </w:pPr>
-      <w:r>
-        <w:rPr>
-          <w:lang w:val="gu_IN" w:bidi="gu_IN"/>
-        </w:rPr>
-        <w:t>શબ્દ માહિતી:</w:t>
-      </w:r>
-    </w:p>
-    <w:p>
-      <w:pPr>
-        <w:pStyle w:val="ListBullet"/>
-        <w:spacing w:line="240" w:lineRule="auto"/>
-        <w:ind w:left="720"/>
-      </w:pPr>
-      <w:r>
-        <w:rPr>
-          <w:lang w:val="gu_IN" w:bidi="gu_IN"/>
-        </w:rPr>
-      </w:r>
-      <w:r>
-        <w:rPr>
-          <w:lang w:val="gu_IN" w:bidi="gu_IN"/>
-        </w:rPr>
-        <w:t>Strong's: H794, H953, H1530, H1543, H1876, H3222, H4002, H4161, H4456, H4599, H4726, H5033, H5869, H5927, H6524, H6779, H6780, H7823, H8444, H8666, G242, G305, G393, G985, G1530, G1816, G4077, G4855, G5453</w:t>
-      </w:r>
-      <w:r>
-        <w:rPr>
-          <w:lang w:val="gu_IN" w:bidi="gu_IN"/>
-        </w:rPr>
-      </w:r>
-      <w:r>
-        <w:rPr>
-          <w:lang w:val="gu_IN" w:bidi="gu_IN"/>
-        </w:rPr>
-      </w:r>
-    </w:p>
-    <w:p>
-      <w:pPr/>
-      <w:r>
-        <w:rPr>
-          <w:lang w:val="gu_IN" w:bidi="gu_IN"/>
-        </w:rPr>
-      </w:r>
-    </w:p>
-    <w:p>
-      <w:pPr>
-        <w:pStyle w:val="Heading2"/>
-      </w:pPr>
-      <w:r>
-        <w:rPr>
-          <w:lang w:val="gu_IN" w:bidi="gu_IN"/>
-        </w:rPr>
-        <w:t>ફ્રાત નદી, નદી</w:t>
-      </w:r>
-      <w:r>
-        <w:rPr>
-          <w:lang w:val="gu_IN" w:bidi="gu_IN"/>
-        </w:rPr>
-      </w:r>
-    </w:p>
-    <w:p>
-      <w:pPr>
-        <w:pStyle w:val="Heading3"/>
-      </w:pPr>
-      <w:r>
-        <w:rPr>
-          <w:lang w:val="gu_IN" w:bidi="gu_IN"/>
-        </w:rPr>
-        <w:t>સત્યો:</w:t>
-      </w:r>
-    </w:p>
-    <w:p>
-      <w:pPr/>
-      <w:r>
-        <w:rPr>
-          <w:lang w:val="gu_IN" w:bidi="gu_IN"/>
-        </w:rPr>
-      </w:r>
-      <w:r>
-        <w:rPr>
-          <w:lang w:val="gu_IN" w:bidi="gu_IN"/>
-        </w:rPr>
-        <w:t>ફ્રાત નદી એ ચાર નદીઓમાંની એક કે જે એદનના બાગમાંથી વહેતી હતી.</w:t>
-        <w:br/>
-      </w:r>
-      <w:r>
-        <w:rPr>
-          <w:lang w:val="gu_IN" w:bidi="gu_IN"/>
-        </w:rPr>
-        <w:t>તે નદીનો બાઈબલમાં સૌથી વધારે વાર ઉલ્લેખ કરવામાં આવ્યો છે.</w:t>
-      </w:r>
-    </w:p>
-    <w:p>
-      <w:pPr>
-        <w:pStyle w:val="ListBullet"/>
-        <w:spacing w:line="240" w:lineRule="auto"/>
-        <w:ind w:left="720"/>
-      </w:pPr>
-      <w:r>
-        <w:rPr>
-          <w:lang w:val="gu_IN" w:bidi="gu_IN"/>
-        </w:rPr>
-      </w:r>
-      <w:r>
-        <w:rPr>
-          <w:lang w:val="gu_IN" w:bidi="gu_IN"/>
-        </w:rPr>
-        <w:t>આધુનિક સમયની ઉફ્રેટીસ નામની નદી મધ્ય પૂર્વમાં આવેલી છે અને એશિયાની સૌથી લાંબી અને મહત્વપૂર્ણ નદી છે.</w:t>
-      </w:r>
-    </w:p>
-    <w:p>
-      <w:pPr>
-        <w:pStyle w:val="ListBullet"/>
-        <w:spacing w:line="240" w:lineRule="auto"/>
-        <w:ind w:left="720"/>
-      </w:pPr>
-      <w:r>
-        <w:rPr>
-          <w:lang w:val="gu_IN" w:bidi="gu_IN"/>
-        </w:rPr>
-      </w:r>
-      <w:r>
-        <w:rPr>
-          <w:lang w:val="gu_IN" w:bidi="gu_IN"/>
-        </w:rPr>
-        <w:t>હીદ્દેકેલ અને ફ્રાત બંને નદીઓ મેસોપોટેમીયાની જાણીતી જગ્યાની (પ્રદેશની) સરહદ બનાવે છે (બંને સરહદ પર આ નદીઓ આવેલી છે).</w:t>
-      </w:r>
-    </w:p>
-    <w:p>
-      <w:pPr>
-        <w:pStyle w:val="ListBullet"/>
-        <w:spacing w:line="240" w:lineRule="auto"/>
-        <w:ind w:left="720"/>
-      </w:pPr>
-      <w:r>
-        <w:rPr>
-          <w:lang w:val="gu_IN" w:bidi="gu_IN"/>
-        </w:rPr>
-      </w:r>
-      <w:r>
-        <w:rPr>
-          <w:lang w:val="gu_IN" w:bidi="gu_IN"/>
-        </w:rPr>
-        <w:t>જ્યાંથી ઈબ્રાહિમ આવ્યો હતો, તે ઉર નામનું પ્રાચીન શહેર ફ્રાત નદીના દ્વાર પર આવેલું હતું.</w:t>
-      </w:r>
-    </w:p>
-    <w:p>
-      <w:pPr>
-        <w:pStyle w:val="ListBullet"/>
-        <w:spacing w:line="240" w:lineRule="auto"/>
-        <w:ind w:left="720"/>
-      </w:pPr>
-      <w:r>
-        <w:rPr>
-          <w:lang w:val="gu_IN" w:bidi="gu_IN"/>
-        </w:rPr>
-      </w:r>
-      <w:r>
-        <w:rPr>
-          <w:lang w:val="gu_IN" w:bidi="gu_IN"/>
-        </w:rPr>
-        <w:t>આ નદીની સીમાઓમાંની એક હતી કે દેવે જે ભૂમિ ઈબ્રાહિમને આપવાનું વચન આપ્યું હતું (ઉત્પત્તિ 15:18).</w:t>
-      </w:r>
-    </w:p>
-    <w:p>
-      <w:pPr>
-        <w:pStyle w:val="ListBullet"/>
-        <w:spacing w:line="240" w:lineRule="auto"/>
-        <w:ind w:left="720"/>
-      </w:pPr>
-      <w:r>
-        <w:rPr>
-          <w:lang w:val="gu_IN" w:bidi="gu_IN"/>
-        </w:rPr>
-      </w:r>
-      <w:r>
-        <w:rPr>
-          <w:lang w:val="gu_IN" w:bidi="gu_IN"/>
-        </w:rPr>
-        <w:t>ક્યારેક ફ્રાત ફક્ત “નદી” કહેવાય છે.</w:t>
-      </w:r>
-    </w:p>
-    <w:p>
-      <w:pPr/>
-      <w:r>
-        <w:rPr>
-          <w:lang w:val="gu_IN" w:bidi="gu_IN"/>
-        </w:rPr>
-      </w:r>
-      <w:r>
-        <w:rPr>
-          <w:lang w:val="gu_IN" w:bidi="gu_IN"/>
-        </w:rPr>
-        <w:t xml:space="preserve">(ભાષાંતરના સૂચનો: </w:t>
-      </w:r>
-      <w:r>
-        <w:rPr>
-          <w:lang w:val="gu_IN" w:bidi="gu_IN"/>
-        </w:rPr>
-        <w:t>નામોનું ભાષાંતર કેવી રીતે કરવું</w:t>
-      </w:r>
-      <w:r>
-        <w:rPr>
-          <w:lang w:val="gu_IN" w:bidi="gu_IN"/>
-        </w:rPr>
-        <w:t>)</w:t>
-      </w:r>
-    </w:p>
-    <w:p>
-      <w:pPr>
-        <w:pStyle w:val="Heading3"/>
-      </w:pPr>
-      <w:r>
-        <w:rPr>
-          <w:lang w:val="gu_IN" w:bidi="gu_IN"/>
-        </w:rPr>
-        <w:t>બાઈબલની કલમો:</w:t>
-      </w:r>
-    </w:p>
-    <w:p>
-      <w:pPr>
-        <w:pStyle w:val="ListBullet"/>
-        <w:spacing w:line="240" w:lineRule="auto"/>
-        <w:ind w:left="720"/>
-      </w:pPr>
-      <w:r>
-        <w:rPr>
-          <w:lang w:val="gu_IN" w:bidi="gu_IN"/>
-        </w:rPr>
-      </w:r>
-      <w:hyperlink r:id="rId78">
-        <w:r>
-          <w:rPr>
-            <w:lang w:val="gu_IN" w:bidi="gu_IN"/>
-          </w:rPr>
-          <w:rPr>
-            <w:color w:val="0000EE"/>
-            <w:u w:val="single"/>
-          </w:rPr>
-          <w:t>1 કાળવૃતાંત 5:7–9</w:t>
-        </w:r>
-      </w:hyperlink>
-    </w:p>
-    <w:p>
-      <w:pPr>
-        <w:pStyle w:val="ListBullet"/>
-        <w:spacing w:line="240" w:lineRule="auto"/>
-        <w:ind w:left="720"/>
-      </w:pPr>
-      <w:r>
-        <w:rPr>
-          <w:lang w:val="gu_IN" w:bidi="gu_IN"/>
-        </w:rPr>
-      </w:r>
-      <w:hyperlink r:id="rId79">
-        <w:r>
-          <w:rPr>
-            <w:lang w:val="gu_IN" w:bidi="gu_IN"/>
-          </w:rPr>
-          <w:rPr>
-            <w:color w:val="0000EE"/>
-            <w:u w:val="single"/>
-          </w:rPr>
-          <w:t>2 કાળવૃતાંત 9:25–26</w:t>
-        </w:r>
-      </w:hyperlink>
-    </w:p>
-    <w:p>
-      <w:pPr>
-        <w:pStyle w:val="ListBullet"/>
-        <w:spacing w:line="240" w:lineRule="auto"/>
-        <w:ind w:left="720"/>
-      </w:pPr>
-      <w:r>
-        <w:rPr>
-          <w:lang w:val="gu_IN" w:bidi="gu_IN"/>
-        </w:rPr>
-      </w:r>
-      <w:hyperlink r:id="rId80">
-        <w:r>
-          <w:rPr>
-            <w:lang w:val="gu_IN" w:bidi="gu_IN"/>
-          </w:rPr>
-          <w:rPr>
-            <w:color w:val="0000EE"/>
-            <w:u w:val="single"/>
-          </w:rPr>
-          <w:t>નિર્ગમન 23:30–33</w:t>
-        </w:r>
-      </w:hyperlink>
-    </w:p>
-    <w:p>
-      <w:pPr>
-        <w:pStyle w:val="ListBullet"/>
-        <w:spacing w:line="240" w:lineRule="auto"/>
-        <w:ind w:left="720"/>
-      </w:pPr>
-      <w:r>
-        <w:rPr>
-          <w:lang w:val="gu_IN" w:bidi="gu_IN"/>
-        </w:rPr>
-      </w:r>
-      <w:hyperlink r:id="rId81">
-        <w:r>
-          <w:rPr>
-            <w:lang w:val="gu_IN" w:bidi="gu_IN"/>
-          </w:rPr>
-          <w:rPr>
-            <w:color w:val="0000EE"/>
-            <w:u w:val="single"/>
-          </w:rPr>
-          <w:t>ઉત્પત્તિ 2:13–14</w:t>
-        </w:r>
-      </w:hyperlink>
-    </w:p>
-    <w:p>
-      <w:pPr>
-        <w:pStyle w:val="ListBullet"/>
-        <w:spacing w:line="240" w:lineRule="auto"/>
-        <w:ind w:left="720"/>
-      </w:pPr>
-      <w:r>
-        <w:rPr>
-          <w:lang w:val="gu_IN" w:bidi="gu_IN"/>
-        </w:rPr>
-      </w:r>
-      <w:hyperlink r:id="rId82">
-        <w:r>
-          <w:rPr>
-            <w:lang w:val="gu_IN" w:bidi="gu_IN"/>
-          </w:rPr>
-          <w:rPr>
-            <w:color w:val="0000EE"/>
-            <w:u w:val="single"/>
-          </w:rPr>
-          <w:t>યશાયા 7:20–22</w:t>
-        </w:r>
-      </w:hyperlink>
-    </w:p>
-    <w:p>
-      <w:pPr>
-        <w:pStyle w:val="Heading3"/>
-      </w:pPr>
-      <w:r>
-        <w:rPr>
-          <w:lang w:val="gu_IN" w:bidi="gu_IN"/>
-        </w:rPr>
-        <w:t>શબ્દ માહિતી:</w:t>
-      </w:r>
-    </w:p>
-    <w:p>
-      <w:pPr>
-        <w:pStyle w:val="ListBullet"/>
-        <w:spacing w:line="240" w:lineRule="auto"/>
-        <w:ind w:left="720"/>
-      </w:pPr>
-      <w:r>
-        <w:rPr>
-          <w:lang w:val="gu_IN" w:bidi="gu_IN"/>
-        </w:rPr>
-      </w:r>
-      <w:r>
-        <w:rPr>
-          <w:lang w:val="gu_IN" w:bidi="gu_IN"/>
-        </w:rPr>
-        <w:t>Strong's: H5104, H6578, G2166</w:t>
+        <w:t>Strong's: H5707, H6030, H7650, H8267, G1965, G3144, G5571, G5575, G5576, G5577</w:t>
       </w:r>
       <w:r>
         <w:rPr>
